--- a/files/興達發電廠共同作業協議組織會議紀錄.docx
+++ b/files/興達發電廠共同作業協議組織會議紀錄.docx
@@ -8,7 +8,6 @@
         <w:jc w:val="center"/>
         <w:rPr>
           <w:rFonts w:ascii="標楷體" w:eastAsia="標楷體" w:hAnsi="標楷體"/>
-          <w:color w:val="000000" w:themeColor="text1"/>
           <w:sz w:val="20"/>
           <w:szCs w:val="20"/>
         </w:rPr>
@@ -17,7 +16,6 @@
         <w:rPr>
           <w:rFonts w:ascii="標楷體" w:eastAsia="標楷體" w:hAnsi="標楷體"/>
           <w:noProof/>
-          <w:color w:val="000000" w:themeColor="text1"/>
         </w:rPr>
         <mc:AlternateContent>
           <mc:Choice Requires="wps">
@@ -143,7 +141,6 @@
           <w:rFonts w:ascii="標楷體" w:eastAsia="標楷體" w:hAnsi="標楷體" w:cs="標楷體" w:hint="eastAsia"/>
           <w:b/>
           <w:bCs/>
-          <w:color w:val="000000" w:themeColor="text1"/>
           <w:sz w:val="36"/>
           <w:szCs w:val="36"/>
         </w:rPr>
@@ -192,7 +189,6 @@
               <w:jc w:val="center"/>
               <w:rPr>
                 <w:rFonts w:ascii="標楷體" w:eastAsia="標楷體" w:hAnsi="標楷體"/>
-                <w:color w:val="000000" w:themeColor="text1"/>
                 <w:sz w:val="28"/>
                 <w:szCs w:val="28"/>
               </w:rPr>
@@ -200,7 +196,6 @@
             <w:r>
               <w:rPr>
                 <w:rFonts w:ascii="標楷體" w:eastAsia="標楷體" w:hAnsi="標楷體" w:cs="標楷體" w:hint="eastAsia"/>
-                <w:color w:val="000000" w:themeColor="text1"/>
                 <w:sz w:val="28"/>
                 <w:szCs w:val="28"/>
               </w:rPr>
@@ -212,27 +207,23 @@
               <w:jc w:val="center"/>
               <w:rPr>
                 <w:rFonts w:ascii="標楷體" w:eastAsia="標楷體" w:hAnsi="標楷體"/>
-                <w:color w:val="000000" w:themeColor="text1"/>
               </w:rPr>
             </w:pPr>
             <w:r>
               <w:rPr>
                 <w:rFonts w:ascii="標楷體" w:eastAsia="標楷體" w:hAnsi="標楷體" w:cs="標楷體" w:hint="eastAsia"/>
-                <w:color w:val="000000" w:themeColor="text1"/>
               </w:rPr>
               <w:t>（廠長</w:t>
             </w:r>
             <w:r>
               <w:rPr>
                 <w:rFonts w:ascii="標楷體" w:eastAsia="標楷體" w:hAnsi="標楷體"/>
-                <w:color w:val="000000" w:themeColor="text1"/>
               </w:rPr>
               <w:t>/</w:t>
             </w:r>
             <w:r>
               <w:rPr>
                 <w:rFonts w:ascii="標楷體" w:eastAsia="標楷體" w:hAnsi="標楷體" w:cs="標楷體" w:hint="eastAsia"/>
-                <w:color w:val="000000" w:themeColor="text1"/>
               </w:rPr>
               <w:t>副廠長）</w:t>
             </w:r>
@@ -249,34 +240,29 @@
               <w:jc w:val="both"/>
               <w:rPr>
                 <w:rFonts w:ascii="標楷體" w:eastAsia="標楷體" w:hAnsi="標楷體"/>
-                <w:color w:val="000000" w:themeColor="text1"/>
-              </w:rPr>
-            </w:pPr>
-            <w:r>
-              <w:rPr>
-                <w:rFonts w:ascii="標楷體" w:eastAsia="標楷體" w:hAnsi="標楷體"/>
-                <w:color w:val="000000" w:themeColor="text1"/>
+              </w:rPr>
+            </w:pPr>
+            <w:r>
+              <w:rPr>
+                <w:rFonts w:ascii="標楷體" w:eastAsia="標楷體" w:hAnsi="標楷體"/>
               </w:rPr>
               <w:t>1.</w:t>
             </w:r>
             <w:r>
               <w:rPr>
                 <w:rFonts w:ascii="標楷體" w:eastAsia="標楷體" w:hAnsi="標楷體" w:cs="標楷體" w:hint="eastAsia"/>
-                <w:color w:val="000000" w:themeColor="text1"/>
               </w:rPr>
               <w:t>機組大修前安全衛生宣導會</w:t>
             </w:r>
             <w:r>
               <w:rPr>
                 <w:rFonts w:ascii="標楷體" w:eastAsia="標楷體" w:hAnsi="標楷體"/>
-                <w:color w:val="000000" w:themeColor="text1"/>
               </w:rPr>
               <w:t>/</w:t>
             </w:r>
             <w:r>
               <w:rPr>
                 <w:rFonts w:ascii="標楷體" w:eastAsia="標楷體" w:hAnsi="標楷體" w:cs="標楷體" w:hint="eastAsia"/>
-                <w:color w:val="000000" w:themeColor="text1"/>
               </w:rPr>
               <w:t>廠長召集</w:t>
             </w:r>
@@ -286,20 +272,17 @@
               <w:jc w:val="both"/>
               <w:rPr>
                 <w:rFonts w:ascii="標楷體" w:eastAsia="標楷體" w:hAnsi="標楷體"/>
-                <w:color w:val="000000" w:themeColor="text1"/>
-              </w:rPr>
-            </w:pPr>
-            <w:r>
-              <w:rPr>
-                <w:rFonts w:ascii="標楷體" w:eastAsia="標楷體" w:hAnsi="標楷體"/>
-                <w:color w:val="000000" w:themeColor="text1"/>
+              </w:rPr>
+            </w:pPr>
+            <w:r>
+              <w:rPr>
+                <w:rFonts w:ascii="標楷體" w:eastAsia="標楷體" w:hAnsi="標楷體"/>
               </w:rPr>
               <w:t>2.</w:t>
             </w:r>
             <w:r>
               <w:rPr>
                 <w:rFonts w:ascii="標楷體" w:eastAsia="標楷體" w:hAnsi="標楷體" w:cs="標楷體" w:hint="eastAsia"/>
-                <w:color w:val="000000" w:themeColor="text1"/>
                 <w:sz w:val="22"/>
                 <w:szCs w:val="22"/>
               </w:rPr>
@@ -308,7 +291,6 @@
             <w:r>
               <w:rPr>
                 <w:rFonts w:ascii="標楷體" w:eastAsia="標楷體" w:hAnsi="標楷體" w:hint="eastAsia"/>
-                <w:color w:val="000000" w:themeColor="text1"/>
                 <w:sz w:val="22"/>
                 <w:szCs w:val="22"/>
               </w:rPr>
@@ -317,7 +299,6 @@
             <w:r>
               <w:rPr>
                 <w:rFonts w:ascii="標楷體" w:eastAsia="標楷體" w:hAnsi="標楷體" w:cs="標楷體" w:hint="eastAsia"/>
-                <w:color w:val="000000" w:themeColor="text1"/>
                 <w:sz w:val="22"/>
                 <w:szCs w:val="22"/>
               </w:rPr>
@@ -326,7 +307,6 @@
             <w:r>
               <w:rPr>
                 <w:rFonts w:ascii="標楷體" w:eastAsia="標楷體" w:hAnsi="標楷體" w:cs="標楷體" w:hint="eastAsia"/>
-                <w:color w:val="000000" w:themeColor="text1"/>
                 <w:sz w:val="22"/>
                 <w:szCs w:val="22"/>
               </w:rPr>
@@ -335,7 +315,6 @@
             <w:r>
               <w:rPr>
                 <w:rFonts w:ascii="標楷體" w:eastAsia="標楷體" w:hAnsi="標楷體"/>
-                <w:color w:val="000000" w:themeColor="text1"/>
                 <w:sz w:val="22"/>
                 <w:szCs w:val="22"/>
               </w:rPr>
@@ -344,7 +323,6 @@
             <w:r>
               <w:rPr>
                 <w:rFonts w:ascii="標楷體" w:eastAsia="標楷體" w:hAnsi="標楷體" w:cs="標楷體" w:hint="eastAsia"/>
-                <w:color w:val="000000" w:themeColor="text1"/>
                 <w:sz w:val="22"/>
                 <w:szCs w:val="22"/>
               </w:rPr>
@@ -353,7 +331,6 @@
             <w:r>
               <w:rPr>
                 <w:rFonts w:ascii="標楷體" w:eastAsia="標楷體" w:hAnsi="標楷體"/>
-                <w:color w:val="000000" w:themeColor="text1"/>
                 <w:sz w:val="22"/>
                 <w:szCs w:val="22"/>
               </w:rPr>
@@ -362,7 +339,6 @@
             <w:r>
               <w:rPr>
                 <w:rFonts w:ascii="標楷體" w:eastAsia="標楷體" w:hAnsi="標楷體" w:cs="標楷體" w:hint="eastAsia"/>
-                <w:color w:val="000000" w:themeColor="text1"/>
                 <w:sz w:val="22"/>
                 <w:szCs w:val="22"/>
               </w:rPr>
@@ -371,7 +347,6 @@
             <w:r>
               <w:rPr>
                 <w:rFonts w:ascii="標楷體" w:eastAsia="標楷體" w:hAnsi="標楷體" w:hint="eastAsia"/>
-                <w:color w:val="000000" w:themeColor="text1"/>
                 <w:sz w:val="22"/>
                 <w:szCs w:val="22"/>
               </w:rPr>
@@ -380,7 +355,6 @@
             <w:r>
               <w:rPr>
                 <w:rFonts w:ascii="標楷體" w:eastAsia="標楷體" w:hAnsi="標楷體" w:cs="標楷體" w:hint="eastAsia"/>
-                <w:color w:val="000000" w:themeColor="text1"/>
                 <w:sz w:val="22"/>
                 <w:szCs w:val="22"/>
               </w:rPr>
@@ -389,7 +363,6 @@
             <w:r>
               <w:rPr>
                 <w:rFonts w:ascii="標楷體" w:eastAsia="標楷體" w:hAnsi="標楷體" w:cs="標楷體" w:hint="eastAsia"/>
-                <w:color w:val="000000" w:themeColor="text1"/>
                 <w:sz w:val="22"/>
                 <w:szCs w:val="22"/>
               </w:rPr>
@@ -413,7 +386,6 @@
               <w:jc w:val="center"/>
               <w:rPr>
                 <w:rFonts w:ascii="標楷體" w:eastAsia="標楷體" w:hAnsi="標楷體" w:cs="標楷體"/>
-                <w:color w:val="000000" w:themeColor="text1"/>
                 <w:sz w:val="28"/>
                 <w:szCs w:val="28"/>
               </w:rPr>
@@ -421,7 +393,6 @@
             <w:r>
               <w:rPr>
                 <w:rFonts w:ascii="標楷體" w:eastAsia="標楷體" w:hAnsi="標楷體" w:cs="標楷體" w:hint="eastAsia"/>
-                <w:color w:val="000000" w:themeColor="text1"/>
                 <w:sz w:val="28"/>
                 <w:szCs w:val="28"/>
               </w:rPr>
@@ -433,13 +404,11 @@
               <w:jc w:val="center"/>
               <w:rPr>
                 <w:rFonts w:ascii="標楷體" w:eastAsia="標楷體" w:hAnsi="標楷體"/>
-                <w:color w:val="000000" w:themeColor="text1"/>
               </w:rPr>
             </w:pPr>
             <w:r>
               <w:rPr>
                 <w:rFonts w:ascii="標楷體" w:eastAsia="標楷體" w:hAnsi="標楷體" w:cs="標楷體" w:hint="eastAsia"/>
-                <w:color w:val="000000" w:themeColor="text1"/>
               </w:rPr>
               <w:t>（如經理）</w:t>
             </w:r>
@@ -456,20 +425,17 @@
               <w:jc w:val="right"/>
               <w:rPr>
                 <w:rFonts w:ascii="標楷體" w:eastAsia="標楷體" w:hAnsi="標楷體"/>
-                <w:color w:val="000000" w:themeColor="text1"/>
               </w:rPr>
             </w:pPr>
             <w:r>
               <w:rPr>
                 <w:rFonts w:ascii="標楷體" w:eastAsia="標楷體" w:hAnsi="標楷體" w:hint="eastAsia"/>
-                <w:color w:val="000000" w:themeColor="text1"/>
               </w:rPr>
               <w:t>(簽名</w:t>
             </w:r>
             <w:r>
               <w:rPr>
                 <w:rFonts w:ascii="標楷體" w:eastAsia="標楷體" w:hAnsi="標楷體"/>
-                <w:color w:val="000000" w:themeColor="text1"/>
               </w:rPr>
               <w:t>)</w:t>
             </w:r>
@@ -491,7 +457,6 @@
               <w:jc w:val="center"/>
               <w:rPr>
                 <w:rFonts w:ascii="標楷體" w:eastAsia="標楷體" w:hAnsi="標楷體" w:cs="標楷體"/>
-                <w:color w:val="000000" w:themeColor="text1"/>
                 <w:sz w:val="28"/>
                 <w:szCs w:val="28"/>
               </w:rPr>
@@ -499,7 +464,6 @@
             <w:r>
               <w:rPr>
                 <w:rFonts w:ascii="標楷體" w:eastAsia="標楷體" w:hAnsi="標楷體" w:cs="標楷體" w:hint="eastAsia"/>
-                <w:color w:val="000000" w:themeColor="text1"/>
                 <w:sz w:val="28"/>
                 <w:szCs w:val="28"/>
               </w:rPr>
@@ -511,20 +475,17 @@
               <w:jc w:val="center"/>
               <w:rPr>
                 <w:rFonts w:ascii="標楷體" w:eastAsia="標楷體" w:hAnsi="標楷體"/>
-                <w:color w:val="000000" w:themeColor="text1"/>
-              </w:rPr>
-            </w:pPr>
-            <w:r>
-              <w:rPr>
-                <w:rFonts w:ascii="標楷體" w:eastAsia="標楷體" w:hAnsi="標楷體"/>
-                <w:color w:val="000000" w:themeColor="text1"/>
+              </w:rPr>
+            </w:pPr>
+            <w:r>
+              <w:rPr>
+                <w:rFonts w:ascii="標楷體" w:eastAsia="標楷體" w:hAnsi="標楷體"/>
               </w:rPr>
               <w:t>(</w:t>
             </w:r>
             <w:r>
               <w:rPr>
                 <w:rFonts w:ascii="標楷體" w:eastAsia="標楷體" w:hAnsi="標楷體" w:hint="eastAsia"/>
-                <w:color w:val="000000" w:themeColor="text1"/>
                 <w:lang w:eastAsia="zh-HK"/>
               </w:rPr>
               <w:t>廠內：課長</w:t>
@@ -532,7 +493,6 @@
             <w:r>
               <w:rPr>
                 <w:rFonts w:ascii="標楷體" w:eastAsia="標楷體" w:hAnsi="標楷體"/>
-                <w:color w:val="000000" w:themeColor="text1"/>
               </w:rPr>
               <w:t>)</w:t>
             </w:r>
@@ -542,7 +502,6 @@
               <w:jc w:val="center"/>
               <w:rPr>
                 <w:rFonts w:ascii="標楷體" w:eastAsia="標楷體" w:hAnsi="標楷體"/>
-                <w:color w:val="000000" w:themeColor="text1"/>
                 <w:sz w:val="28"/>
                 <w:szCs w:val="28"/>
               </w:rPr>
@@ -550,7 +509,6 @@
             <w:r>
               <w:rPr>
                 <w:rFonts w:ascii="標楷體" w:eastAsia="標楷體" w:hAnsi="標楷體"/>
-                <w:color w:val="000000" w:themeColor="text1"/>
                 <w:sz w:val="20"/>
               </w:rPr>
               <w:t>(</w:t>
@@ -558,7 +516,6 @@
             <w:r>
               <w:rPr>
                 <w:rFonts w:ascii="標楷體" w:eastAsia="標楷體" w:hAnsi="標楷體" w:hint="eastAsia"/>
-                <w:color w:val="000000" w:themeColor="text1"/>
                 <w:sz w:val="20"/>
                 <w:lang w:eastAsia="zh-HK"/>
               </w:rPr>
@@ -567,7 +524,6 @@
             <w:r>
               <w:rPr>
                 <w:rFonts w:ascii="標楷體" w:eastAsia="標楷體" w:hAnsi="標楷體"/>
-                <w:color w:val="000000" w:themeColor="text1"/>
                 <w:sz w:val="20"/>
                 <w:lang w:eastAsia="zh-HK"/>
               </w:rPr>
@@ -586,7 +542,6 @@
               <w:jc w:val="right"/>
               <w:rPr>
                 <w:rFonts w:ascii="標楷體" w:eastAsia="標楷體" w:hAnsi="標楷體"/>
-                <w:color w:val="000000" w:themeColor="text1"/>
                 <w:sz w:val="20"/>
                 <w:szCs w:val="20"/>
               </w:rPr>
@@ -594,14 +549,12 @@
             <w:r>
               <w:rPr>
                 <w:rFonts w:ascii="標楷體" w:eastAsia="標楷體" w:hAnsi="標楷體" w:hint="eastAsia"/>
-                <w:color w:val="000000" w:themeColor="text1"/>
               </w:rPr>
               <w:t>(簽名</w:t>
             </w:r>
             <w:r>
               <w:rPr>
                 <w:rFonts w:ascii="標楷體" w:eastAsia="標楷體" w:hAnsi="標楷體"/>
-                <w:color w:val="000000" w:themeColor="text1"/>
               </w:rPr>
               <w:t>)</w:t>
             </w:r>
@@ -623,7 +576,6 @@
               <w:jc w:val="center"/>
               <w:rPr>
                 <w:rFonts w:ascii="標楷體" w:eastAsia="標楷體" w:hAnsi="標楷體"/>
-                <w:color w:val="000000" w:themeColor="text1"/>
                 <w:sz w:val="28"/>
                 <w:szCs w:val="28"/>
               </w:rPr>
@@ -631,7 +583,6 @@
             <w:r>
               <w:rPr>
                 <w:rFonts w:ascii="標楷體" w:eastAsia="標楷體" w:hAnsi="標楷體" w:cs="標楷體" w:hint="eastAsia"/>
-                <w:color w:val="000000" w:themeColor="text1"/>
                 <w:sz w:val="28"/>
                 <w:szCs w:val="28"/>
               </w:rPr>
@@ -649,7 +600,6 @@
             <w:pPr>
               <w:rPr>
                 <w:rFonts w:ascii="標楷體" w:eastAsia="標楷體" w:hAnsi="標楷體"/>
-                <w:color w:val="000000" w:themeColor="text1"/>
                 <w:sz w:val="28"/>
                 <w:szCs w:val="28"/>
               </w:rPr>
@@ -675,7 +625,6 @@
               <w:jc w:val="center"/>
               <w:rPr>
                 <w:rFonts w:ascii="標楷體" w:eastAsia="標楷體" w:hAnsi="標楷體"/>
-                <w:color w:val="000000" w:themeColor="text1"/>
                 <w:sz w:val="28"/>
                 <w:szCs w:val="28"/>
               </w:rPr>
@@ -683,7 +632,6 @@
             <w:r>
               <w:rPr>
                 <w:rFonts w:ascii="標楷體" w:eastAsia="標楷體" w:hAnsi="標楷體" w:cs="標楷體" w:hint="eastAsia"/>
-                <w:color w:val="000000" w:themeColor="text1"/>
                 <w:sz w:val="28"/>
                 <w:szCs w:val="28"/>
               </w:rPr>
@@ -705,7 +653,6 @@
               <w:ind w:firstLineChars="200" w:firstLine="560"/>
               <w:rPr>
                 <w:rFonts w:ascii="標楷體" w:eastAsia="標楷體" w:hAnsi="標楷體"/>
-                <w:color w:val="000000" w:themeColor="text1"/>
                 <w:sz w:val="28"/>
                 <w:szCs w:val="28"/>
               </w:rPr>
@@ -713,7 +660,6 @@
             <w:r>
               <w:rPr>
                 <w:rFonts w:ascii="標楷體" w:eastAsia="標楷體" w:hAnsi="標楷體" w:cs="標楷體" w:hint="eastAsia"/>
-                <w:color w:val="000000" w:themeColor="text1"/>
                 <w:sz w:val="28"/>
                 <w:szCs w:val="28"/>
               </w:rPr>
@@ -722,7 +668,6 @@
             <w:r>
               <w:rPr>
                 <w:rFonts w:ascii="標楷體" w:eastAsia="標楷體" w:hAnsi="標楷體" w:cs="標楷體" w:hint="eastAsia"/>
-                <w:color w:val="000000" w:themeColor="text1"/>
                 <w:sz w:val="28"/>
                 <w:szCs w:val="28"/>
               </w:rPr>
@@ -731,7 +676,6 @@
             <w:r>
               <w:rPr>
                 <w:rFonts w:ascii="標楷體" w:eastAsia="標楷體" w:hAnsi="標楷體"/>
-                <w:color w:val="000000" w:themeColor="text1"/>
                 <w:sz w:val="28"/>
                 <w:szCs w:val="28"/>
               </w:rPr>
@@ -740,7 +684,6 @@
             <w:r>
               <w:rPr>
                 <w:rFonts w:ascii="標楷體" w:eastAsia="標楷體" w:hAnsi="標楷體"/>
-                <w:color w:val="000000" w:themeColor="text1"/>
                 <w:sz w:val="28"/>
                 <w:szCs w:val="28"/>
               </w:rPr>
@@ -749,7 +692,6 @@
             <w:r>
               <w:rPr>
                 <w:rFonts w:ascii="標楷體" w:eastAsia="標楷體" w:hAnsi="標楷體"/>
-                <w:color w:val="000000" w:themeColor="text1"/>
                 <w:sz w:val="28"/>
                 <w:szCs w:val="28"/>
               </w:rPr>
@@ -758,7 +700,6 @@
             <w:r>
               <w:rPr>
                 <w:rFonts w:ascii="標楷體" w:eastAsia="標楷體" w:hAnsi="標楷體" w:cs="標楷體" w:hint="eastAsia"/>
-                <w:color w:val="000000" w:themeColor="text1"/>
                 <w:sz w:val="28"/>
                 <w:szCs w:val="28"/>
               </w:rPr>
@@ -767,7 +708,6 @@
             <w:r>
               <w:rPr>
                 <w:rFonts w:ascii="標楷體" w:eastAsia="標楷體" w:hAnsi="標楷體"/>
-                <w:color w:val="000000" w:themeColor="text1"/>
                 <w:sz w:val="28"/>
                 <w:szCs w:val="28"/>
               </w:rPr>
@@ -776,7 +716,6 @@
             <w:r>
               <w:rPr>
                 <w:rFonts w:ascii="標楷體" w:eastAsia="標楷體" w:hAnsi="標楷體"/>
-                <w:color w:val="000000" w:themeColor="text1"/>
                 <w:sz w:val="28"/>
                 <w:szCs w:val="28"/>
               </w:rPr>
@@ -785,7 +724,6 @@
             <w:r>
               <w:rPr>
                 <w:rFonts w:ascii="標楷體" w:eastAsia="標楷體" w:hAnsi="標楷體" w:cs="標楷體" w:hint="eastAsia"/>
-                <w:color w:val="000000" w:themeColor="text1"/>
                 <w:sz w:val="28"/>
                 <w:szCs w:val="28"/>
               </w:rPr>
@@ -794,7 +732,6 @@
             <w:r>
               <w:rPr>
                 <w:rFonts w:ascii="標楷體" w:eastAsia="標楷體" w:hAnsi="標楷體" w:cs="標楷體" w:hint="eastAsia"/>
-                <w:color w:val="000000" w:themeColor="text1"/>
                 <w:sz w:val="28"/>
                 <w:szCs w:val="28"/>
               </w:rPr>
@@ -803,7 +740,6 @@
             <w:r>
               <w:rPr>
                 <w:rFonts w:ascii="標楷體" w:eastAsia="標楷體" w:hAnsi="標楷體" w:cs="標楷體" w:hint="eastAsia"/>
-                <w:color w:val="000000" w:themeColor="text1"/>
                 <w:sz w:val="28"/>
                 <w:szCs w:val="28"/>
               </w:rPr>
@@ -812,7 +748,6 @@
             <w:r>
               <w:rPr>
                 <w:rFonts w:ascii="標楷體" w:eastAsia="標楷體" w:hAnsi="標楷體"/>
-                <w:color w:val="000000" w:themeColor="text1"/>
                 <w:sz w:val="28"/>
                 <w:szCs w:val="28"/>
               </w:rPr>
@@ -821,7 +756,6 @@
             <w:r>
               <w:rPr>
                 <w:rFonts w:ascii="標楷體" w:eastAsia="標楷體" w:hAnsi="標楷體"/>
-                <w:color w:val="000000" w:themeColor="text1"/>
                 <w:sz w:val="28"/>
                 <w:szCs w:val="28"/>
               </w:rPr>
@@ -830,7 +764,6 @@
             <w:r>
               <w:rPr>
                 <w:rFonts w:ascii="標楷體" w:eastAsia="標楷體" w:hAnsi="標楷體"/>
-                <w:color w:val="000000" w:themeColor="text1"/>
                 <w:sz w:val="28"/>
                 <w:szCs w:val="28"/>
               </w:rPr>
@@ -839,7 +772,6 @@
             <w:r>
               <w:rPr>
                 <w:rFonts w:ascii="標楷體" w:eastAsia="標楷體" w:hAnsi="標楷體" w:cs="標楷體" w:hint="eastAsia"/>
-                <w:color w:val="000000" w:themeColor="text1"/>
                 <w:sz w:val="28"/>
                 <w:szCs w:val="28"/>
               </w:rPr>
@@ -848,7 +780,6 @@
             <w:r>
               <w:rPr>
                 <w:rFonts w:ascii="標楷體" w:eastAsia="標楷體" w:hAnsi="標楷體"/>
-                <w:color w:val="000000" w:themeColor="text1"/>
                 <w:sz w:val="28"/>
                 <w:szCs w:val="28"/>
               </w:rPr>
@@ -857,7 +788,6 @@
             <w:r>
               <w:rPr>
                 <w:rFonts w:ascii="標楷體" w:eastAsia="標楷體" w:hAnsi="標楷體"/>
-                <w:color w:val="000000" w:themeColor="text1"/>
                 <w:sz w:val="28"/>
                 <w:szCs w:val="28"/>
               </w:rPr>
@@ -866,7 +796,6 @@
             <w:r>
               <w:rPr>
                 <w:rFonts w:ascii="標楷體" w:eastAsia="標楷體" w:hAnsi="標楷體" w:cs="標楷體" w:hint="eastAsia"/>
-                <w:color w:val="000000" w:themeColor="text1"/>
                 <w:sz w:val="28"/>
                 <w:szCs w:val="28"/>
               </w:rPr>
@@ -875,7 +804,6 @@
             <w:r>
               <w:rPr>
                 <w:rFonts w:ascii="標楷體" w:eastAsia="標楷體" w:hAnsi="標楷體"/>
-                <w:color w:val="000000" w:themeColor="text1"/>
                 <w:sz w:val="28"/>
                 <w:szCs w:val="28"/>
               </w:rPr>
@@ -884,7 +812,6 @@
             <w:r>
               <w:rPr>
                 <w:rFonts w:ascii="標楷體" w:eastAsia="標楷體" w:hAnsi="標楷體"/>
-                <w:color w:val="000000" w:themeColor="text1"/>
                 <w:sz w:val="28"/>
                 <w:szCs w:val="28"/>
               </w:rPr>
@@ -893,7 +820,6 @@
             <w:r>
               <w:rPr>
                 <w:rFonts w:ascii="標楷體" w:eastAsia="標楷體" w:hAnsi="標楷體"/>
-                <w:color w:val="000000" w:themeColor="text1"/>
                 <w:sz w:val="28"/>
                 <w:szCs w:val="28"/>
               </w:rPr>
@@ -902,7 +828,6 @@
             <w:r>
               <w:rPr>
                 <w:rFonts w:ascii="標楷體" w:eastAsia="標楷體" w:hAnsi="標楷體" w:cs="標楷體" w:hint="eastAsia"/>
-                <w:color w:val="000000" w:themeColor="text1"/>
                 <w:sz w:val="28"/>
                 <w:szCs w:val="28"/>
               </w:rPr>
@@ -926,7 +851,6 @@
               <w:jc w:val="center"/>
               <w:rPr>
                 <w:rFonts w:ascii="標楷體" w:eastAsia="標楷體" w:hAnsi="標楷體"/>
-                <w:color w:val="000000" w:themeColor="text1"/>
                 <w:sz w:val="28"/>
                 <w:szCs w:val="28"/>
               </w:rPr>
@@ -934,7 +858,6 @@
             <w:r>
               <w:rPr>
                 <w:rFonts w:ascii="標楷體" w:eastAsia="標楷體" w:hAnsi="標楷體" w:cs="標楷體" w:hint="eastAsia"/>
-                <w:color w:val="000000" w:themeColor="text1"/>
                 <w:sz w:val="28"/>
                 <w:szCs w:val="28"/>
               </w:rPr>
@@ -951,7 +874,6 @@
             <w:pPr>
               <w:rPr>
                 <w:rFonts w:ascii="標楷體" w:eastAsia="標楷體" w:hAnsi="標楷體"/>
-                <w:color w:val="000000" w:themeColor="text1"/>
                 <w:sz w:val="28"/>
                 <w:szCs w:val="28"/>
               </w:rPr>
@@ -967,7 +889,6 @@
             <w:pPr>
               <w:rPr>
                 <w:rFonts w:ascii="標楷體" w:eastAsia="標楷體" w:hAnsi="標楷體"/>
-                <w:color w:val="000000" w:themeColor="text1"/>
                 <w:sz w:val="28"/>
                 <w:szCs w:val="28"/>
               </w:rPr>
@@ -975,7 +896,6 @@
             <w:r>
               <w:rPr>
                 <w:rFonts w:ascii="標楷體" w:eastAsia="標楷體" w:hAnsi="標楷體" w:cs="標楷體" w:hint="eastAsia"/>
-                <w:color w:val="000000" w:themeColor="text1"/>
                 <w:sz w:val="28"/>
                 <w:szCs w:val="28"/>
               </w:rPr>
@@ -992,7 +912,6 @@
             <w:pPr>
               <w:rPr>
                 <w:rFonts w:ascii="標楷體" w:eastAsia="標楷體" w:hAnsi="標楷體"/>
-                <w:color w:val="000000" w:themeColor="text1"/>
                 <w:sz w:val="28"/>
                 <w:szCs w:val="28"/>
               </w:rPr>
@@ -1008,7 +927,6 @@
             <w:pPr>
               <w:rPr>
                 <w:rFonts w:ascii="標楷體" w:eastAsia="標楷體" w:hAnsi="標楷體"/>
-                <w:color w:val="000000" w:themeColor="text1"/>
                 <w:sz w:val="28"/>
                 <w:szCs w:val="28"/>
               </w:rPr>
@@ -1016,7 +934,6 @@
             <w:r>
               <w:rPr>
                 <w:rFonts w:ascii="標楷體" w:eastAsia="標楷體" w:hAnsi="標楷體" w:cs="標楷體" w:hint="eastAsia"/>
-                <w:color w:val="000000" w:themeColor="text1"/>
                 <w:sz w:val="28"/>
                 <w:szCs w:val="28"/>
               </w:rPr>
@@ -1033,7 +950,6 @@
             <w:pPr>
               <w:rPr>
                 <w:rFonts w:ascii="標楷體" w:eastAsia="標楷體" w:hAnsi="標楷體"/>
-                <w:color w:val="000000" w:themeColor="text1"/>
                 <w:sz w:val="28"/>
                 <w:szCs w:val="28"/>
               </w:rPr>
@@ -1049,7 +965,6 @@
           <w:rFonts w:ascii="標楷體" w:eastAsia="標楷體" w:hAnsi="標楷體"/>
           <w:b/>
           <w:bCs/>
-          <w:color w:val="000000" w:themeColor="text1"/>
           <w:sz w:val="32"/>
           <w:szCs w:val="32"/>
         </w:rPr>
@@ -1059,7 +974,6 @@
           <w:rFonts w:ascii="標楷體" w:eastAsia="標楷體" w:hAnsi="標楷體" w:cs="標楷體" w:hint="eastAsia"/>
           <w:b/>
           <w:bCs/>
-          <w:color w:val="000000" w:themeColor="text1"/>
           <w:sz w:val="32"/>
           <w:szCs w:val="32"/>
         </w:rPr>
@@ -1106,7 +1020,6 @@
                 <w:rFonts w:ascii="標楷體" w:eastAsia="標楷體" w:hAnsi="標楷體"/>
                 <w:b/>
                 <w:bCs/>
-                <w:color w:val="000000" w:themeColor="text1"/>
                 <w:sz w:val="28"/>
                 <w:szCs w:val="28"/>
               </w:rPr>
@@ -1123,7 +1036,6 @@
                 <w:rFonts w:ascii="標楷體" w:eastAsia="標楷體" w:hAnsi="標楷體"/>
                 <w:b/>
                 <w:bCs/>
-                <w:color w:val="000000" w:themeColor="text1"/>
                 <w:sz w:val="28"/>
                 <w:szCs w:val="28"/>
               </w:rPr>
@@ -1140,7 +1052,6 @@
                 <w:rFonts w:ascii="標楷體" w:eastAsia="標楷體" w:hAnsi="標楷體"/>
                 <w:b/>
                 <w:bCs/>
-                <w:color w:val="000000" w:themeColor="text1"/>
                 <w:sz w:val="28"/>
                 <w:szCs w:val="28"/>
               </w:rPr>
@@ -1157,7 +1068,6 @@
                 <w:rFonts w:ascii="標楷體" w:eastAsia="標楷體" w:hAnsi="標楷體"/>
                 <w:b/>
                 <w:bCs/>
-                <w:color w:val="000000" w:themeColor="text1"/>
                 <w:sz w:val="28"/>
                 <w:szCs w:val="28"/>
               </w:rPr>
@@ -1174,7 +1084,6 @@
                 <w:rFonts w:ascii="標楷體" w:eastAsia="標楷體" w:hAnsi="標楷體"/>
                 <w:b/>
                 <w:bCs/>
-                <w:color w:val="000000" w:themeColor="text1"/>
                 <w:sz w:val="28"/>
                 <w:szCs w:val="28"/>
               </w:rPr>
@@ -1196,7 +1105,6 @@
                 <w:rFonts w:ascii="標楷體" w:eastAsia="標楷體" w:hAnsi="標楷體"/>
                 <w:b/>
                 <w:bCs/>
-                <w:color w:val="000000" w:themeColor="text1"/>
                 <w:sz w:val="28"/>
                 <w:szCs w:val="28"/>
               </w:rPr>
@@ -1213,7 +1121,6 @@
                 <w:rFonts w:ascii="標楷體" w:eastAsia="標楷體" w:hAnsi="標楷體"/>
                 <w:b/>
                 <w:bCs/>
-                <w:color w:val="000000" w:themeColor="text1"/>
                 <w:sz w:val="28"/>
                 <w:szCs w:val="28"/>
               </w:rPr>
@@ -1230,7 +1137,6 @@
                 <w:rFonts w:ascii="標楷體" w:eastAsia="標楷體" w:hAnsi="標楷體"/>
                 <w:b/>
                 <w:bCs/>
-                <w:color w:val="000000" w:themeColor="text1"/>
                 <w:sz w:val="28"/>
                 <w:szCs w:val="28"/>
               </w:rPr>
@@ -1247,7 +1153,6 @@
                 <w:rFonts w:ascii="標楷體" w:eastAsia="標楷體" w:hAnsi="標楷體"/>
                 <w:b/>
                 <w:bCs/>
-                <w:color w:val="000000" w:themeColor="text1"/>
                 <w:sz w:val="28"/>
                 <w:szCs w:val="28"/>
               </w:rPr>
@@ -1264,7 +1169,6 @@
                 <w:rFonts w:ascii="標楷體" w:eastAsia="標楷體" w:hAnsi="標楷體"/>
                 <w:b/>
                 <w:bCs/>
-                <w:color w:val="000000" w:themeColor="text1"/>
                 <w:sz w:val="28"/>
                 <w:szCs w:val="28"/>
               </w:rPr>
@@ -1280,7 +1184,6 @@
           <w:rFonts w:ascii="標楷體" w:eastAsia="標楷體" w:hAnsi="標楷體"/>
           <w:b/>
           <w:bCs/>
-          <w:color w:val="000000" w:themeColor="text1"/>
           <w:sz w:val="32"/>
           <w:szCs w:val="32"/>
         </w:rPr>
@@ -1290,7 +1193,6 @@
           <w:rFonts w:ascii="標楷體" w:eastAsia="標楷體" w:hAnsi="標楷體" w:cs="標楷體" w:hint="eastAsia"/>
           <w:b/>
           <w:bCs/>
-          <w:color w:val="000000" w:themeColor="text1"/>
           <w:sz w:val="32"/>
           <w:szCs w:val="32"/>
         </w:rPr>
@@ -1301,7 +1203,6 @@
           <w:rFonts w:ascii="標楷體" w:eastAsia="標楷體" w:hAnsi="標楷體" w:cs="標楷體" w:hint="eastAsia"/>
           <w:b/>
           <w:bCs/>
-          <w:color w:val="000000" w:themeColor="text1"/>
           <w:sz w:val="32"/>
           <w:szCs w:val="32"/>
         </w:rPr>
@@ -1313,7 +1214,6 @@
           <w:rFonts w:ascii="標楷體" w:eastAsia="標楷體" w:hAnsi="標楷體" w:cs="標楷體" w:hint="eastAsia"/>
           <w:b/>
           <w:bCs/>
-          <w:color w:val="000000" w:themeColor="text1"/>
           <w:sz w:val="32"/>
           <w:szCs w:val="32"/>
         </w:rPr>
@@ -1325,7 +1225,6 @@
           <w:rFonts w:ascii="標楷體" w:eastAsia="標楷體" w:hAnsi="標楷體" w:cs="標楷體" w:hint="eastAsia"/>
           <w:b/>
           <w:bCs/>
-          <w:color w:val="000000" w:themeColor="text1"/>
           <w:sz w:val="32"/>
           <w:szCs w:val="32"/>
           <w:lang w:eastAsia="zh-HK"/>
@@ -1337,7 +1236,6 @@
           <w:rFonts w:ascii="標楷體" w:eastAsia="標楷體" w:hAnsi="標楷體" w:cs="標楷體" w:hint="eastAsia"/>
           <w:b/>
           <w:bCs/>
-          <w:color w:val="000000" w:themeColor="text1"/>
           <w:sz w:val="32"/>
           <w:szCs w:val="32"/>
         </w:rPr>
@@ -1384,7 +1282,6 @@
                 <w:rFonts w:ascii="標楷體" w:eastAsia="標楷體" w:hAnsi="標楷體"/>
                 <w:b/>
                 <w:bCs/>
-                <w:color w:val="000000" w:themeColor="text1"/>
                 <w:sz w:val="28"/>
                 <w:szCs w:val="28"/>
               </w:rPr>
@@ -1401,7 +1298,6 @@
                 <w:rFonts w:ascii="標楷體" w:eastAsia="標楷體" w:hAnsi="標楷體"/>
                 <w:b/>
                 <w:bCs/>
-                <w:color w:val="000000" w:themeColor="text1"/>
                 <w:sz w:val="28"/>
                 <w:szCs w:val="28"/>
               </w:rPr>
@@ -1418,7 +1314,6 @@
                 <w:rFonts w:ascii="標楷體" w:eastAsia="標楷體" w:hAnsi="標楷體"/>
                 <w:b/>
                 <w:bCs/>
-                <w:color w:val="000000" w:themeColor="text1"/>
                 <w:sz w:val="28"/>
                 <w:szCs w:val="28"/>
               </w:rPr>
@@ -1435,7 +1330,6 @@
                 <w:rFonts w:ascii="標楷體" w:eastAsia="標楷體" w:hAnsi="標楷體"/>
                 <w:b/>
                 <w:bCs/>
-                <w:color w:val="000000" w:themeColor="text1"/>
                 <w:sz w:val="28"/>
                 <w:szCs w:val="28"/>
               </w:rPr>
@@ -1452,7 +1346,6 @@
                 <w:rFonts w:ascii="標楷體" w:eastAsia="標楷體" w:hAnsi="標楷體"/>
                 <w:b/>
                 <w:bCs/>
-                <w:color w:val="000000" w:themeColor="text1"/>
                 <w:sz w:val="28"/>
                 <w:szCs w:val="28"/>
               </w:rPr>
@@ -1474,7 +1367,6 @@
                 <w:rFonts w:ascii="標楷體" w:eastAsia="標楷體" w:hAnsi="標楷體"/>
                 <w:b/>
                 <w:bCs/>
-                <w:color w:val="000000" w:themeColor="text1"/>
                 <w:sz w:val="28"/>
                 <w:szCs w:val="28"/>
               </w:rPr>
@@ -1491,7 +1383,6 @@
                 <w:rFonts w:ascii="標楷體" w:eastAsia="標楷體" w:hAnsi="標楷體"/>
                 <w:b/>
                 <w:bCs/>
-                <w:color w:val="000000" w:themeColor="text1"/>
                 <w:sz w:val="28"/>
                 <w:szCs w:val="28"/>
               </w:rPr>
@@ -1508,7 +1399,6 @@
                 <w:rFonts w:ascii="標楷體" w:eastAsia="標楷體" w:hAnsi="標楷體"/>
                 <w:b/>
                 <w:bCs/>
-                <w:color w:val="000000" w:themeColor="text1"/>
                 <w:sz w:val="28"/>
                 <w:szCs w:val="28"/>
               </w:rPr>
@@ -1525,7 +1415,6 @@
                 <w:rFonts w:ascii="標楷體" w:eastAsia="標楷體" w:hAnsi="標楷體"/>
                 <w:b/>
                 <w:bCs/>
-                <w:color w:val="000000" w:themeColor="text1"/>
                 <w:sz w:val="28"/>
                 <w:szCs w:val="28"/>
               </w:rPr>
@@ -1542,7 +1431,6 @@
                 <w:rFonts w:ascii="標楷體" w:eastAsia="標楷體" w:hAnsi="標楷體"/>
                 <w:b/>
                 <w:bCs/>
-                <w:color w:val="000000" w:themeColor="text1"/>
                 <w:sz w:val="28"/>
                 <w:szCs w:val="28"/>
               </w:rPr>
@@ -1564,7 +1452,6 @@
                 <w:rFonts w:ascii="標楷體" w:eastAsia="標楷體" w:hAnsi="標楷體"/>
                 <w:b/>
                 <w:bCs/>
-                <w:color w:val="000000" w:themeColor="text1"/>
                 <w:sz w:val="28"/>
                 <w:szCs w:val="28"/>
               </w:rPr>
@@ -1581,7 +1468,6 @@
                 <w:rFonts w:ascii="標楷體" w:eastAsia="標楷體" w:hAnsi="標楷體"/>
                 <w:b/>
                 <w:bCs/>
-                <w:color w:val="000000" w:themeColor="text1"/>
                 <w:sz w:val="28"/>
                 <w:szCs w:val="28"/>
               </w:rPr>
@@ -1598,7 +1484,6 @@
                 <w:rFonts w:ascii="標楷體" w:eastAsia="標楷體" w:hAnsi="標楷體"/>
                 <w:b/>
                 <w:bCs/>
-                <w:color w:val="000000" w:themeColor="text1"/>
                 <w:sz w:val="28"/>
                 <w:szCs w:val="28"/>
               </w:rPr>
@@ -1615,7 +1500,6 @@
                 <w:rFonts w:ascii="標楷體" w:eastAsia="標楷體" w:hAnsi="標楷體"/>
                 <w:b/>
                 <w:bCs/>
-                <w:color w:val="000000" w:themeColor="text1"/>
                 <w:sz w:val="28"/>
                 <w:szCs w:val="28"/>
               </w:rPr>
@@ -1632,7 +1516,6 @@
                 <w:rFonts w:ascii="標楷體" w:eastAsia="標楷體" w:hAnsi="標楷體"/>
                 <w:b/>
                 <w:bCs/>
-                <w:color w:val="000000" w:themeColor="text1"/>
                 <w:sz w:val="28"/>
                 <w:szCs w:val="28"/>
               </w:rPr>
@@ -1646,7 +1529,6 @@
         <w:ind w:left="-360"/>
         <w:rPr>
           <w:rFonts w:ascii="標楷體" w:eastAsia="標楷體" w:hAnsi="標楷體"/>
-          <w:color w:val="000000" w:themeColor="text1"/>
           <w:sz w:val="32"/>
           <w:szCs w:val="32"/>
         </w:rPr>
@@ -1656,7 +1538,6 @@
           <w:rFonts w:ascii="標楷體" w:eastAsia="標楷體" w:hAnsi="標楷體" w:cs="標楷體" w:hint="eastAsia"/>
           <w:b/>
           <w:bCs/>
-          <w:color w:val="000000" w:themeColor="text1"/>
           <w:sz w:val="32"/>
           <w:szCs w:val="32"/>
         </w:rPr>
@@ -1698,7 +1579,6 @@
             <w:pPr>
               <w:rPr>
                 <w:rFonts w:ascii="標楷體" w:eastAsia="標楷體" w:hAnsi="標楷體"/>
-                <w:color w:val="000000" w:themeColor="text1"/>
                 <w:sz w:val="28"/>
                 <w:szCs w:val="28"/>
               </w:rPr>
@@ -1715,7 +1595,6 @@
               <w:jc w:val="center"/>
               <w:rPr>
                 <w:rFonts w:ascii="標楷體" w:eastAsia="標楷體" w:hAnsi="標楷體"/>
-                <w:color w:val="000000" w:themeColor="text1"/>
                 <w:sz w:val="28"/>
                 <w:szCs w:val="28"/>
               </w:rPr>
@@ -1723,7 +1602,6 @@
             <w:r>
               <w:rPr>
                 <w:rFonts w:ascii="標楷體" w:eastAsia="標楷體" w:hAnsi="標楷體" w:cs="標楷體" w:hint="eastAsia"/>
-                <w:color w:val="000000" w:themeColor="text1"/>
                 <w:sz w:val="28"/>
                 <w:szCs w:val="28"/>
               </w:rPr>
@@ -1741,7 +1619,6 @@
               <w:jc w:val="center"/>
               <w:rPr>
                 <w:rFonts w:ascii="標楷體" w:eastAsia="標楷體" w:hAnsi="標楷體"/>
-                <w:color w:val="000000" w:themeColor="text1"/>
                 <w:sz w:val="28"/>
                 <w:szCs w:val="28"/>
               </w:rPr>
@@ -1749,7 +1626,6 @@
             <w:r>
               <w:rPr>
                 <w:rFonts w:ascii="標楷體" w:eastAsia="標楷體" w:hAnsi="標楷體" w:cs="標楷體" w:hint="eastAsia"/>
-                <w:color w:val="000000" w:themeColor="text1"/>
                 <w:sz w:val="28"/>
                 <w:szCs w:val="28"/>
               </w:rPr>
@@ -1767,7 +1643,6 @@
               <w:jc w:val="center"/>
               <w:rPr>
                 <w:rFonts w:ascii="標楷體" w:eastAsia="標楷體" w:hAnsi="標楷體"/>
-                <w:color w:val="000000" w:themeColor="text1"/>
                 <w:sz w:val="28"/>
                 <w:szCs w:val="28"/>
               </w:rPr>
@@ -1775,7 +1650,6 @@
             <w:r>
               <w:rPr>
                 <w:rFonts w:ascii="標楷體" w:eastAsia="標楷體" w:hAnsi="標楷體" w:cs="標楷體" w:hint="eastAsia"/>
-                <w:color w:val="000000" w:themeColor="text1"/>
                 <w:sz w:val="28"/>
                 <w:szCs w:val="28"/>
               </w:rPr>
@@ -1787,7 +1661,6 @@
               <w:jc w:val="center"/>
               <w:rPr>
                 <w:rFonts w:ascii="標楷體" w:eastAsia="標楷體" w:hAnsi="標楷體"/>
-                <w:color w:val="000000" w:themeColor="text1"/>
                 <w:sz w:val="28"/>
                 <w:szCs w:val="28"/>
               </w:rPr>
@@ -1795,7 +1668,6 @@
             <w:r>
               <w:rPr>
                 <w:rFonts w:ascii="標楷體" w:eastAsia="標楷體" w:hAnsi="標楷體" w:cs="標楷體" w:hint="eastAsia"/>
-                <w:color w:val="000000" w:themeColor="text1"/>
                 <w:sz w:val="28"/>
                 <w:szCs w:val="28"/>
               </w:rPr>
@@ -1818,7 +1690,6 @@
               <w:jc w:val="center"/>
               <w:rPr>
                 <w:rFonts w:ascii="標楷體" w:eastAsia="標楷體" w:hAnsi="標楷體"/>
-                <w:color w:val="000000" w:themeColor="text1"/>
                 <w:sz w:val="28"/>
                 <w:szCs w:val="28"/>
               </w:rPr>
@@ -1826,7 +1697,6 @@
             <w:r>
               <w:rPr>
                 <w:rFonts w:ascii="標楷體" w:eastAsia="標楷體" w:hAnsi="標楷體"/>
-                <w:color w:val="000000" w:themeColor="text1"/>
                 <w:sz w:val="28"/>
                 <w:szCs w:val="28"/>
               </w:rPr>
@@ -1842,7 +1712,6 @@
             <w:pPr>
               <w:rPr>
                 <w:rFonts w:ascii="標楷體" w:eastAsia="標楷體" w:hAnsi="標楷體"/>
-                <w:color w:val="000000" w:themeColor="text1"/>
                 <w:sz w:val="28"/>
                 <w:szCs w:val="28"/>
               </w:rPr>
@@ -1857,7 +1726,6 @@
             <w:pPr>
               <w:rPr>
                 <w:rFonts w:ascii="標楷體" w:eastAsia="標楷體" w:hAnsi="標楷體"/>
-                <w:color w:val="000000" w:themeColor="text1"/>
                 <w:sz w:val="28"/>
                 <w:szCs w:val="28"/>
               </w:rPr>
@@ -1872,7 +1740,6 @@
             <w:pPr>
               <w:rPr>
                 <w:rFonts w:ascii="標楷體" w:eastAsia="標楷體" w:hAnsi="標楷體"/>
-                <w:color w:val="000000" w:themeColor="text1"/>
                 <w:sz w:val="28"/>
                 <w:szCs w:val="28"/>
               </w:rPr>
@@ -1894,7 +1761,6 @@
               <w:jc w:val="center"/>
               <w:rPr>
                 <w:rFonts w:ascii="標楷體" w:eastAsia="標楷體" w:hAnsi="標楷體"/>
-                <w:color w:val="000000" w:themeColor="text1"/>
                 <w:sz w:val="28"/>
                 <w:szCs w:val="28"/>
               </w:rPr>
@@ -1902,7 +1768,6 @@
             <w:r>
               <w:rPr>
                 <w:rFonts w:ascii="標楷體" w:eastAsia="標楷體" w:hAnsi="標楷體"/>
-                <w:color w:val="000000" w:themeColor="text1"/>
                 <w:sz w:val="28"/>
                 <w:szCs w:val="28"/>
               </w:rPr>
@@ -1918,7 +1783,6 @@
             <w:pPr>
               <w:rPr>
                 <w:rFonts w:ascii="標楷體" w:eastAsia="標楷體" w:hAnsi="標楷體"/>
-                <w:color w:val="000000" w:themeColor="text1"/>
                 <w:sz w:val="28"/>
                 <w:szCs w:val="28"/>
               </w:rPr>
@@ -1933,7 +1797,6 @@
             <w:pPr>
               <w:rPr>
                 <w:rFonts w:ascii="標楷體" w:eastAsia="標楷體" w:hAnsi="標楷體"/>
-                <w:color w:val="000000" w:themeColor="text1"/>
                 <w:sz w:val="28"/>
                 <w:szCs w:val="28"/>
               </w:rPr>
@@ -1948,7 +1811,6 @@
             <w:pPr>
               <w:rPr>
                 <w:rFonts w:ascii="標楷體" w:eastAsia="標楷體" w:hAnsi="標楷體"/>
-                <w:color w:val="000000" w:themeColor="text1"/>
                 <w:sz w:val="28"/>
                 <w:szCs w:val="28"/>
               </w:rPr>
@@ -1970,7 +1832,6 @@
               <w:jc w:val="center"/>
               <w:rPr>
                 <w:rFonts w:ascii="標楷體" w:eastAsia="標楷體" w:hAnsi="標楷體"/>
-                <w:color w:val="000000" w:themeColor="text1"/>
                 <w:sz w:val="28"/>
                 <w:szCs w:val="28"/>
               </w:rPr>
@@ -1978,7 +1839,6 @@
             <w:r>
               <w:rPr>
                 <w:rFonts w:ascii="標楷體" w:eastAsia="標楷體" w:hAnsi="標楷體"/>
-                <w:color w:val="000000" w:themeColor="text1"/>
                 <w:sz w:val="28"/>
                 <w:szCs w:val="28"/>
               </w:rPr>
@@ -1994,7 +1854,6 @@
             <w:pPr>
               <w:rPr>
                 <w:rFonts w:ascii="標楷體" w:eastAsia="標楷體" w:hAnsi="標楷體"/>
-                <w:color w:val="000000" w:themeColor="text1"/>
                 <w:sz w:val="28"/>
                 <w:szCs w:val="28"/>
               </w:rPr>
@@ -2009,7 +1868,6 @@
             <w:pPr>
               <w:rPr>
                 <w:rFonts w:ascii="標楷體" w:eastAsia="標楷體" w:hAnsi="標楷體"/>
-                <w:color w:val="000000" w:themeColor="text1"/>
                 <w:sz w:val="28"/>
                 <w:szCs w:val="28"/>
               </w:rPr>
@@ -2024,7 +1882,6 @@
             <w:pPr>
               <w:rPr>
                 <w:rFonts w:ascii="標楷體" w:eastAsia="標楷體" w:hAnsi="標楷體"/>
-                <w:color w:val="000000" w:themeColor="text1"/>
                 <w:sz w:val="28"/>
                 <w:szCs w:val="28"/>
               </w:rPr>
@@ -2046,7 +1903,6 @@
               <w:jc w:val="center"/>
               <w:rPr>
                 <w:rFonts w:ascii="標楷體" w:eastAsia="標楷體" w:hAnsi="標楷體"/>
-                <w:color w:val="000000" w:themeColor="text1"/>
                 <w:sz w:val="28"/>
                 <w:szCs w:val="28"/>
               </w:rPr>
@@ -2054,7 +1910,6 @@
             <w:r>
               <w:rPr>
                 <w:rFonts w:ascii="標楷體" w:eastAsia="標楷體" w:hAnsi="標楷體"/>
-                <w:color w:val="000000" w:themeColor="text1"/>
                 <w:sz w:val="28"/>
                 <w:szCs w:val="28"/>
               </w:rPr>
@@ -2070,7 +1925,6 @@
             <w:pPr>
               <w:rPr>
                 <w:rFonts w:ascii="標楷體" w:eastAsia="標楷體" w:hAnsi="標楷體"/>
-                <w:color w:val="000000" w:themeColor="text1"/>
                 <w:sz w:val="28"/>
                 <w:szCs w:val="28"/>
               </w:rPr>
@@ -2085,7 +1939,6 @@
             <w:pPr>
               <w:rPr>
                 <w:rFonts w:ascii="標楷體" w:eastAsia="標楷體" w:hAnsi="標楷體"/>
-                <w:color w:val="000000" w:themeColor="text1"/>
                 <w:sz w:val="28"/>
                 <w:szCs w:val="28"/>
               </w:rPr>
@@ -2100,7 +1953,6 @@
             <w:pPr>
               <w:rPr>
                 <w:rFonts w:ascii="標楷體" w:eastAsia="標楷體" w:hAnsi="標楷體"/>
-                <w:color w:val="000000" w:themeColor="text1"/>
                 <w:sz w:val="28"/>
                 <w:szCs w:val="28"/>
               </w:rPr>
@@ -2122,7 +1974,6 @@
               <w:jc w:val="center"/>
               <w:rPr>
                 <w:rFonts w:ascii="標楷體" w:eastAsia="標楷體" w:hAnsi="標楷體"/>
-                <w:color w:val="000000" w:themeColor="text1"/>
                 <w:sz w:val="28"/>
                 <w:szCs w:val="28"/>
               </w:rPr>
@@ -2130,7 +1981,6 @@
             <w:r>
               <w:rPr>
                 <w:rFonts w:ascii="標楷體" w:eastAsia="標楷體" w:hAnsi="標楷體"/>
-                <w:color w:val="000000" w:themeColor="text1"/>
                 <w:sz w:val="28"/>
                 <w:szCs w:val="28"/>
               </w:rPr>
@@ -2146,7 +1996,6 @@
             <w:pPr>
               <w:rPr>
                 <w:rFonts w:ascii="標楷體" w:eastAsia="標楷體" w:hAnsi="標楷體"/>
-                <w:color w:val="000000" w:themeColor="text1"/>
                 <w:sz w:val="28"/>
                 <w:szCs w:val="28"/>
               </w:rPr>
@@ -2161,7 +2010,6 @@
             <w:pPr>
               <w:rPr>
                 <w:rFonts w:ascii="標楷體" w:eastAsia="標楷體" w:hAnsi="標楷體"/>
-                <w:color w:val="000000" w:themeColor="text1"/>
                 <w:sz w:val="28"/>
                 <w:szCs w:val="28"/>
               </w:rPr>
@@ -2176,7 +2024,6 @@
             <w:pPr>
               <w:rPr>
                 <w:rFonts w:ascii="標楷體" w:eastAsia="標楷體" w:hAnsi="標楷體"/>
-                <w:color w:val="000000" w:themeColor="text1"/>
                 <w:sz w:val="28"/>
                 <w:szCs w:val="28"/>
               </w:rPr>
@@ -2198,7 +2045,6 @@
               <w:jc w:val="center"/>
               <w:rPr>
                 <w:rFonts w:ascii="標楷體" w:eastAsia="標楷體" w:hAnsi="標楷體"/>
-                <w:color w:val="000000" w:themeColor="text1"/>
                 <w:sz w:val="28"/>
                 <w:szCs w:val="28"/>
               </w:rPr>
@@ -2206,7 +2052,6 @@
             <w:r>
               <w:rPr>
                 <w:rFonts w:ascii="標楷體" w:eastAsia="標楷體" w:hAnsi="標楷體"/>
-                <w:color w:val="000000" w:themeColor="text1"/>
                 <w:sz w:val="28"/>
                 <w:szCs w:val="28"/>
               </w:rPr>
@@ -2222,7 +2067,6 @@
             <w:pPr>
               <w:rPr>
                 <w:rFonts w:ascii="標楷體" w:eastAsia="標楷體" w:hAnsi="標楷體"/>
-                <w:color w:val="000000" w:themeColor="text1"/>
                 <w:sz w:val="28"/>
                 <w:szCs w:val="28"/>
               </w:rPr>
@@ -2237,7 +2081,6 @@
             <w:pPr>
               <w:rPr>
                 <w:rFonts w:ascii="標楷體" w:eastAsia="標楷體" w:hAnsi="標楷體"/>
-                <w:color w:val="000000" w:themeColor="text1"/>
                 <w:sz w:val="28"/>
                 <w:szCs w:val="28"/>
               </w:rPr>
@@ -2252,7 +2095,6 @@
             <w:pPr>
               <w:rPr>
                 <w:rFonts w:ascii="標楷體" w:eastAsia="標楷體" w:hAnsi="標楷體"/>
-                <w:color w:val="000000" w:themeColor="text1"/>
                 <w:sz w:val="28"/>
                 <w:szCs w:val="28"/>
               </w:rPr>
@@ -2268,7 +2110,6 @@
           <w:rFonts w:ascii="標楷體" w:eastAsia="標楷體" w:hAnsi="標楷體" w:cs="標楷體"/>
           <w:b/>
           <w:bCs/>
-          <w:color w:val="000000" w:themeColor="text1"/>
           <w:sz w:val="32"/>
           <w:szCs w:val="32"/>
         </w:rPr>
@@ -2281,7 +2122,6 @@
           <w:rFonts w:ascii="標楷體" w:eastAsia="標楷體" w:hAnsi="標楷體"/>
           <w:b/>
           <w:bCs/>
-          <w:color w:val="000000" w:themeColor="text1"/>
           <w:sz w:val="32"/>
           <w:szCs w:val="32"/>
         </w:rPr>
@@ -2291,7 +2131,6 @@
           <w:rFonts w:ascii="標楷體" w:eastAsia="標楷體" w:hAnsi="標楷體" w:cs="標楷體" w:hint="eastAsia"/>
           <w:b/>
           <w:bCs/>
-          <w:color w:val="000000" w:themeColor="text1"/>
           <w:sz w:val="32"/>
           <w:szCs w:val="32"/>
         </w:rPr>
@@ -2334,7 +2173,6 @@
                 <w:rFonts w:ascii="標楷體" w:eastAsia="標楷體" w:hAnsi="標楷體"/>
                 <w:b/>
                 <w:bCs/>
-                <w:color w:val="000000" w:themeColor="text1"/>
                 <w:sz w:val="28"/>
                 <w:szCs w:val="28"/>
               </w:rPr>
@@ -2344,7 +2182,6 @@
                 <w:rFonts w:ascii="標楷體" w:eastAsia="標楷體" w:hAnsi="標楷體"/>
                 <w:b/>
                 <w:bCs/>
-                <w:color w:val="000000" w:themeColor="text1"/>
                 <w:sz w:val="28"/>
                 <w:szCs w:val="28"/>
               </w:rPr>
@@ -2355,7 +2192,6 @@
                 <w:rFonts w:ascii="標楷體" w:eastAsia="標楷體" w:hAnsi="標楷體" w:cs="標楷體" w:hint="eastAsia"/>
                 <w:b/>
                 <w:bCs/>
-                <w:color w:val="000000" w:themeColor="text1"/>
                 <w:sz w:val="28"/>
                 <w:szCs w:val="28"/>
               </w:rPr>
@@ -2376,7 +2212,6 @@
               <w:ind w:leftChars="100" w:left="240"/>
               <w:rPr>
                 <w:rFonts w:ascii="標楷體" w:eastAsia="標楷體" w:hAnsi="標楷體"/>
-                <w:color w:val="000000" w:themeColor="text1"/>
               </w:rPr>
             </w:pPr>
             <w:r>
@@ -2384,7 +2219,6 @@
                 <w:rFonts w:ascii="標楷體" w:eastAsia="標楷體" w:hAnsi="標楷體"/>
                 <w:b/>
                 <w:bCs/>
-                <w:color w:val="000000" w:themeColor="text1"/>
               </w:rPr>
               <w:t>1.</w:t>
             </w:r>
@@ -2393,7 +2227,6 @@
                 <w:rFonts w:ascii="標楷體" w:eastAsia="標楷體" w:hAnsi="標楷體" w:hint="eastAsia"/>
                 <w:b/>
                 <w:bCs/>
-                <w:color w:val="000000" w:themeColor="text1"/>
               </w:rPr>
               <w:t xml:space="preserve">制定： </w:t>
             </w:r>
@@ -2404,13 +2237,11 @@
               <w:ind w:leftChars="100" w:left="240"/>
               <w:rPr>
                 <w:rFonts w:ascii="標楷體" w:eastAsia="標楷體" w:hAnsi="標楷體"/>
-                <w:color w:val="000000" w:themeColor="text1"/>
               </w:rPr>
             </w:pPr>
             <w:r>
               <w:rPr>
                 <w:rFonts w:ascii="標楷體" w:eastAsia="標楷體" w:hAnsi="標楷體" w:hint="eastAsia"/>
-                <w:color w:val="000000" w:themeColor="text1"/>
               </w:rPr>
               <w:t>所有參加協議組織之承攬商，</w:t>
             </w:r>
@@ -2418,7 +2249,6 @@
             <w:r>
               <w:rPr>
                 <w:rFonts w:ascii="標楷體" w:eastAsia="標楷體" w:hAnsi="標楷體" w:hint="eastAsia"/>
-                <w:color w:val="000000" w:themeColor="text1"/>
               </w:rPr>
               <w:t>須製定</w:t>
             </w:r>
@@ -2426,7 +2256,6 @@
             <w:r>
               <w:rPr>
                 <w:rFonts w:ascii="標楷體" w:eastAsia="標楷體" w:hAnsi="標楷體" w:hint="eastAsia"/>
-                <w:color w:val="000000" w:themeColor="text1"/>
               </w:rPr>
               <w:t>年度安全衛生管理計畫，</w:t>
             </w:r>
@@ -2434,7 +2263,6 @@
             <w:r>
               <w:rPr>
                 <w:rFonts w:ascii="標楷體" w:eastAsia="標楷體" w:hAnsi="標楷體" w:hint="eastAsia"/>
-                <w:color w:val="000000" w:themeColor="text1"/>
               </w:rPr>
               <w:t>（</w:t>
             </w:r>
@@ -2442,7 +2270,6 @@
             <w:r>
               <w:rPr>
                 <w:rFonts w:ascii="標楷體" w:eastAsia="標楷體" w:hAnsi="標楷體" w:hint="eastAsia"/>
-                <w:color w:val="000000" w:themeColor="text1"/>
               </w:rPr>
               <w:t>內容包括：目標、項目、實施方法、實施人員、進度等資料</w:t>
             </w:r>
@@ -2450,7 +2277,6 @@
             <w:r>
               <w:rPr>
                 <w:rFonts w:ascii="標楷體" w:eastAsia="標楷體" w:hAnsi="標楷體" w:hint="eastAsia"/>
-                <w:color w:val="000000" w:themeColor="text1"/>
               </w:rPr>
               <w:t>）</w:t>
             </w:r>
@@ -2458,7 +2284,6 @@
             <w:r>
               <w:rPr>
                 <w:rFonts w:ascii="標楷體" w:eastAsia="標楷體" w:hAnsi="標楷體" w:hint="eastAsia"/>
-                <w:color w:val="000000" w:themeColor="text1"/>
               </w:rPr>
               <w:t>，並於開工前交付本廠備查。</w:t>
             </w:r>
@@ -2471,7 +2296,6 @@
                 <w:rFonts w:ascii="標楷體" w:eastAsia="標楷體" w:hAnsi="標楷體"/>
                 <w:b/>
                 <w:bCs/>
-                <w:color w:val="000000" w:themeColor="text1"/>
               </w:rPr>
             </w:pPr>
             <w:r>
@@ -2479,7 +2303,6 @@
                 <w:rFonts w:ascii="標楷體" w:eastAsia="標楷體" w:hAnsi="標楷體"/>
                 <w:b/>
                 <w:bCs/>
-                <w:color w:val="000000" w:themeColor="text1"/>
               </w:rPr>
               <w:t>2.</w:t>
             </w:r>
@@ -2488,7 +2311,6 @@
                 <w:rFonts w:ascii="標楷體" w:eastAsia="標楷體" w:hAnsi="標楷體" w:hint="eastAsia"/>
                 <w:b/>
                 <w:bCs/>
-                <w:color w:val="000000" w:themeColor="text1"/>
               </w:rPr>
               <w:t>實施及配合：</w:t>
             </w:r>
@@ -2498,27 +2320,23 @@
               <w:ind w:leftChars="100" w:left="240"/>
               <w:rPr>
                 <w:rFonts w:ascii="標楷體" w:eastAsia="標楷體" w:hAnsi="標楷體"/>
-                <w:color w:val="000000" w:themeColor="text1"/>
               </w:rPr>
             </w:pPr>
             <w:r>
               <w:rPr>
                 <w:rFonts w:ascii="標楷體" w:eastAsia="標楷體" w:hAnsi="標楷體" w:hint="eastAsia"/>
-                <w:color w:val="000000" w:themeColor="text1"/>
               </w:rPr>
               <w:t>承攬商依安全衛生管理計畫，實施自主管理，包括所屬員工之安全衛生教育訓練，製定安全作業標準，實施工作方法改善，緊急事故應變及通報，發生事故時的調查與檢討，其它有關機具、設備、工具、作業環境、工作方法等及承攬商工作前應實施自動檢查、工具箱會議、預知危險，必要時可洽詢本廠工程</w:t>
             </w:r>
             <w:r>
               <w:rPr>
                 <w:rFonts w:ascii="標楷體" w:eastAsia="標楷體" w:hAnsi="標楷體" w:cs="標楷體" w:hint="eastAsia"/>
-                <w:color w:val="000000" w:themeColor="text1"/>
               </w:rPr>
               <w:t>(作)</w:t>
             </w:r>
             <w:r>
               <w:rPr>
                 <w:rFonts w:ascii="標楷體" w:eastAsia="標楷體" w:hAnsi="標楷體" w:hint="eastAsia"/>
-                <w:color w:val="000000" w:themeColor="text1"/>
               </w:rPr>
               <w:t>主辦部門另予適當輔導與監督。</w:t>
             </w:r>
@@ -2537,7 +2355,6 @@
                 <w:rFonts w:ascii="標楷體" w:eastAsia="標楷體" w:hAnsi="標楷體"/>
                 <w:b/>
                 <w:bCs/>
-                <w:color w:val="000000" w:themeColor="text1"/>
                 <w:sz w:val="28"/>
                 <w:szCs w:val="28"/>
               </w:rPr>
@@ -2547,7 +2364,6 @@
                 <w:rFonts w:ascii="標楷體" w:eastAsia="標楷體" w:hAnsi="標楷體"/>
                 <w:b/>
                 <w:bCs/>
-                <w:color w:val="000000" w:themeColor="text1"/>
                 <w:sz w:val="28"/>
                 <w:szCs w:val="28"/>
               </w:rPr>
@@ -2558,7 +2374,6 @@
                 <w:rFonts w:ascii="標楷體" w:eastAsia="標楷體" w:hAnsi="標楷體" w:cs="標楷體" w:hint="eastAsia"/>
                 <w:b/>
                 <w:bCs/>
-                <w:color w:val="000000" w:themeColor="text1"/>
                 <w:sz w:val="28"/>
                 <w:szCs w:val="28"/>
               </w:rPr>
@@ -2578,13 +2393,11 @@
               <w:ind w:leftChars="100" w:left="240"/>
               <w:rPr>
                 <w:rFonts w:ascii="標楷體" w:eastAsia="標楷體" w:hAnsi="標楷體"/>
-                <w:color w:val="000000" w:themeColor="text1"/>
               </w:rPr>
             </w:pPr>
             <w:r>
               <w:rPr>
                 <w:rFonts w:ascii="標楷體" w:eastAsia="標楷體" w:hAnsi="標楷體" w:hint="eastAsia"/>
-                <w:color w:val="000000" w:themeColor="text1"/>
               </w:rPr>
               <w:t>承攬商負責人應提供安全適用的工具及足夠之安全防護器具，並於每日作業前，對於作業環境、安全措施等實施自動檢查；負責人依勞工健康保護規則辦理員工健康檢查及特殊作業體檢。</w:t>
             </w:r>
@@ -2603,7 +2416,6 @@
                 <w:rFonts w:ascii="標楷體" w:eastAsia="標楷體" w:hAnsi="標楷體"/>
                 <w:b/>
                 <w:bCs/>
-                <w:color w:val="000000" w:themeColor="text1"/>
                 <w:sz w:val="28"/>
                 <w:szCs w:val="28"/>
               </w:rPr>
@@ -2613,7 +2425,6 @@
                 <w:rFonts w:ascii="標楷體" w:eastAsia="標楷體" w:hAnsi="標楷體"/>
                 <w:b/>
                 <w:bCs/>
-                <w:color w:val="000000" w:themeColor="text1"/>
                 <w:sz w:val="28"/>
                 <w:szCs w:val="28"/>
               </w:rPr>
@@ -2624,7 +2435,6 @@
                 <w:rFonts w:ascii="標楷體" w:eastAsia="標楷體" w:hAnsi="標楷體" w:cs="標楷體" w:hint="eastAsia"/>
                 <w:b/>
                 <w:bCs/>
-                <w:color w:val="000000" w:themeColor="text1"/>
                 <w:sz w:val="26"/>
                 <w:szCs w:val="26"/>
               </w:rPr>
@@ -2636,7 +2446,6 @@
                 <w:rFonts w:ascii="標楷體" w:eastAsia="標楷體" w:hAnsi="標楷體" w:cs="標楷體" w:hint="eastAsia"/>
                 <w:b/>
                 <w:bCs/>
-                <w:color w:val="000000" w:themeColor="text1"/>
                 <w:sz w:val="26"/>
                 <w:szCs w:val="26"/>
               </w:rPr>
@@ -2648,7 +2457,6 @@
                 <w:rFonts w:ascii="標楷體" w:eastAsia="標楷體" w:hAnsi="標楷體" w:cs="標楷體" w:hint="eastAsia"/>
                 <w:b/>
                 <w:bCs/>
-                <w:color w:val="000000" w:themeColor="text1"/>
                 <w:sz w:val="26"/>
                 <w:szCs w:val="26"/>
               </w:rPr>
@@ -2669,13 +2477,11 @@
               <w:ind w:firstLine="240"/>
               <w:rPr>
                 <w:rFonts w:ascii="標楷體" w:eastAsia="標楷體" w:hAnsi="標楷體"/>
-                <w:color w:val="000000" w:themeColor="text1"/>
               </w:rPr>
             </w:pPr>
             <w:r>
               <w:rPr>
                 <w:rFonts w:ascii="標楷體" w:eastAsia="標楷體" w:hAnsi="標楷體" w:hint="eastAsia"/>
-                <w:color w:val="000000" w:themeColor="text1"/>
               </w:rPr>
               <w:t xml:space="preserve">應依本廠「承攬商工作安全衛生工作管理要點」規定辦理：                                                                    </w:t>
             </w:r>
@@ -2691,21 +2497,18 @@
               <w:ind w:leftChars="0"/>
               <w:rPr>
                 <w:rFonts w:ascii="標楷體" w:eastAsia="標楷體" w:hAnsi="標楷體"/>
-                <w:color w:val="000000" w:themeColor="text1"/>
               </w:rPr>
             </w:pPr>
             <w:r>
               <w:rPr>
                 <w:rFonts w:ascii="標楷體" w:eastAsia="標楷體" w:hAnsi="標楷體" w:hint="eastAsia"/>
                 <w:b/>
-                <w:color w:val="000000" w:themeColor="text1"/>
               </w:rPr>
               <w:t>動火管制</w:t>
             </w:r>
             <w:r>
               <w:rPr>
                 <w:rFonts w:ascii="標楷體" w:eastAsia="標楷體" w:hAnsi="標楷體" w:hint="eastAsia"/>
-                <w:color w:val="000000" w:themeColor="text1"/>
               </w:rPr>
               <w:t>：</w:t>
             </w:r>
@@ -2714,14 +2517,12 @@
                 <w:rFonts w:ascii="標楷體" w:eastAsia="標楷體" w:hAnsi="標楷體" w:hint="eastAsia"/>
                 <w:b/>
                 <w:bCs/>
-                <w:color w:val="000000" w:themeColor="text1"/>
               </w:rPr>
               <w:t>動火作業管制區</w:t>
             </w:r>
             <w:r>
               <w:rPr>
                 <w:rFonts w:ascii="標楷體" w:eastAsia="標楷體" w:hAnsi="標楷體" w:hint="eastAsia"/>
-                <w:color w:val="000000" w:themeColor="text1"/>
               </w:rPr>
               <w:t>內動用火種作業前，應事先依本廠限制動用火種施行作業辦法提出申請核准，並</w:t>
             </w:r>
@@ -2730,14 +2531,12 @@
                 <w:rFonts w:ascii="標楷體" w:eastAsia="標楷體" w:hAnsi="標楷體" w:hint="eastAsia"/>
                 <w:b/>
                 <w:bCs/>
-                <w:color w:val="000000" w:themeColor="text1"/>
               </w:rPr>
               <w:t>備置數量足夠之急救器材且</w:t>
             </w:r>
             <w:r>
               <w:rPr>
                 <w:rFonts w:ascii="標楷體" w:eastAsia="標楷體" w:hAnsi="標楷體" w:hint="eastAsia"/>
-                <w:color w:val="000000" w:themeColor="text1"/>
               </w:rPr>
               <w:t>做好預防及檢查工作。</w:t>
             </w:r>
@@ -2747,13 +2546,11 @@
               <w:spacing w:line="360" w:lineRule="exact"/>
               <w:rPr>
                 <w:rFonts w:ascii="標楷體" w:eastAsia="標楷體" w:hAnsi="標楷體"/>
-                <w:color w:val="000000" w:themeColor="text1"/>
               </w:rPr>
             </w:pPr>
             <w:r>
               <w:rPr>
                 <w:rFonts w:ascii="標楷體" w:eastAsia="標楷體" w:hAnsi="標楷體" w:hint="eastAsia"/>
-                <w:color w:val="000000" w:themeColor="text1"/>
               </w:rPr>
               <w:t>（二）</w:t>
             </w:r>
@@ -2761,14 +2558,12 @@
               <w:rPr>
                 <w:rFonts w:ascii="標楷體" w:eastAsia="標楷體" w:hAnsi="標楷體" w:hint="eastAsia"/>
                 <w:b/>
-                <w:color w:val="000000" w:themeColor="text1"/>
               </w:rPr>
               <w:t>高架作業管制</w:t>
             </w:r>
             <w:r>
               <w:rPr>
                 <w:rFonts w:ascii="標楷體" w:eastAsia="標楷體" w:hAnsi="標楷體" w:hint="eastAsia"/>
-                <w:color w:val="000000" w:themeColor="text1"/>
               </w:rPr>
               <w:t>：承攬商工地負責人或職業安全衛生管理人應管制下列事項：</w:t>
             </w:r>
@@ -2779,83 +2574,71 @@
               <w:ind w:left="735" w:hanging="351"/>
               <w:rPr>
                 <w:rFonts w:ascii="標楷體" w:eastAsia="標楷體" w:hAnsi="標楷體"/>
-                <w:color w:val="000000" w:themeColor="text1"/>
               </w:rPr>
             </w:pPr>
             <w:r>
               <w:rPr>
                 <w:rFonts w:ascii="標楷體" w:eastAsia="標楷體" w:hAnsi="標楷體" w:hint="eastAsia"/>
-                <w:color w:val="000000" w:themeColor="text1"/>
               </w:rPr>
               <w:t>１.承攬商施行高架作業，應調整工時，連續作業二小時，高度</w:t>
             </w:r>
             <w:r>
               <w:rPr>
                 <w:rFonts w:ascii="標楷體" w:eastAsia="標楷體" w:hAnsi="標楷體"/>
-                <w:color w:val="000000" w:themeColor="text1"/>
               </w:rPr>
               <w:t>2</w:t>
             </w:r>
             <w:r>
               <w:rPr>
                 <w:rFonts w:ascii="標楷體" w:eastAsia="標楷體" w:hAnsi="標楷體" w:hint="eastAsia"/>
-                <w:color w:val="000000" w:themeColor="text1"/>
               </w:rPr>
               <w:t>公尺以上未滿</w:t>
             </w:r>
             <w:r>
               <w:rPr>
                 <w:rFonts w:ascii="標楷體" w:eastAsia="標楷體" w:hAnsi="標楷體"/>
-                <w:color w:val="000000" w:themeColor="text1"/>
               </w:rPr>
               <w:t>5</w:t>
             </w:r>
             <w:r>
               <w:rPr>
                 <w:rFonts w:ascii="標楷體" w:eastAsia="標楷體" w:hAnsi="標楷體" w:hint="eastAsia"/>
-                <w:color w:val="000000" w:themeColor="text1"/>
               </w:rPr>
               <w:t>公尺應休息二十分鐘、高度</w:t>
             </w:r>
             <w:r>
               <w:rPr>
                 <w:rFonts w:ascii="標楷體" w:eastAsia="標楷體" w:hAnsi="標楷體"/>
-                <w:color w:val="000000" w:themeColor="text1"/>
               </w:rPr>
               <w:t>5</w:t>
             </w:r>
             <w:r>
               <w:rPr>
                 <w:rFonts w:ascii="標楷體" w:eastAsia="標楷體" w:hAnsi="標楷體" w:hint="eastAsia"/>
-                <w:color w:val="000000" w:themeColor="text1"/>
               </w:rPr>
               <w:t>公尺以上未滿</w:t>
             </w:r>
             <w:r>
               <w:rPr>
                 <w:rFonts w:ascii="標楷體" w:eastAsia="標楷體" w:hAnsi="標楷體"/>
-                <w:color w:val="000000" w:themeColor="text1"/>
               </w:rPr>
               <w:t>20</w:t>
             </w:r>
             <w:r>
               <w:rPr>
                 <w:rFonts w:ascii="標楷體" w:eastAsia="標楷體" w:hAnsi="標楷體" w:hint="eastAsia"/>
-                <w:color w:val="000000" w:themeColor="text1"/>
               </w:rPr>
               <w:t>公尺應休息二十五分鐘、高度</w:t>
             </w:r>
             <w:r>
               <w:rPr>
                 <w:rFonts w:ascii="標楷體" w:eastAsia="標楷體" w:hAnsi="標楷體"/>
-                <w:color w:val="000000" w:themeColor="text1"/>
               </w:rPr>
               <w:t>20</w:t>
             </w:r>
             <w:r>
               <w:rPr>
                 <w:rFonts w:ascii="標楷體" w:eastAsia="標楷體" w:hAnsi="標楷體" w:hint="eastAsia"/>
-                <w:color w:val="000000" w:themeColor="text1"/>
               </w:rPr>
               <w:t>公尺以上應休息三十五分鐘。</w:t>
             </w:r>
@@ -2866,13 +2649,11 @@
               <w:ind w:left="735" w:hanging="351"/>
               <w:rPr>
                 <w:rFonts w:ascii="標楷體" w:eastAsia="標楷體" w:hAnsi="標楷體"/>
-                <w:color w:val="000000" w:themeColor="text1"/>
               </w:rPr>
             </w:pPr>
             <w:r>
               <w:rPr>
                 <w:rFonts w:ascii="標楷體" w:eastAsia="標楷體" w:hAnsi="標楷體" w:hint="eastAsia"/>
-                <w:color w:val="000000" w:themeColor="text1"/>
               </w:rPr>
               <w:t>２.</w:t>
             </w:r>
@@ -2881,7 +2662,6 @@
                 <w:rFonts w:ascii="標楷體" w:eastAsia="標楷體" w:hAnsi="標楷體" w:hint="eastAsia"/>
                 <w:b/>
                 <w:bCs/>
-                <w:color w:val="000000" w:themeColor="text1"/>
               </w:rPr>
               <w:t>有</w:t>
             </w:r>
@@ -2889,14 +2669,12 @@
               <w:rPr>
                 <w:rFonts w:ascii="標楷體" w:eastAsia="標楷體" w:hAnsi="標楷體" w:hint="eastAsia"/>
                 <w:bCs/>
-                <w:color w:val="000000" w:themeColor="text1"/>
               </w:rPr>
               <w:t>下列情形之</w:t>
             </w:r>
             <w:r>
               <w:rPr>
                 <w:rFonts w:ascii="標楷體" w:eastAsia="標楷體" w:hAnsi="標楷體" w:hint="eastAsia"/>
-                <w:color w:val="000000" w:themeColor="text1"/>
               </w:rPr>
               <w:t>下列人員不得從事高架作業：酒醉或有酒醉之虞；身體虛弱，經醫生診斷認為身體狀況不良；情緒不穩定，有安全顧慮；勞工自覺不適從事工作及其他經主管人員認定者。</w:t>
             </w:r>
@@ -2907,13 +2685,11 @@
               <w:ind w:left="735" w:hanging="351"/>
               <w:rPr>
                 <w:rFonts w:ascii="標楷體" w:eastAsia="標楷體" w:hAnsi="標楷體"/>
-                <w:color w:val="000000" w:themeColor="text1"/>
               </w:rPr>
             </w:pPr>
             <w:r>
               <w:rPr>
                 <w:rFonts w:ascii="標楷體" w:eastAsia="標楷體" w:hAnsi="標楷體" w:hint="eastAsia"/>
-                <w:color w:val="000000" w:themeColor="text1"/>
               </w:rPr>
               <w:t>３.有</w:t>
             </w:r>
@@ -2921,14 +2697,12 @@
               <w:rPr>
                 <w:rFonts w:ascii="標楷體" w:eastAsia="標楷體" w:hAnsi="標楷體" w:hint="eastAsia"/>
                 <w:bCs/>
-                <w:color w:val="000000" w:themeColor="text1"/>
               </w:rPr>
               <w:t>下列疾病之</w:t>
             </w:r>
             <w:r>
               <w:rPr>
                 <w:rFonts w:ascii="標楷體" w:eastAsia="標楷體" w:hAnsi="標楷體" w:hint="eastAsia"/>
-                <w:color w:val="000000" w:themeColor="text1"/>
               </w:rPr>
               <w:t>人員應考量不適合從事高架作業：患有癲癇、精神或神經系統疾病、高血壓、心血管疾病、貧血、平衡機能失常、呼吸系統疾病、色盲、視力不良、聽力障礙、肢體殘障者。</w:t>
             </w:r>
@@ -2938,13 +2712,11 @@
               <w:spacing w:line="360" w:lineRule="exact"/>
               <w:rPr>
                 <w:rFonts w:ascii="標楷體" w:eastAsia="標楷體" w:hAnsi="標楷體"/>
-                <w:color w:val="000000" w:themeColor="text1"/>
               </w:rPr>
             </w:pPr>
             <w:r>
               <w:rPr>
                 <w:rFonts w:ascii="標楷體" w:eastAsia="標楷體" w:hAnsi="標楷體" w:hint="eastAsia"/>
-                <w:color w:val="000000" w:themeColor="text1"/>
               </w:rPr>
               <w:t>（三）</w:t>
             </w:r>
@@ -2952,14 +2724,12 @@
               <w:rPr>
                 <w:rFonts w:ascii="標楷體" w:eastAsia="標楷體" w:hAnsi="標楷體" w:hint="eastAsia"/>
                 <w:b/>
-                <w:color w:val="000000" w:themeColor="text1"/>
               </w:rPr>
               <w:t>開挖作業之管制</w:t>
             </w:r>
             <w:r>
               <w:rPr>
                 <w:rFonts w:ascii="標楷體" w:eastAsia="標楷體" w:hAnsi="標楷體" w:hint="eastAsia"/>
-                <w:color w:val="000000" w:themeColor="text1"/>
               </w:rPr>
               <w:t>：</w:t>
             </w:r>
@@ -2970,13 +2740,11 @@
               <w:ind w:left="600" w:hanging="240"/>
               <w:rPr>
                 <w:rFonts w:ascii="標楷體" w:eastAsia="標楷體" w:hAnsi="標楷體"/>
-                <w:color w:val="000000" w:themeColor="text1"/>
               </w:rPr>
             </w:pPr>
             <w:r>
               <w:rPr>
                 <w:rFonts w:ascii="標楷體" w:eastAsia="標楷體" w:hAnsi="標楷體" w:hint="eastAsia"/>
-                <w:color w:val="000000" w:themeColor="text1"/>
               </w:rPr>
               <w:t>１.地面開挖應事先向本廠申請核准，並依道路施工交通安全設施之規定作警示標誌。</w:t>
             </w:r>
@@ -2987,13 +2755,11 @@
               <w:ind w:left="721" w:hanging="361"/>
               <w:rPr>
                 <w:rFonts w:ascii="標楷體" w:eastAsia="標楷體" w:hAnsi="標楷體"/>
-                <w:color w:val="000000" w:themeColor="text1"/>
               </w:rPr>
             </w:pPr>
             <w:r>
               <w:rPr>
                 <w:rFonts w:ascii="標楷體" w:eastAsia="標楷體" w:hAnsi="標楷體" w:hint="eastAsia"/>
-                <w:color w:val="000000" w:themeColor="text1"/>
               </w:rPr>
               <w:t>２.從事開挖作業，為防止地面之崩塌及損壞地下埋設物，致有危害勞工之虞，應事前就作業地點及其附近，施以鑽探、</w:t>
             </w:r>
@@ -3001,7 +2767,6 @@
             <w:r>
               <w:rPr>
                 <w:rFonts w:ascii="標楷體" w:eastAsia="標楷體" w:hAnsi="標楷體" w:hint="eastAsia"/>
-                <w:color w:val="000000" w:themeColor="text1"/>
               </w:rPr>
               <w:t>試挖或</w:t>
             </w:r>
@@ -3009,7 +2774,6 @@
             <w:r>
               <w:rPr>
                 <w:rFonts w:ascii="標楷體" w:eastAsia="標楷體" w:hAnsi="標楷體" w:hint="eastAsia"/>
-                <w:color w:val="000000" w:themeColor="text1"/>
               </w:rPr>
               <w:t>其他適當方法從事調查。</w:t>
             </w:r>
@@ -3020,13 +2784,11 @@
               <w:ind w:left="600" w:hanging="240"/>
               <w:rPr>
                 <w:rFonts w:ascii="標楷體" w:eastAsia="標楷體" w:hAnsi="標楷體"/>
-                <w:color w:val="000000" w:themeColor="text1"/>
               </w:rPr>
             </w:pPr>
             <w:r>
               <w:rPr>
                 <w:rFonts w:ascii="標楷體" w:eastAsia="標楷體" w:hAnsi="標楷體" w:hint="eastAsia"/>
-                <w:color w:val="000000" w:themeColor="text1"/>
               </w:rPr>
               <w:t>３.</w:t>
             </w:r>
@@ -3034,7 +2796,6 @@
               <w:rPr>
                 <w:rFonts w:ascii="標楷體" w:eastAsia="標楷體" w:hAnsi="標楷體" w:hint="eastAsia"/>
                 <w:bCs/>
-                <w:color w:val="000000" w:themeColor="text1"/>
               </w:rPr>
               <w:t>開挖垂直深度在一點五公尺以上，應設置擋土支</w:t>
             </w:r>
@@ -3042,7 +2803,6 @@
               <w:rPr>
                 <w:rFonts w:ascii="標楷體" w:eastAsia="標楷體" w:hAnsi="標楷體"/>
                 <w:bCs/>
-                <w:color w:val="000000" w:themeColor="text1"/>
               </w:rPr>
               <w:t>撐</w:t>
             </w:r>
@@ -3050,7 +2810,6 @@
               <w:rPr>
                 <w:rFonts w:ascii="標楷體" w:eastAsia="標楷體" w:hAnsi="標楷體" w:hint="eastAsia"/>
                 <w:bCs/>
-                <w:color w:val="000000" w:themeColor="text1"/>
               </w:rPr>
               <w:t>及指定露天開挖作業主管。</w:t>
             </w:r>
@@ -3061,13 +2820,11 @@
               <w:ind w:firstLine="360"/>
               <w:rPr>
                 <w:rFonts w:ascii="標楷體" w:eastAsia="標楷體" w:hAnsi="標楷體"/>
-                <w:color w:val="000000" w:themeColor="text1"/>
               </w:rPr>
             </w:pPr>
             <w:r>
               <w:rPr>
                 <w:rFonts w:ascii="標楷體" w:eastAsia="標楷體" w:hAnsi="標楷體" w:hint="eastAsia"/>
-                <w:color w:val="000000" w:themeColor="text1"/>
               </w:rPr>
               <w:t>４.從事開挖作業應遵照「營造安全衛生設施標準」施工。</w:t>
             </w:r>
@@ -3077,13 +2834,11 @@
               <w:ind w:left="721" w:hanging="721"/>
               <w:rPr>
                 <w:rFonts w:ascii="標楷體" w:eastAsia="標楷體" w:hAnsi="標楷體"/>
-                <w:color w:val="000000" w:themeColor="text1"/>
               </w:rPr>
             </w:pPr>
             <w:r>
               <w:rPr>
                 <w:rFonts w:ascii="標楷體" w:eastAsia="標楷體" w:hAnsi="標楷體" w:hint="eastAsia"/>
-                <w:color w:val="000000" w:themeColor="text1"/>
               </w:rPr>
               <w:t>（四）</w:t>
             </w:r>
@@ -3092,7 +2847,6 @@
               <w:rPr>
                 <w:rFonts w:ascii="標楷體" w:eastAsia="標楷體" w:hAnsi="標楷體" w:hint="eastAsia"/>
                 <w:b/>
-                <w:color w:val="000000" w:themeColor="text1"/>
               </w:rPr>
               <w:t>高壓電活線作業</w:t>
             </w:r>
@@ -3101,14 +2855,12 @@
               <w:rPr>
                 <w:rFonts w:ascii="標楷體" w:eastAsia="標楷體" w:hAnsi="標楷體" w:hint="eastAsia"/>
                 <w:b/>
-                <w:color w:val="000000" w:themeColor="text1"/>
               </w:rPr>
               <w:t>管制</w:t>
             </w:r>
             <w:r>
               <w:rPr>
                 <w:rFonts w:ascii="標楷體" w:eastAsia="標楷體" w:hAnsi="標楷體" w:hint="eastAsia"/>
-                <w:color w:val="000000" w:themeColor="text1"/>
               </w:rPr>
               <w:t>：本廠高壓電氣設備檢修，皆實施停電作業，並掛「禁止操作卡」，未經掛卡人簽署撤除前，絕對禁止擅自送電操作；</w:t>
             </w:r>
@@ -3116,7 +2868,6 @@
             <w:r>
               <w:rPr>
                 <w:rFonts w:ascii="標楷體" w:eastAsia="標楷體" w:hAnsi="標楷體" w:hint="eastAsia"/>
-                <w:color w:val="000000" w:themeColor="text1"/>
               </w:rPr>
               <w:t>從事活線作業</w:t>
             </w:r>
@@ -3124,7 +2875,6 @@
             <w:r>
               <w:rPr>
                 <w:rFonts w:ascii="標楷體" w:eastAsia="標楷體" w:hAnsi="標楷體" w:hint="eastAsia"/>
-                <w:color w:val="000000" w:themeColor="text1"/>
               </w:rPr>
               <w:t>人員，必須領有本公司訓練合格證照。</w:t>
             </w:r>
@@ -3144,7 +2894,6 @@
                 <w:rFonts w:ascii="標楷體" w:eastAsia="標楷體" w:hAnsi="標楷體"/>
                 <w:b/>
                 <w:bCs/>
-                <w:color w:val="000000" w:themeColor="text1"/>
                 <w:sz w:val="28"/>
                 <w:szCs w:val="28"/>
               </w:rPr>
@@ -3154,7 +2903,6 @@
                 <w:rFonts w:ascii="標楷體" w:eastAsia="標楷體" w:hAnsi="標楷體"/>
                 <w:b/>
                 <w:bCs/>
-                <w:color w:val="000000" w:themeColor="text1"/>
                 <w:sz w:val="28"/>
                 <w:szCs w:val="28"/>
               </w:rPr>
@@ -3165,7 +2913,6 @@
                 <w:rFonts w:ascii="標楷體" w:eastAsia="標楷體" w:hAnsi="標楷體" w:cs="標楷體" w:hint="eastAsia"/>
                 <w:b/>
                 <w:bCs/>
-                <w:color w:val="000000" w:themeColor="text1"/>
                 <w:sz w:val="28"/>
                 <w:szCs w:val="28"/>
               </w:rPr>
@@ -3186,91 +2933,71 @@
               <w:ind w:leftChars="100" w:left="480" w:hangingChars="100" w:hanging="240"/>
               <w:rPr>
                 <w:rFonts w:ascii="標楷體" w:eastAsia="標楷體" w:hAnsi="標楷體"/>
-                <w:color w:val="000000" w:themeColor="text1"/>
               </w:rPr>
             </w:pPr>
             <w:r>
               <w:rPr>
                 <w:rFonts w:ascii="標楷體" w:eastAsia="標楷體" w:hAnsi="標楷體" w:hint="eastAsia"/>
-                <w:color w:val="000000" w:themeColor="text1"/>
               </w:rPr>
               <w:t>1.承攬商進入桶槽、暗渠、人孔等局限空間作業，作業前應事先申請核准，並遵守興達發電廠局限空間作</w:t>
             </w:r>
             <w:r>
               <w:rPr>
                 <w:rFonts w:ascii="標楷體" w:eastAsia="標楷體" w:hAnsi="標楷體"/>
-                <w:color w:val="000000" w:themeColor="text1"/>
               </w:rPr>
               <w:t>業管理辦法</w:t>
             </w:r>
             <w:r>
               <w:rPr>
                 <w:rFonts w:ascii="標楷體" w:eastAsia="標楷體" w:hAnsi="標楷體" w:hint="eastAsia"/>
-                <w:color w:val="000000" w:themeColor="text1"/>
               </w:rPr>
               <w:t>；實施通風換氣後，由缺氧作業主管量測，並記錄</w:t>
             </w:r>
             <w:r>
               <w:rPr>
                 <w:rFonts w:ascii="標楷體" w:eastAsia="標楷體" w:hAnsi="標楷體" w:hint="eastAsia"/>
-                <w:color w:val="000000" w:themeColor="text1"/>
               </w:rPr>
               <w:t>進出人員姓名、</w:t>
             </w:r>
             <w:r>
               <w:rPr>
                 <w:rFonts w:ascii="標楷體" w:eastAsia="標楷體" w:hAnsi="標楷體" w:hint="eastAsia"/>
-                <w:color w:val="000000" w:themeColor="text1"/>
               </w:rPr>
               <w:t>該局限空間之氧氣及有害氣體濃度</w:t>
             </w:r>
             <w:r>
               <w:rPr>
                 <w:rFonts w:ascii="標楷體" w:eastAsia="標楷體" w:hAnsi="標楷體" w:hint="eastAsia"/>
-                <w:color w:val="000000" w:themeColor="text1"/>
               </w:rPr>
               <w:t>(</w:t>
             </w:r>
             <w:r>
               <w:rPr>
                 <w:rFonts w:ascii="標楷體" w:eastAsia="標楷體" w:hAnsi="標楷體" w:cs="標楷體" w:hint="eastAsia"/>
-                <w:color w:val="000000" w:themeColor="text1"/>
               </w:rPr>
               <w:t>作業期間應採取連續量測確認之措施</w:t>
             </w:r>
             <w:r>
               <w:rPr>
                 <w:rFonts w:ascii="標楷體" w:eastAsia="標楷體" w:hAnsi="標楷體" w:cs="標楷體" w:hint="eastAsia"/>
-                <w:color w:val="000000" w:themeColor="text1"/>
               </w:rPr>
               <w:t>)</w:t>
             </w:r>
             <w:r>
               <w:rPr>
                 <w:rFonts w:ascii="標楷體" w:eastAsia="標楷體" w:hAnsi="標楷體" w:hint="eastAsia"/>
-                <w:color w:val="000000" w:themeColor="text1"/>
               </w:rPr>
               <w:t>，不得危害人體健康；作業時除工作人員外應另有人負責監督及監視，並置備</w:t>
             </w:r>
             <w:r>
               <w:rPr>
                 <w:rFonts w:ascii="標楷體" w:eastAsia="標楷體" w:hAnsi="標楷體" w:cs="標楷體" w:hint="eastAsia"/>
-                <w:color w:val="000000" w:themeColor="text1"/>
-              </w:rPr>
-              <w:t>測定儀器、通風換氣、</w:t>
-            </w:r>
-            <w:r>
-              <w:rPr>
-                <w:rFonts w:ascii="標楷體" w:eastAsia="標楷體" w:hAnsi="標楷體" w:cs="標楷體" w:hint="eastAsia"/>
-                <w:color w:val="000000" w:themeColor="text1"/>
-              </w:rPr>
-              <w:lastRenderedPageBreak/>
-              <w:t>防護與救援設備</w:t>
+              </w:rPr>
+              <w:t>測定儀器、通風換氣、防護與救援設備</w:t>
             </w:r>
             <w:r>
               <w:rPr>
                 <w:rFonts w:ascii="標楷體" w:eastAsia="標楷體" w:hAnsi="標楷體" w:hint="eastAsia"/>
-                <w:color w:val="000000" w:themeColor="text1"/>
               </w:rPr>
               <w:t>，供勞工緊急避難或救援人員使用。</w:t>
             </w:r>
@@ -3280,7 +3007,6 @@
               <w:ind w:leftChars="100" w:left="480" w:hangingChars="100" w:hanging="240"/>
               <w:rPr>
                 <w:rFonts w:ascii="標楷體" w:eastAsia="標楷體" w:hAnsi="標楷體"/>
-                <w:color w:val="000000" w:themeColor="text1"/>
                 <w:sz w:val="28"/>
                 <w:szCs w:val="28"/>
               </w:rPr>
@@ -3288,7 +3014,6 @@
             <w:r>
               <w:rPr>
                 <w:rFonts w:ascii="標楷體" w:eastAsia="標楷體" w:hAnsi="標楷體" w:hint="eastAsia"/>
-                <w:color w:val="000000" w:themeColor="text1"/>
               </w:rPr>
               <w:t>2.本廠所使用或存放危險物及有害物質放置場所，</w:t>
             </w:r>
@@ -3296,7 +3021,6 @@
             <w:r>
               <w:rPr>
                 <w:rFonts w:ascii="標楷體" w:eastAsia="標楷體" w:hAnsi="標楷體" w:hint="eastAsia"/>
-                <w:color w:val="000000" w:themeColor="text1"/>
               </w:rPr>
               <w:t>均已依</w:t>
             </w:r>
@@ -3304,21 +3028,25 @@
             <w:r>
               <w:rPr>
                 <w:rFonts w:ascii="標楷體" w:eastAsia="標楷體" w:hAnsi="標楷體" w:hint="eastAsia"/>
-                <w:color w:val="000000" w:themeColor="text1"/>
-              </w:rPr>
-              <w:t>規定設置危害標示，協議組織成員應告知所屬工作人員，非因工作需要禁止無關人員靠近；檢修相關設備，應事先申請核准；注意事項，由工程</w:t>
+              </w:rPr>
+              <w:t>規定設置危害標示，協議組織成員</w:t>
+            </w:r>
+            <w:r>
+              <w:rPr>
+                <w:rFonts w:ascii="標楷體" w:eastAsia="標楷體" w:hAnsi="標楷體" w:hint="eastAsia"/>
+              </w:rPr>
+              <w:lastRenderedPageBreak/>
+              <w:t>應告知所屬工作人員，非因工作需要禁止無關人員靠近；檢修相關設備，應事先申請核准；注意事項，由工程</w:t>
             </w:r>
             <w:r>
               <w:rPr>
                 <w:rFonts w:ascii="標楷體" w:eastAsia="標楷體" w:hAnsi="標楷體" w:cs="標楷體" w:hint="eastAsia"/>
-                <w:color w:val="000000" w:themeColor="text1"/>
               </w:rPr>
               <w:t>(作)</w:t>
             </w:r>
             <w:r>
               <w:rPr>
                 <w:rFonts w:ascii="標楷體" w:eastAsia="標楷體" w:hAnsi="標楷體" w:hint="eastAsia"/>
-                <w:color w:val="000000" w:themeColor="text1"/>
               </w:rPr>
               <w:t>主辦部門另行告知。</w:t>
             </w:r>
@@ -3337,7 +3065,6 @@
                 <w:rFonts w:ascii="標楷體" w:eastAsia="標楷體" w:hAnsi="標楷體"/>
                 <w:b/>
                 <w:bCs/>
-                <w:color w:val="000000" w:themeColor="text1"/>
                 <w:sz w:val="28"/>
                 <w:szCs w:val="28"/>
               </w:rPr>
@@ -3347,7 +3074,6 @@
                 <w:rFonts w:ascii="標楷體" w:eastAsia="標楷體" w:hAnsi="標楷體"/>
                 <w:b/>
                 <w:bCs/>
-                <w:color w:val="000000" w:themeColor="text1"/>
                 <w:sz w:val="28"/>
                 <w:szCs w:val="28"/>
               </w:rPr>
@@ -3359,7 +3085,6 @@
                 <w:rFonts w:ascii="標楷體" w:eastAsia="標楷體" w:hAnsi="標楷體" w:cs="標楷體" w:hint="eastAsia"/>
                 <w:b/>
                 <w:bCs/>
-                <w:color w:val="000000" w:themeColor="text1"/>
                 <w:sz w:val="28"/>
                 <w:szCs w:val="28"/>
               </w:rPr>
@@ -3379,13 +3104,11 @@
               <w:ind w:leftChars="100" w:left="240"/>
               <w:rPr>
                 <w:rFonts w:ascii="標楷體" w:eastAsia="標楷體" w:hAnsi="標楷體"/>
-                <w:color w:val="000000" w:themeColor="text1"/>
               </w:rPr>
             </w:pPr>
             <w:r>
               <w:rPr>
                 <w:rFonts w:ascii="標楷體" w:eastAsia="標楷體" w:hAnsi="標楷體" w:hint="eastAsia"/>
-                <w:color w:val="000000" w:themeColor="text1"/>
               </w:rPr>
               <w:t>承攬商自備電氣設備、機具進入工作場所施工，應具</w:t>
             </w:r>
@@ -3393,7 +3116,6 @@
             <w:r>
               <w:rPr>
                 <w:rFonts w:ascii="標楷體" w:eastAsia="標楷體" w:hAnsi="標楷體" w:hint="eastAsia"/>
-                <w:color w:val="000000" w:themeColor="text1"/>
               </w:rPr>
               <w:t>防止感電保護</w:t>
             </w:r>
@@ -3401,7 +3123,6 @@
             <w:r>
               <w:rPr>
                 <w:rFonts w:ascii="標楷體" w:eastAsia="標楷體" w:hAnsi="標楷體" w:hint="eastAsia"/>
-                <w:color w:val="000000" w:themeColor="text1"/>
               </w:rPr>
               <w:t>設施，如漏電保護開關、交流電焊機自動電擊防止裝置、電線及電纜絕緣保護等，臨時用電需事先提出申請，經本廠同意後接線使用，並注意避免負載過度集中引起跳脫，影響其他施工用電。</w:t>
             </w:r>
@@ -3420,7 +3141,6 @@
                 <w:rFonts w:ascii="標楷體" w:eastAsia="標楷體" w:hAnsi="標楷體"/>
                 <w:b/>
                 <w:bCs/>
-                <w:color w:val="000000" w:themeColor="text1"/>
                 <w:sz w:val="28"/>
                 <w:szCs w:val="28"/>
               </w:rPr>
@@ -3430,7 +3150,6 @@
                 <w:rFonts w:ascii="標楷體" w:eastAsia="標楷體" w:hAnsi="標楷體"/>
                 <w:b/>
                 <w:bCs/>
-                <w:color w:val="000000" w:themeColor="text1"/>
                 <w:sz w:val="28"/>
                 <w:szCs w:val="28"/>
               </w:rPr>
@@ -3441,7 +3160,6 @@
                 <w:rFonts w:ascii="標楷體" w:eastAsia="標楷體" w:hAnsi="標楷體" w:cs="標楷體" w:hint="eastAsia"/>
                 <w:b/>
                 <w:bCs/>
-                <w:color w:val="000000" w:themeColor="text1"/>
                 <w:sz w:val="28"/>
                 <w:szCs w:val="28"/>
               </w:rPr>
@@ -3462,13 +3180,11 @@
               <w:ind w:leftChars="100" w:left="480" w:hangingChars="100" w:hanging="240"/>
               <w:rPr>
                 <w:rFonts w:ascii="標楷體" w:eastAsia="標楷體" w:hAnsi="標楷體"/>
-                <w:color w:val="000000" w:themeColor="text1"/>
               </w:rPr>
             </w:pPr>
             <w:r>
               <w:rPr>
                 <w:rFonts w:ascii="標楷體" w:eastAsia="標楷體" w:hAnsi="標楷體" w:hint="eastAsia"/>
-                <w:color w:val="000000" w:themeColor="text1"/>
               </w:rPr>
               <w:t>1.承攬商作業人員進廠管制，應依本廠</w:t>
             </w:r>
@@ -3476,7 +3192,6 @@
             <w:r>
               <w:rPr>
                 <w:rFonts w:ascii="標楷體" w:eastAsia="標楷體" w:hAnsi="標楷體" w:hint="eastAsia"/>
-                <w:color w:val="000000" w:themeColor="text1"/>
               </w:rPr>
               <w:t>廠</w:t>
             </w:r>
@@ -3484,7 +3199,6 @@
             <w:r>
               <w:rPr>
                 <w:rFonts w:ascii="標楷體" w:eastAsia="標楷體" w:hAnsi="標楷體" w:hint="eastAsia"/>
-                <w:color w:val="000000" w:themeColor="text1"/>
               </w:rPr>
               <w:t>區門禁管理要點規定，事先提出申請，並檢附作業人員保險證件，以憑辦理申請入廠工作證；進出廠區大門需換證辨識等，以為管制。</w:t>
             </w:r>
@@ -3495,13 +3209,11 @@
               <w:ind w:firstLineChars="100" w:firstLine="240"/>
               <w:rPr>
                 <w:rFonts w:ascii="標楷體" w:eastAsia="標楷體" w:hAnsi="標楷體"/>
-                <w:color w:val="000000" w:themeColor="text1"/>
               </w:rPr>
             </w:pPr>
             <w:r>
               <w:rPr>
                 <w:rFonts w:ascii="標楷體" w:eastAsia="標楷體" w:hAnsi="標楷體" w:hint="eastAsia"/>
-                <w:color w:val="000000" w:themeColor="text1"/>
               </w:rPr>
               <w:t>2.未獲本廠允許，不可進入非承攬作業區；遵守各種警告及標示。</w:t>
             </w:r>
@@ -3512,27 +3224,23 @@
               <w:ind w:firstLineChars="100" w:firstLine="240"/>
               <w:rPr>
                 <w:rFonts w:ascii="標楷體" w:eastAsia="標楷體" w:hAnsi="標楷體"/>
-                <w:color w:val="000000" w:themeColor="text1"/>
               </w:rPr>
             </w:pPr>
             <w:r>
               <w:rPr>
                 <w:rFonts w:ascii="標楷體" w:eastAsia="標楷體" w:hAnsi="標楷體" w:hint="eastAsia"/>
-                <w:color w:val="000000" w:themeColor="text1"/>
               </w:rPr>
               <w:t>3.工程(</w:t>
             </w:r>
             <w:r>
               <w:rPr>
                 <w:rFonts w:ascii="標楷體" w:eastAsia="標楷體" w:hAnsi="標楷體" w:cs="標楷體" w:hint="eastAsia"/>
-                <w:color w:val="000000" w:themeColor="text1"/>
               </w:rPr>
               <w:t>作)</w:t>
             </w:r>
             <w:r>
               <w:rPr>
                 <w:rFonts w:ascii="標楷體" w:eastAsia="標楷體" w:hAnsi="標楷體" w:hint="eastAsia"/>
-                <w:color w:val="000000" w:themeColor="text1"/>
               </w:rPr>
               <w:t>收工，檢驗員離開後及例假日未經申請核准，不得擅自施工。</w:t>
             </w:r>
@@ -3542,27 +3250,23 @@
               <w:ind w:firstLineChars="100" w:firstLine="240"/>
               <w:rPr>
                 <w:rFonts w:ascii="標楷體" w:eastAsia="標楷體" w:hAnsi="標楷體"/>
-                <w:color w:val="000000" w:themeColor="text1"/>
               </w:rPr>
             </w:pPr>
             <w:r>
               <w:rPr>
                 <w:rFonts w:ascii="標楷體" w:eastAsia="標楷體" w:hAnsi="標楷體" w:hint="eastAsia"/>
-                <w:color w:val="000000" w:themeColor="text1"/>
               </w:rPr>
               <w:t>4.工作人員之安全帽應符合C</w:t>
             </w:r>
             <w:r>
               <w:rPr>
                 <w:rFonts w:ascii="標楷體" w:eastAsia="標楷體" w:hAnsi="標楷體"/>
-                <w:color w:val="000000" w:themeColor="text1"/>
               </w:rPr>
               <w:t>NS</w:t>
             </w:r>
             <w:r>
               <w:rPr>
                 <w:rFonts w:ascii="標楷體" w:eastAsia="標楷體" w:hAnsi="標楷體" w:hint="eastAsia"/>
-                <w:color w:val="000000" w:themeColor="text1"/>
               </w:rPr>
               <w:t>國家標準，並應標示承攬商名稱及員工姓名。</w:t>
             </w:r>
@@ -3581,7 +3285,6 @@
                 <w:rFonts w:ascii="標楷體" w:eastAsia="標楷體" w:hAnsi="標楷體"/>
                 <w:b/>
                 <w:bCs/>
-                <w:color w:val="000000" w:themeColor="text1"/>
                 <w:sz w:val="28"/>
                 <w:szCs w:val="28"/>
               </w:rPr>
@@ -3591,7 +3294,6 @@
                 <w:rFonts w:ascii="標楷體" w:eastAsia="標楷體" w:hAnsi="標楷體"/>
                 <w:b/>
                 <w:bCs/>
-                <w:color w:val="000000" w:themeColor="text1"/>
                 <w:sz w:val="28"/>
                 <w:szCs w:val="28"/>
               </w:rPr>
@@ -3602,7 +3304,6 @@
                 <w:rFonts w:ascii="標楷體" w:eastAsia="標楷體" w:hAnsi="標楷體" w:cs="標楷體" w:hint="eastAsia"/>
                 <w:b/>
                 <w:bCs/>
-                <w:color w:val="000000" w:themeColor="text1"/>
                 <w:sz w:val="28"/>
                 <w:szCs w:val="28"/>
               </w:rPr>
@@ -3622,7 +3323,6 @@
               <w:ind w:leftChars="44" w:left="106"/>
               <w:rPr>
                 <w:rFonts w:ascii="標楷體" w:eastAsia="標楷體" w:hAnsi="標楷體"/>
-                <w:color w:val="000000" w:themeColor="text1"/>
                 <w:sz w:val="28"/>
                 <w:szCs w:val="28"/>
               </w:rPr>
@@ -3630,14 +3330,12 @@
             <w:r>
               <w:rPr>
                 <w:rFonts w:ascii="標楷體" w:eastAsia="標楷體" w:hAnsi="標楷體" w:cs="標楷體" w:hint="eastAsia"/>
-                <w:color w:val="000000" w:themeColor="text1"/>
               </w:rPr>
               <w:t>本廠操作系統或設備變更時，為避免因系統之連鎖功能影響其他設備誤動作，承攬商作業務必要配合本廠指示作業，並配合製程變更後之試運轉及其他工作，直至設備能正常運轉為止</w:t>
             </w:r>
             <w:r>
               <w:rPr>
                 <w:rFonts w:ascii="標楷體" w:eastAsia="標楷體" w:hAnsi="標楷體" w:cs="標楷體" w:hint="eastAsia"/>
-                <w:color w:val="000000" w:themeColor="text1"/>
                 <w:sz w:val="20"/>
                 <w:szCs w:val="20"/>
               </w:rPr>
@@ -3659,7 +3357,6 @@
                 <w:rFonts w:ascii="標楷體" w:eastAsia="標楷體" w:hAnsi="標楷體"/>
                 <w:b/>
                 <w:bCs/>
-                <w:color w:val="000000" w:themeColor="text1"/>
                 <w:sz w:val="28"/>
                 <w:szCs w:val="28"/>
               </w:rPr>
@@ -3669,7 +3366,6 @@
                 <w:rFonts w:ascii="標楷體" w:eastAsia="標楷體" w:hAnsi="標楷體"/>
                 <w:b/>
                 <w:bCs/>
-                <w:color w:val="000000" w:themeColor="text1"/>
                 <w:sz w:val="28"/>
                 <w:szCs w:val="28"/>
               </w:rPr>
@@ -3680,7 +3376,6 @@
                 <w:rFonts w:ascii="標楷體" w:eastAsia="標楷體" w:hAnsi="標楷體" w:cs="標楷體" w:hint="eastAsia"/>
                 <w:b/>
                 <w:bCs/>
-                <w:color w:val="000000" w:themeColor="text1"/>
                 <w:sz w:val="28"/>
                 <w:szCs w:val="28"/>
               </w:rPr>
@@ -3706,28 +3401,24 @@
               <w:ind w:leftChars="0"/>
               <w:rPr>
                 <w:rFonts w:ascii="標楷體" w:eastAsia="標楷體" w:hAnsi="標楷體"/>
-                <w:color w:val="000000" w:themeColor="text1"/>
               </w:rPr>
             </w:pPr>
             <w:r>
               <w:rPr>
                 <w:rFonts w:ascii="標楷體" w:eastAsia="標楷體" w:hAnsi="標楷體" w:hint="eastAsia"/>
                 <w:b/>
-                <w:color w:val="000000" w:themeColor="text1"/>
               </w:rPr>
               <w:t>劃一危險性機械之操作信號</w:t>
             </w:r>
             <w:r>
               <w:rPr>
                 <w:rFonts w:ascii="標楷體" w:eastAsia="標楷體" w:hAnsi="標楷體" w:hint="eastAsia"/>
-                <w:color w:val="000000" w:themeColor="text1"/>
               </w:rPr>
               <w:t>：承攬商使用危險性機械，應實施自動檢查，</w:t>
             </w:r>
             <w:r>
               <w:rPr>
                 <w:rFonts w:ascii="標楷體" w:eastAsia="標楷體" w:hAnsi="標楷體" w:hint="eastAsia"/>
-                <w:color w:val="000000" w:themeColor="text1"/>
               </w:rPr>
               <w:t>操作人員須經</w:t>
             </w:r>
@@ -3739,13 +3430,11 @@
               <w:ind w:leftChars="0" w:left="720"/>
               <w:rPr>
                 <w:rFonts w:ascii="標楷體" w:eastAsia="標楷體" w:hAnsi="標楷體"/>
-                <w:color w:val="000000" w:themeColor="text1"/>
               </w:rPr>
             </w:pPr>
             <w:r>
               <w:rPr>
                 <w:rFonts w:ascii="標楷體" w:eastAsia="標楷體" w:hAnsi="標楷體" w:hint="eastAsia"/>
-                <w:color w:val="000000" w:themeColor="text1"/>
               </w:rPr>
               <w:t>訓練合格具有相關證書(照)且</w:t>
             </w:r>
@@ -3753,7 +3442,6 @@
             <w:r>
               <w:rPr>
                 <w:rFonts w:ascii="標楷體" w:eastAsia="標楷體" w:hAnsi="標楷體" w:hint="eastAsia"/>
-                <w:color w:val="000000" w:themeColor="text1"/>
               </w:rPr>
               <w:t>於回訓期間</w:t>
             </w:r>
@@ -3761,14 +3449,12 @@
             <w:r>
               <w:rPr>
                 <w:rFonts w:ascii="標楷體" w:eastAsia="標楷體" w:hAnsi="標楷體" w:hint="eastAsia"/>
-                <w:color w:val="000000" w:themeColor="text1"/>
               </w:rPr>
               <w:t>內</w:t>
             </w:r>
             <w:r>
               <w:rPr>
                 <w:rFonts w:ascii="標楷體" w:eastAsia="標楷體" w:hAnsi="標楷體" w:hint="eastAsia"/>
-                <w:color w:val="000000" w:themeColor="text1"/>
               </w:rPr>
               <w:t>擔任，由指揮人員統一操作信號。</w:t>
             </w:r>
@@ -3779,13 +3465,11 @@
               <w:ind w:left="720" w:hanging="720"/>
               <w:rPr>
                 <w:rFonts w:ascii="標楷體" w:eastAsia="標楷體" w:hAnsi="標楷體"/>
-                <w:color w:val="000000" w:themeColor="text1"/>
               </w:rPr>
             </w:pPr>
             <w:r>
               <w:rPr>
                 <w:rFonts w:ascii="標楷體" w:eastAsia="標楷體" w:hAnsi="標楷體" w:hint="eastAsia"/>
-                <w:color w:val="000000" w:themeColor="text1"/>
               </w:rPr>
               <w:t>（二）</w:t>
             </w:r>
@@ -3793,56 +3477,48 @@
               <w:rPr>
                 <w:rFonts w:ascii="標楷體" w:eastAsia="標楷體" w:hAnsi="標楷體" w:hint="eastAsia"/>
                 <w:b/>
-                <w:color w:val="000000" w:themeColor="text1"/>
               </w:rPr>
               <w:t>工作場所標示事項</w:t>
             </w:r>
             <w:r>
               <w:rPr>
                 <w:rFonts w:ascii="標楷體" w:eastAsia="標楷體" w:hAnsi="標楷體" w:hint="eastAsia"/>
-                <w:color w:val="000000" w:themeColor="text1"/>
               </w:rPr>
               <w:t>：承攬商應於開工前設置工程(</w:t>
             </w:r>
             <w:r>
               <w:rPr>
                 <w:rFonts w:ascii="標楷體" w:eastAsia="標楷體" w:hAnsi="標楷體" w:cs="標楷體" w:hint="eastAsia"/>
-                <w:color w:val="000000" w:themeColor="text1"/>
               </w:rPr>
               <w:t>作)</w:t>
             </w:r>
             <w:r>
               <w:rPr>
                 <w:rFonts w:ascii="標楷體" w:eastAsia="標楷體" w:hAnsi="標楷體" w:hint="eastAsia"/>
-                <w:color w:val="000000" w:themeColor="text1"/>
               </w:rPr>
               <w:t>標示牌，內容包括工程(</w:t>
             </w:r>
             <w:r>
               <w:rPr>
                 <w:rFonts w:ascii="標楷體" w:eastAsia="標楷體" w:hAnsi="標楷體" w:cs="標楷體" w:hint="eastAsia"/>
-                <w:color w:val="000000" w:themeColor="text1"/>
               </w:rPr>
               <w:t>作)</w:t>
             </w:r>
             <w:r>
               <w:rPr>
                 <w:rFonts w:ascii="標楷體" w:eastAsia="標楷體" w:hAnsi="標楷體" w:hint="eastAsia"/>
-                <w:color w:val="000000" w:themeColor="text1"/>
               </w:rPr>
               <w:t>名稱、負責人、施工項目、工期、聯絡電話、工程(</w:t>
             </w:r>
             <w:r>
               <w:rPr>
                 <w:rFonts w:ascii="標楷體" w:eastAsia="標楷體" w:hAnsi="標楷體" w:cs="標楷體" w:hint="eastAsia"/>
-                <w:color w:val="000000" w:themeColor="text1"/>
               </w:rPr>
               <w:t>作)</w:t>
             </w:r>
             <w:r>
               <w:rPr>
                 <w:rFonts w:ascii="標楷體" w:eastAsia="標楷體" w:hAnsi="標楷體" w:hint="eastAsia"/>
-                <w:color w:val="000000" w:themeColor="text1"/>
               </w:rPr>
               <w:t>主辦部門等事項，作業場所有墜落、開口或</w:t>
             </w:r>
@@ -3850,7 +3526,6 @@
             <w:r>
               <w:rPr>
                 <w:rFonts w:ascii="標楷體" w:eastAsia="標楷體" w:hAnsi="標楷體" w:hint="eastAsia"/>
-                <w:color w:val="000000" w:themeColor="text1"/>
               </w:rPr>
               <w:t>有感電之虞</w:t>
             </w:r>
@@ -3858,7 +3533,6 @@
             <w:r>
               <w:rPr>
                 <w:rFonts w:ascii="標楷體" w:eastAsia="標楷體" w:hAnsi="標楷體" w:hint="eastAsia"/>
-                <w:color w:val="000000" w:themeColor="text1"/>
               </w:rPr>
               <w:t>等危險場所，應設立警戒標示。本廠設備除非已掛檢修作業標示，運轉中禁止操作；開關場、變壓器區等有電區域</w:t>
             </w:r>
@@ -3866,7 +3540,6 @@
             <w:r>
               <w:rPr>
                 <w:rFonts w:ascii="標楷體" w:eastAsia="標楷體" w:hAnsi="標楷體" w:hint="eastAsia"/>
-                <w:color w:val="000000" w:themeColor="text1"/>
               </w:rPr>
               <w:t>應圍繩（</w:t>
             </w:r>
@@ -3874,7 +3547,6 @@
             <w:r>
               <w:rPr>
                 <w:rFonts w:ascii="標楷體" w:eastAsia="標楷體" w:hAnsi="標楷體" w:hint="eastAsia"/>
-                <w:color w:val="000000" w:themeColor="text1"/>
               </w:rPr>
               <w:t>網）附紅色三角旗警戒，無電區域</w:t>
             </w:r>
@@ -3882,7 +3554,6 @@
             <w:r>
               <w:rPr>
                 <w:rFonts w:ascii="標楷體" w:eastAsia="標楷體" w:hAnsi="標楷體" w:hint="eastAsia"/>
-                <w:color w:val="000000" w:themeColor="text1"/>
               </w:rPr>
               <w:t>應圍繩（</w:t>
             </w:r>
@@ -3890,7 +3561,6 @@
             <w:r>
               <w:rPr>
                 <w:rFonts w:ascii="標楷體" w:eastAsia="標楷體" w:hAnsi="標楷體" w:hint="eastAsia"/>
-                <w:color w:val="000000" w:themeColor="text1"/>
               </w:rPr>
               <w:t>網）附藍色三角旗標示。</w:t>
             </w:r>
@@ -3901,13 +3571,11 @@
               <w:ind w:left="751" w:hanging="720"/>
               <w:rPr>
                 <w:rFonts w:ascii="標楷體" w:eastAsia="標楷體" w:hAnsi="標楷體"/>
-                <w:color w:val="000000" w:themeColor="text1"/>
               </w:rPr>
             </w:pPr>
             <w:r>
               <w:rPr>
                 <w:rFonts w:ascii="標楷體" w:eastAsia="標楷體" w:hAnsi="標楷體" w:hint="eastAsia"/>
-                <w:color w:val="000000" w:themeColor="text1"/>
               </w:rPr>
               <w:t>（三）</w:t>
             </w:r>
@@ -3915,28 +3583,24 @@
               <w:rPr>
                 <w:rFonts w:ascii="標楷體" w:eastAsia="標楷體" w:hAnsi="標楷體" w:hint="eastAsia"/>
                 <w:b/>
-                <w:color w:val="000000" w:themeColor="text1"/>
               </w:rPr>
               <w:t>有害物空容器放置</w:t>
             </w:r>
             <w:r>
               <w:rPr>
                 <w:rFonts w:ascii="標楷體" w:eastAsia="標楷體" w:hAnsi="標楷體" w:hint="eastAsia"/>
-                <w:color w:val="000000" w:themeColor="text1"/>
               </w:rPr>
               <w:t>：本廠</w:t>
             </w:r>
             <w:r>
               <w:rPr>
                 <w:rFonts w:ascii="標楷體" w:eastAsia="標楷體" w:hAnsi="標楷體" w:hint="eastAsia"/>
-                <w:color w:val="000000" w:themeColor="text1"/>
               </w:rPr>
               <w:t>危</w:t>
             </w:r>
             <w:r>
               <w:rPr>
                 <w:rFonts w:ascii="標楷體" w:eastAsia="標楷體" w:hAnsi="標楷體" w:hint="eastAsia"/>
-                <w:color w:val="000000" w:themeColor="text1"/>
               </w:rPr>
               <w:t>害物空容器，</w:t>
             </w:r>
@@ -3944,7 +3608,6 @@
             <w:r>
               <w:rPr>
                 <w:rFonts w:ascii="標楷體" w:eastAsia="標楷體" w:hAnsi="標楷體" w:hint="eastAsia"/>
-                <w:color w:val="000000" w:themeColor="text1"/>
               </w:rPr>
               <w:t>均已要求</w:t>
             </w:r>
@@ -3952,7 +3615,6 @@
             <w:r>
               <w:rPr>
                 <w:rFonts w:ascii="標楷體" w:eastAsia="標楷體" w:hAnsi="標楷體" w:hint="eastAsia"/>
-                <w:color w:val="000000" w:themeColor="text1"/>
               </w:rPr>
               <w:t>供應商回收，嚴禁取用，避免造成環保或安全衛生問題。</w:t>
             </w:r>
@@ -3963,13 +3625,11 @@
               <w:ind w:left="720" w:hanging="720"/>
               <w:rPr>
                 <w:rFonts w:ascii="標楷體" w:eastAsia="標楷體" w:hAnsi="標楷體"/>
-                <w:color w:val="000000" w:themeColor="text1"/>
               </w:rPr>
             </w:pPr>
             <w:r>
               <w:rPr>
                 <w:rFonts w:ascii="標楷體" w:eastAsia="標楷體" w:hAnsi="標楷體" w:hint="eastAsia"/>
-                <w:color w:val="000000" w:themeColor="text1"/>
               </w:rPr>
               <w:t>（四）</w:t>
             </w:r>
@@ -3977,14 +3637,12 @@
               <w:rPr>
                 <w:rFonts w:ascii="標楷體" w:eastAsia="標楷體" w:hAnsi="標楷體" w:hint="eastAsia"/>
                 <w:b/>
-                <w:color w:val="000000" w:themeColor="text1"/>
               </w:rPr>
               <w:t>警報事項</w:t>
             </w:r>
             <w:r>
               <w:rPr>
                 <w:rFonts w:ascii="標楷體" w:eastAsia="標楷體" w:hAnsi="標楷體" w:hint="eastAsia"/>
-                <w:color w:val="000000" w:themeColor="text1"/>
               </w:rPr>
               <w:t>：作業區域內發生緊急事故，首要以附近廣播系統聯繫控制室並迅速發出警告；本廠控制室分機電話：2210、2670。救護車支援分機電話：119。</w:t>
             </w:r>
@@ -3994,13 +3652,11 @@
               <w:spacing w:line="360" w:lineRule="exact"/>
               <w:rPr>
                 <w:rFonts w:ascii="標楷體" w:eastAsia="標楷體" w:hAnsi="標楷體"/>
-                <w:color w:val="000000" w:themeColor="text1"/>
               </w:rPr>
             </w:pPr>
             <w:r>
               <w:rPr>
                 <w:rFonts w:ascii="標楷體" w:eastAsia="標楷體" w:hAnsi="標楷體" w:hint="eastAsia"/>
-                <w:color w:val="000000" w:themeColor="text1"/>
               </w:rPr>
               <w:t>（五）</w:t>
             </w:r>
@@ -4008,14 +3664,12 @@
               <w:rPr>
                 <w:rFonts w:ascii="標楷體" w:eastAsia="標楷體" w:hAnsi="標楷體" w:hint="eastAsia"/>
                 <w:b/>
-                <w:color w:val="000000" w:themeColor="text1"/>
               </w:rPr>
               <w:t>緊急避難辦法及訓練</w:t>
             </w:r>
             <w:r>
               <w:rPr>
                 <w:rFonts w:ascii="標楷體" w:eastAsia="標楷體" w:hAnsi="標楷體" w:hint="eastAsia"/>
-                <w:color w:val="000000" w:themeColor="text1"/>
               </w:rPr>
               <w:t>：</w:t>
             </w:r>
@@ -4026,13 +3680,11 @@
               <w:ind w:left="480" w:hanging="240"/>
               <w:rPr>
                 <w:rFonts w:ascii="標楷體" w:eastAsia="標楷體" w:hAnsi="標楷體"/>
-                <w:color w:val="000000" w:themeColor="text1"/>
               </w:rPr>
             </w:pPr>
             <w:r>
               <w:rPr>
                 <w:rFonts w:ascii="標楷體" w:eastAsia="標楷體" w:hAnsi="標楷體" w:hint="eastAsia"/>
-                <w:color w:val="000000" w:themeColor="text1"/>
               </w:rPr>
               <w:t>1.本廠辦理年度消防訓練時，針對本廠消防設施佈置，使用操作方法，承攬商共同參加消防訓練，承攬商不得拒絕。</w:t>
             </w:r>
@@ -4043,13 +3695,11 @@
               <w:ind w:left="480" w:hanging="240"/>
               <w:rPr>
                 <w:rFonts w:ascii="標楷體" w:eastAsia="標楷體" w:hAnsi="標楷體"/>
-                <w:color w:val="000000" w:themeColor="text1"/>
               </w:rPr>
             </w:pPr>
             <w:r>
               <w:rPr>
                 <w:rFonts w:ascii="標楷體" w:eastAsia="標楷體" w:hAnsi="標楷體" w:hint="eastAsia"/>
-                <w:color w:val="000000" w:themeColor="text1"/>
               </w:rPr>
               <w:t>2.承攬商勞工到本廠工作，其雇主應施以從事工作及預防災變所必要之安全衛生教育、訓練，並應有紀錄。</w:t>
             </w:r>
@@ -4060,27 +3710,23 @@
               <w:ind w:left="480" w:hanging="240"/>
               <w:rPr>
                 <w:rFonts w:ascii="標楷體" w:eastAsia="標楷體" w:hAnsi="標楷體"/>
-                <w:color w:val="000000" w:themeColor="text1"/>
               </w:rPr>
             </w:pPr>
             <w:r>
               <w:rPr>
                 <w:rFonts w:ascii="標楷體" w:eastAsia="標楷體" w:hAnsi="標楷體" w:hint="eastAsia"/>
-                <w:color w:val="000000" w:themeColor="text1"/>
               </w:rPr>
               <w:t>3.如發生職業災害，承攬商應即採取必要之急救、搶救等措施及即速報工程(</w:t>
             </w:r>
             <w:r>
               <w:rPr>
                 <w:rFonts w:ascii="標楷體" w:eastAsia="標楷體" w:hAnsi="標楷體" w:cs="標楷體" w:hint="eastAsia"/>
-                <w:color w:val="000000" w:themeColor="text1"/>
               </w:rPr>
               <w:t>作)</w:t>
             </w:r>
             <w:r>
               <w:rPr>
                 <w:rFonts w:ascii="標楷體" w:eastAsia="標楷體" w:hAnsi="標楷體" w:hint="eastAsia"/>
-                <w:color w:val="000000" w:themeColor="text1"/>
               </w:rPr>
               <w:t>主辦部門，如為重大職業災害應於</w:t>
             </w:r>
@@ -4088,14 +3734,12 @@
               <w:rPr>
                 <w:rFonts w:ascii="標楷體" w:eastAsia="標楷體" w:hAnsi="標楷體" w:hint="eastAsia"/>
                 <w:b/>
-                <w:color w:val="000000" w:themeColor="text1"/>
               </w:rPr>
               <w:t>8小時</w:t>
             </w:r>
             <w:r>
               <w:rPr>
                 <w:rFonts w:ascii="標楷體" w:eastAsia="標楷體" w:hAnsi="標楷體" w:hint="eastAsia"/>
-                <w:color w:val="000000" w:themeColor="text1"/>
               </w:rPr>
               <w:t>內向勞動檢查機構通報，如有人死亡時並應另向當警察機關或電廠駐警報案，並實施事故調查、分析及作成紀錄。</w:t>
             </w:r>
@@ -4105,7 +3749,6 @@
               <w:ind w:leftChars="100" w:left="480" w:hangingChars="100" w:hanging="240"/>
               <w:rPr>
                 <w:rFonts w:ascii="標楷體" w:eastAsia="標楷體" w:hAnsi="標楷體"/>
-                <w:color w:val="000000" w:themeColor="text1"/>
                 <w:sz w:val="28"/>
                 <w:szCs w:val="28"/>
               </w:rPr>
@@ -4113,7 +3756,6 @@
             <w:r>
               <w:rPr>
                 <w:rFonts w:ascii="標楷體" w:eastAsia="標楷體" w:hAnsi="標楷體" w:hint="eastAsia"/>
-                <w:color w:val="000000" w:themeColor="text1"/>
               </w:rPr>
               <w:t>4.承攬商之工地負責人、</w:t>
             </w:r>
@@ -4121,7 +3763,6 @@
             <w:r>
               <w:rPr>
                 <w:rFonts w:ascii="標楷體" w:eastAsia="標楷體" w:hAnsi="標楷體" w:hint="eastAsia"/>
-                <w:color w:val="000000" w:themeColor="text1"/>
                 <w:lang w:eastAsia="zh-HK"/>
               </w:rPr>
               <w:t>職安</w:t>
@@ -4129,7 +3770,6 @@
             <w:r>
               <w:rPr>
                 <w:rFonts w:ascii="標楷體" w:eastAsia="標楷體" w:hAnsi="標楷體" w:hint="eastAsia"/>
-                <w:color w:val="000000" w:themeColor="text1"/>
               </w:rPr>
               <w:t>人員</w:t>
             </w:r>
@@ -4137,7 +3777,6 @@
             <w:r>
               <w:rPr>
                 <w:rFonts w:ascii="標楷體" w:eastAsia="標楷體" w:hAnsi="標楷體" w:hint="eastAsia"/>
-                <w:color w:val="000000" w:themeColor="text1"/>
               </w:rPr>
               <w:t>應瞭解工作場所緊急避難方向，並告知其勞工。</w:t>
             </w:r>
@@ -4157,7 +3796,6 @@
                 <w:rFonts w:ascii="標楷體" w:eastAsia="標楷體" w:hAnsi="標楷體"/>
                 <w:b/>
                 <w:bCs/>
-                <w:color w:val="000000" w:themeColor="text1"/>
                 <w:sz w:val="28"/>
                 <w:szCs w:val="28"/>
               </w:rPr>
@@ -4167,7 +3805,6 @@
                 <w:rFonts w:ascii="標楷體" w:eastAsia="標楷體" w:hAnsi="標楷體"/>
                 <w:b/>
                 <w:bCs/>
-                <w:color w:val="000000" w:themeColor="text1"/>
                 <w:sz w:val="28"/>
                 <w:szCs w:val="28"/>
               </w:rPr>
@@ -4178,7 +3815,6 @@
                 <w:rFonts w:ascii="標楷體" w:eastAsia="標楷體" w:hAnsi="標楷體" w:cs="標楷體" w:hint="eastAsia"/>
                 <w:b/>
                 <w:bCs/>
-                <w:color w:val="000000" w:themeColor="text1"/>
                 <w:sz w:val="28"/>
                 <w:szCs w:val="28"/>
               </w:rPr>
@@ -4190,7 +3826,6 @@
                 <w:rFonts w:ascii="標楷體" w:eastAsia="標楷體" w:hAnsi="標楷體" w:cs="標楷體" w:hint="eastAsia"/>
                 <w:b/>
                 <w:bCs/>
-                <w:color w:val="000000" w:themeColor="text1"/>
                 <w:sz w:val="28"/>
                 <w:szCs w:val="28"/>
               </w:rPr>
@@ -4202,7 +3837,6 @@
                 <w:rFonts w:ascii="標楷體" w:eastAsia="標楷體" w:hAnsi="標楷體" w:cs="標楷體" w:hint="eastAsia"/>
                 <w:b/>
                 <w:bCs/>
-                <w:color w:val="000000" w:themeColor="text1"/>
                 <w:sz w:val="28"/>
                 <w:szCs w:val="28"/>
               </w:rPr>
@@ -4224,20 +3858,17 @@
             <w:pPr>
               <w:rPr>
                 <w:rFonts w:ascii="標楷體" w:eastAsia="標楷體" w:hAnsi="標楷體"/>
-                <w:color w:val="000000" w:themeColor="text1"/>
-              </w:rPr>
-            </w:pPr>
-            <w:r>
-              <w:rPr>
-                <w:rFonts w:ascii="標楷體" w:eastAsia="標楷體" w:hAnsi="標楷體"/>
-                <w:color w:val="000000" w:themeColor="text1"/>
+              </w:rPr>
+            </w:pPr>
+            <w:r>
+              <w:rPr>
+                <w:rFonts w:ascii="標楷體" w:eastAsia="標楷體" w:hAnsi="標楷體"/>
               </w:rPr>
               <w:t>(1)</w:t>
             </w:r>
             <w:r>
               <w:rPr>
                 <w:rFonts w:ascii="標楷體" w:eastAsia="標楷體" w:hAnsi="標楷體" w:cs="標楷體" w:hint="eastAsia"/>
-                <w:color w:val="000000" w:themeColor="text1"/>
               </w:rPr>
               <w:t>打樁機</w:t>
             </w:r>
@@ -4251,7 +3882,6 @@
             <w:pPr>
               <w:rPr>
                 <w:rFonts w:ascii="標楷體" w:eastAsia="標楷體" w:hAnsi="標楷體"/>
-                <w:color w:val="000000" w:themeColor="text1"/>
               </w:rPr>
             </w:pPr>
           </w:p>
@@ -4270,13 +3900,11 @@
             <w:pPr>
               <w:rPr>
                 <w:rFonts w:ascii="標楷體" w:eastAsia="標楷體" w:hAnsi="標楷體"/>
-                <w:color w:val="000000" w:themeColor="text1"/>
-              </w:rPr>
-            </w:pPr>
-            <w:r>
-              <w:rPr>
-                <w:rFonts w:ascii="標楷體" w:eastAsia="標楷體" w:hAnsi="標楷體"/>
-                <w:color w:val="000000" w:themeColor="text1"/>
+              </w:rPr>
+            </w:pPr>
+            <w:r>
+              <w:rPr>
+                <w:rFonts w:ascii="標楷體" w:eastAsia="標楷體" w:hAnsi="標楷體"/>
               </w:rPr>
               <w:t>(2)</w:t>
             </w:r>
@@ -4284,7 +3912,6 @@
             <w:r>
               <w:rPr>
                 <w:rFonts w:ascii="標楷體" w:eastAsia="標楷體" w:hAnsi="標楷體" w:cs="標楷體" w:hint="eastAsia"/>
-                <w:color w:val="000000" w:themeColor="text1"/>
               </w:rPr>
               <w:t>拔樁機</w:t>
             </w:r>
@@ -4299,7 +3926,6 @@
             <w:pPr>
               <w:rPr>
                 <w:rFonts w:ascii="標楷體" w:eastAsia="標楷體" w:hAnsi="標楷體"/>
-                <w:color w:val="000000" w:themeColor="text1"/>
               </w:rPr>
             </w:pPr>
           </w:p>
@@ -4318,20 +3944,17 @@
             <w:pPr>
               <w:rPr>
                 <w:rFonts w:ascii="標楷體" w:eastAsia="標楷體" w:hAnsi="標楷體"/>
-                <w:color w:val="000000" w:themeColor="text1"/>
-              </w:rPr>
-            </w:pPr>
-            <w:r>
-              <w:rPr>
-                <w:rFonts w:ascii="標楷體" w:eastAsia="標楷體" w:hAnsi="標楷體"/>
-                <w:color w:val="000000" w:themeColor="text1"/>
+              </w:rPr>
+            </w:pPr>
+            <w:r>
+              <w:rPr>
+                <w:rFonts w:ascii="標楷體" w:eastAsia="標楷體" w:hAnsi="標楷體"/>
               </w:rPr>
               <w:t>(3)</w:t>
             </w:r>
             <w:r>
               <w:rPr>
                 <w:rFonts w:ascii="標楷體" w:eastAsia="標楷體" w:hAnsi="標楷體" w:cs="標楷體" w:hint="eastAsia"/>
-                <w:color w:val="000000" w:themeColor="text1"/>
               </w:rPr>
               <w:t>電動機械</w:t>
             </w:r>
@@ -4345,13 +3968,11 @@
             <w:pPr>
               <w:rPr>
                 <w:rFonts w:ascii="標楷體" w:eastAsia="標楷體" w:hAnsi="標楷體"/>
-                <w:color w:val="000000" w:themeColor="text1"/>
               </w:rPr>
             </w:pPr>
             <w:r>
               <w:rPr>
                 <w:rFonts w:ascii="標楷體" w:eastAsia="標楷體" w:hAnsi="標楷體" w:cs="標楷體" w:hint="eastAsia"/>
-                <w:color w:val="000000" w:themeColor="text1"/>
               </w:rPr>
               <w:t>由承攬商自行管理及每日開工前應自動檢查。</w:t>
             </w:r>
@@ -4371,20 +3992,17 @@
             <w:pPr>
               <w:rPr>
                 <w:rFonts w:ascii="標楷體" w:eastAsia="標楷體" w:hAnsi="標楷體"/>
-                <w:color w:val="000000" w:themeColor="text1"/>
-              </w:rPr>
-            </w:pPr>
-            <w:r>
-              <w:rPr>
-                <w:rFonts w:ascii="標楷體" w:eastAsia="標楷體" w:hAnsi="標楷體"/>
-                <w:color w:val="000000" w:themeColor="text1"/>
+              </w:rPr>
+            </w:pPr>
+            <w:r>
+              <w:rPr>
+                <w:rFonts w:ascii="標楷體" w:eastAsia="標楷體" w:hAnsi="標楷體"/>
               </w:rPr>
               <w:t>(4)</w:t>
             </w:r>
             <w:r>
               <w:rPr>
                 <w:rFonts w:ascii="標楷體" w:eastAsia="標楷體" w:hAnsi="標楷體" w:cs="標楷體" w:hint="eastAsia"/>
-                <w:color w:val="000000" w:themeColor="text1"/>
               </w:rPr>
               <w:t>電動器具</w:t>
             </w:r>
@@ -4398,13 +4016,11 @@
             <w:pPr>
               <w:rPr>
                 <w:rFonts w:ascii="標楷體" w:eastAsia="標楷體" w:hAnsi="標楷體"/>
-                <w:color w:val="000000" w:themeColor="text1"/>
               </w:rPr>
             </w:pPr>
             <w:r>
               <w:rPr>
                 <w:rFonts w:ascii="標楷體" w:eastAsia="標楷體" w:hAnsi="標楷體" w:cs="標楷體" w:hint="eastAsia"/>
-                <w:color w:val="000000" w:themeColor="text1"/>
               </w:rPr>
               <w:t>由承攬商自行管理及每日開工前應自動檢查。</w:t>
             </w:r>
@@ -4424,21 +4040,17 @@
             <w:pPr>
               <w:rPr>
                 <w:rFonts w:ascii="標楷體" w:eastAsia="標楷體" w:hAnsi="標楷體"/>
-                <w:color w:val="000000" w:themeColor="text1"/>
-              </w:rPr>
-            </w:pPr>
-            <w:r>
-              <w:rPr>
-                <w:rFonts w:ascii="標楷體" w:eastAsia="標楷體" w:hAnsi="標楷體"/>
-                <w:color w:val="000000" w:themeColor="text1"/>
-              </w:rPr>
-              <w:lastRenderedPageBreak/>
+              </w:rPr>
+            </w:pPr>
+            <w:r>
+              <w:rPr>
+                <w:rFonts w:ascii="標楷體" w:eastAsia="標楷體" w:hAnsi="標楷體"/>
+              </w:rPr>
               <w:t>(5)</w:t>
             </w:r>
             <w:r>
               <w:rPr>
                 <w:rFonts w:ascii="標楷體" w:eastAsia="標楷體" w:hAnsi="標楷體" w:cs="標楷體" w:hint="eastAsia"/>
-                <w:color w:val="000000" w:themeColor="text1"/>
               </w:rPr>
               <w:t>軌道裝置</w:t>
             </w:r>
@@ -4452,7 +4064,6 @@
             <w:pPr>
               <w:rPr>
                 <w:rFonts w:ascii="標楷體" w:eastAsia="標楷體" w:hAnsi="標楷體"/>
-                <w:color w:val="000000" w:themeColor="text1"/>
               </w:rPr>
             </w:pPr>
           </w:p>
@@ -4471,20 +4082,17 @@
             <w:pPr>
               <w:rPr>
                 <w:rFonts w:ascii="標楷體" w:eastAsia="標楷體" w:hAnsi="標楷體"/>
-                <w:color w:val="000000" w:themeColor="text1"/>
-              </w:rPr>
-            </w:pPr>
-            <w:r>
-              <w:rPr>
-                <w:rFonts w:ascii="標楷體" w:eastAsia="標楷體" w:hAnsi="標楷體"/>
-                <w:color w:val="000000" w:themeColor="text1"/>
+              </w:rPr>
+            </w:pPr>
+            <w:r>
+              <w:rPr>
+                <w:rFonts w:ascii="標楷體" w:eastAsia="標楷體" w:hAnsi="標楷體"/>
               </w:rPr>
               <w:t>(6)</w:t>
             </w:r>
             <w:r>
               <w:rPr>
                 <w:rFonts w:ascii="標楷體" w:eastAsia="標楷體" w:hAnsi="標楷體" w:cs="標楷體" w:hint="eastAsia"/>
-                <w:color w:val="000000" w:themeColor="text1"/>
               </w:rPr>
               <w:t>乙炔熔接裝置</w:t>
             </w:r>
@@ -4500,56 +4108,55 @@
               <w:ind w:left="254" w:hangingChars="106" w:hanging="254"/>
               <w:rPr>
                 <w:rFonts w:ascii="標楷體" w:eastAsia="標楷體" w:hAnsi="標楷體" w:cs="標楷體"/>
-                <w:color w:val="000000" w:themeColor="text1"/>
               </w:rPr>
             </w:pPr>
             <w:r>
               <w:rPr>
                 <w:rFonts w:ascii="標楷體" w:eastAsia="標楷體" w:hAnsi="標楷體" w:cs="標楷體" w:hint="eastAsia"/>
-                <w:color w:val="000000" w:themeColor="text1"/>
               </w:rPr>
               <w:t>1</w:t>
             </w:r>
             <w:r>
               <w:rPr>
                 <w:rFonts w:ascii="標楷體" w:eastAsia="標楷體" w:hAnsi="標楷體" w:cs="標楷體"/>
-                <w:color w:val="000000" w:themeColor="text1"/>
               </w:rPr>
               <w:t>.</w:t>
             </w:r>
             <w:r>
               <w:rPr>
                 <w:rFonts w:ascii="標楷體" w:eastAsia="標楷體" w:hAnsi="標楷體" w:cs="標楷體" w:hint="eastAsia"/>
-                <w:color w:val="000000" w:themeColor="text1"/>
-              </w:rPr>
-              <w:t>承攬商自備，獨立使用，每日開工前應自行自動檢查，作業時應嚴防火災發生。</w:t>
-            </w:r>
-          </w:p>
-          <w:p>
-            <w:pPr>
-              <w:rPr>
-                <w:rFonts w:ascii="標楷體" w:eastAsia="標楷體" w:hAnsi="標楷體"/>
-                <w:color w:val="000000" w:themeColor="text1"/>
-              </w:rPr>
-            </w:pPr>
+              </w:rPr>
+              <w:t>承攬商自備，獨立使用，每日開工前應自行自動檢查，作業時</w:t>
+            </w:r>
             <w:r>
               <w:rPr>
                 <w:rFonts w:ascii="標楷體" w:eastAsia="標楷體" w:hAnsi="標楷體" w:cs="標楷體" w:hint="eastAsia"/>
-                <w:color w:val="000000" w:themeColor="text1"/>
+              </w:rPr>
+              <w:lastRenderedPageBreak/>
+              <w:t>應嚴防火災發生。</w:t>
+            </w:r>
+          </w:p>
+          <w:p>
+            <w:pPr>
+              <w:rPr>
+                <w:rFonts w:ascii="標楷體" w:eastAsia="標楷體" w:hAnsi="標楷體"/>
+              </w:rPr>
+            </w:pPr>
+            <w:r>
+              <w:rPr>
+                <w:rFonts w:ascii="標楷體" w:eastAsia="標楷體" w:hAnsi="標楷體" w:cs="標楷體" w:hint="eastAsia"/>
               </w:rPr>
               <w:t>2</w:t>
             </w:r>
             <w:r>
               <w:rPr>
                 <w:rFonts w:ascii="標楷體" w:eastAsia="標楷體" w:hAnsi="標楷體" w:cs="標楷體"/>
-                <w:color w:val="000000" w:themeColor="text1"/>
               </w:rPr>
               <w:t>.</w:t>
             </w:r>
             <w:r>
               <w:rPr>
                 <w:rFonts w:ascii="標楷體" w:eastAsia="標楷體" w:hAnsi="標楷體" w:cs="標楷體" w:hint="eastAsia"/>
-                <w:color w:val="000000" w:themeColor="text1"/>
               </w:rPr>
               <w:t>遵守職業安全衛生設施規則第八章第六節。</w:t>
             </w:r>
@@ -4569,20 +4176,18 @@
             <w:pPr>
               <w:rPr>
                 <w:rFonts w:ascii="標楷體" w:eastAsia="標楷體" w:hAnsi="標楷體"/>
-                <w:color w:val="000000" w:themeColor="text1"/>
               </w:rPr>
             </w:pPr>
             <w:r>
               <w:rPr>
                 <w:rFonts w:ascii="標楷體" w:eastAsia="標楷體" w:hAnsi="標楷體" w:hint="eastAsia"/>
-                <w:color w:val="000000" w:themeColor="text1"/>
-              </w:rPr>
+              </w:rPr>
+              <w:lastRenderedPageBreak/>
               <w:t>(</w:t>
             </w:r>
             <w:r>
               <w:rPr>
                 <w:rFonts w:ascii="標楷體" w:eastAsia="標楷體" w:hAnsi="標楷體"/>
-                <w:color w:val="000000" w:themeColor="text1"/>
               </w:rPr>
               <w:t>7</w:t>
             </w:r>
@@ -4590,14 +4195,12 @@
             <w:r>
               <w:rPr>
                 <w:rFonts w:ascii="標楷體" w:eastAsia="標楷體" w:hAnsi="標楷體"/>
-                <w:color w:val="000000" w:themeColor="text1"/>
               </w:rPr>
               <w:t>)</w:t>
             </w:r>
             <w:r>
               <w:rPr>
                 <w:rFonts w:ascii="標楷體" w:eastAsia="標楷體" w:hAnsi="標楷體" w:hint="eastAsia"/>
-                <w:color w:val="000000" w:themeColor="text1"/>
               </w:rPr>
               <w:t>氧乙炔</w:t>
             </w:r>
@@ -4605,7 +4208,6 @@
             <w:r>
               <w:rPr>
                 <w:rFonts w:ascii="標楷體" w:eastAsia="標楷體" w:hAnsi="標楷體" w:hint="eastAsia"/>
-                <w:color w:val="000000" w:themeColor="text1"/>
               </w:rPr>
               <w:t>熔接裝置</w:t>
             </w:r>
@@ -4620,7 +4222,6 @@
             <w:pPr>
               <w:rPr>
                 <w:rFonts w:ascii="標楷體" w:eastAsia="標楷體" w:hAnsi="標楷體" w:cs="標楷體"/>
-                <w:color w:val="000000" w:themeColor="text1"/>
               </w:rPr>
             </w:pPr>
           </w:p>
@@ -4639,20 +4240,17 @@
             <w:pPr>
               <w:rPr>
                 <w:rFonts w:ascii="標楷體" w:eastAsia="標楷體" w:hAnsi="標楷體"/>
-                <w:color w:val="000000" w:themeColor="text1"/>
-              </w:rPr>
-            </w:pPr>
-            <w:r>
-              <w:rPr>
-                <w:rFonts w:ascii="標楷體" w:eastAsia="標楷體" w:hAnsi="標楷體"/>
-                <w:color w:val="000000" w:themeColor="text1"/>
+              </w:rPr>
+            </w:pPr>
+            <w:r>
+              <w:rPr>
+                <w:rFonts w:ascii="標楷體" w:eastAsia="標楷體" w:hAnsi="標楷體"/>
               </w:rPr>
               <w:t>(8)</w:t>
             </w:r>
             <w:r>
               <w:rPr>
                 <w:rFonts w:ascii="標楷體" w:eastAsia="標楷體" w:hAnsi="標楷體" w:cs="標楷體" w:hint="eastAsia"/>
-                <w:color w:val="000000" w:themeColor="text1"/>
               </w:rPr>
               <w:t>電弧熔接裝置</w:t>
             </w:r>
@@ -4666,13 +4264,11 @@
             <w:pPr>
               <w:rPr>
                 <w:rFonts w:ascii="標楷體" w:eastAsia="標楷體" w:hAnsi="標楷體"/>
-                <w:color w:val="000000" w:themeColor="text1"/>
               </w:rPr>
             </w:pPr>
             <w:r>
               <w:rPr>
                 <w:rFonts w:ascii="標楷體" w:eastAsia="標楷體" w:hAnsi="標楷體" w:cs="標楷體" w:hint="eastAsia"/>
-                <w:color w:val="000000" w:themeColor="text1"/>
               </w:rPr>
               <w:t>承攬商自備，獨立使用，每日開工前應自行自動檢查，作業時應嚴防火災發生。</w:t>
             </w:r>
@@ -4692,20 +4288,17 @@
             <w:pPr>
               <w:rPr>
                 <w:rFonts w:ascii="標楷體" w:eastAsia="標楷體" w:hAnsi="標楷體"/>
-                <w:color w:val="000000" w:themeColor="text1"/>
-              </w:rPr>
-            </w:pPr>
-            <w:r>
-              <w:rPr>
-                <w:rFonts w:ascii="標楷體" w:eastAsia="標楷體" w:hAnsi="標楷體"/>
-                <w:color w:val="000000" w:themeColor="text1"/>
+              </w:rPr>
+            </w:pPr>
+            <w:r>
+              <w:rPr>
+                <w:rFonts w:ascii="標楷體" w:eastAsia="標楷體" w:hAnsi="標楷體"/>
               </w:rPr>
               <w:t>(9)</w:t>
             </w:r>
             <w:r>
               <w:rPr>
                 <w:rFonts w:ascii="標楷體" w:eastAsia="標楷體" w:hAnsi="標楷體" w:cs="標楷體" w:hint="eastAsia"/>
-                <w:color w:val="000000" w:themeColor="text1"/>
               </w:rPr>
               <w:t>換氣裝置及沉箱</w:t>
             </w:r>
@@ -4719,7 +4312,6 @@
             <w:pPr>
               <w:rPr>
                 <w:rFonts w:ascii="標楷體" w:eastAsia="標楷體" w:hAnsi="標楷體"/>
-                <w:color w:val="000000" w:themeColor="text1"/>
               </w:rPr>
             </w:pPr>
           </w:p>
@@ -4738,20 +4330,17 @@
             <w:pPr>
               <w:rPr>
                 <w:rFonts w:ascii="標楷體" w:eastAsia="標楷體" w:hAnsi="標楷體"/>
-                <w:color w:val="000000" w:themeColor="text1"/>
-              </w:rPr>
-            </w:pPr>
-            <w:r>
-              <w:rPr>
-                <w:rFonts w:ascii="標楷體" w:eastAsia="標楷體" w:hAnsi="標楷體"/>
-                <w:color w:val="000000" w:themeColor="text1"/>
+              </w:rPr>
+            </w:pPr>
+            <w:r>
+              <w:rPr>
+                <w:rFonts w:ascii="標楷體" w:eastAsia="標楷體" w:hAnsi="標楷體"/>
               </w:rPr>
               <w:t>(10)</w:t>
             </w:r>
             <w:r>
               <w:rPr>
                 <w:rFonts w:ascii="標楷體" w:eastAsia="標楷體" w:hAnsi="標楷體" w:cs="標楷體" w:hint="eastAsia"/>
-                <w:color w:val="000000" w:themeColor="text1"/>
               </w:rPr>
               <w:t>架設通道</w:t>
             </w:r>
@@ -4765,7 +4354,6 @@
             <w:pPr>
               <w:rPr>
                 <w:rFonts w:ascii="標楷體" w:eastAsia="標楷體" w:hAnsi="標楷體"/>
-                <w:color w:val="000000" w:themeColor="text1"/>
               </w:rPr>
             </w:pPr>
           </w:p>
@@ -4784,27 +4372,23 @@
             <w:pPr>
               <w:rPr>
                 <w:rFonts w:ascii="標楷體" w:eastAsia="標楷體" w:hAnsi="標楷體"/>
-                <w:color w:val="000000" w:themeColor="text1"/>
               </w:rPr>
             </w:pPr>
             <w:r>
               <w:rPr>
                 <w:rFonts w:ascii="標楷體" w:eastAsia="標楷體" w:hAnsi="標楷體" w:hint="eastAsia"/>
-                <w:color w:val="000000" w:themeColor="text1"/>
               </w:rPr>
               <w:t>(</w:t>
             </w:r>
             <w:r>
               <w:rPr>
                 <w:rFonts w:ascii="標楷體" w:eastAsia="標楷體" w:hAnsi="標楷體"/>
-                <w:color w:val="000000" w:themeColor="text1"/>
               </w:rPr>
               <w:t>11)</w:t>
             </w:r>
             <w:r>
               <w:rPr>
                 <w:rFonts w:ascii="標楷體" w:eastAsia="標楷體" w:hAnsi="標楷體" w:hint="eastAsia"/>
-                <w:color w:val="000000" w:themeColor="text1"/>
               </w:rPr>
               <w:t>上下設備</w:t>
             </w:r>
@@ -4818,13 +4402,11 @@
             <w:pPr>
               <w:rPr>
                 <w:rFonts w:ascii="標楷體" w:eastAsia="標楷體" w:hAnsi="標楷體"/>
-                <w:color w:val="000000" w:themeColor="text1"/>
               </w:rPr>
             </w:pPr>
             <w:r>
               <w:rPr>
                 <w:rFonts w:ascii="標楷體" w:eastAsia="標楷體" w:hAnsi="標楷體" w:hint="eastAsia"/>
-                <w:color w:val="000000" w:themeColor="text1"/>
               </w:rPr>
               <w:t>不</w:t>
             </w:r>
@@ -4832,7 +4414,6 @@
             <w:r>
               <w:rPr>
                 <w:rFonts w:ascii="標楷體" w:eastAsia="標楷體" w:hAnsi="標楷體" w:hint="eastAsia"/>
-                <w:color w:val="000000" w:themeColor="text1"/>
               </w:rPr>
               <w:t>得以合梯當作</w:t>
             </w:r>
@@ -4840,7 +4421,6 @@
             <w:r>
               <w:rPr>
                 <w:rFonts w:ascii="標楷體" w:eastAsia="標楷體" w:hAnsi="標楷體" w:hint="eastAsia"/>
-                <w:color w:val="000000" w:themeColor="text1"/>
               </w:rPr>
               <w:t>二工作面之上下設備使用。</w:t>
             </w:r>
@@ -4860,20 +4440,17 @@
             <w:pPr>
               <w:rPr>
                 <w:rFonts w:ascii="標楷體" w:eastAsia="標楷體" w:hAnsi="標楷體"/>
-                <w:color w:val="000000" w:themeColor="text1"/>
-              </w:rPr>
-            </w:pPr>
-            <w:r>
-              <w:rPr>
-                <w:rFonts w:ascii="標楷體" w:eastAsia="標楷體" w:hAnsi="標楷體"/>
-                <w:color w:val="000000" w:themeColor="text1"/>
+              </w:rPr>
+            </w:pPr>
+            <w:r>
+              <w:rPr>
+                <w:rFonts w:ascii="標楷體" w:eastAsia="標楷體" w:hAnsi="標楷體"/>
               </w:rPr>
               <w:t>(12)</w:t>
             </w:r>
             <w:r>
               <w:rPr>
                 <w:rFonts w:ascii="標楷體" w:eastAsia="標楷體" w:hAnsi="標楷體" w:cs="標楷體" w:hint="eastAsia"/>
-                <w:color w:val="000000" w:themeColor="text1"/>
               </w:rPr>
               <w:t>施工架</w:t>
             </w:r>
@@ -4887,13 +4464,11 @@
             <w:pPr>
               <w:rPr>
                 <w:rFonts w:ascii="標楷體" w:eastAsia="標楷體" w:hAnsi="標楷體"/>
-                <w:color w:val="000000" w:themeColor="text1"/>
               </w:rPr>
             </w:pPr>
             <w:r>
               <w:rPr>
                 <w:rFonts w:ascii="標楷體" w:eastAsia="標楷體" w:hAnsi="標楷體" w:cs="標楷體" w:hint="eastAsia"/>
-                <w:color w:val="000000" w:themeColor="text1"/>
               </w:rPr>
               <w:t>懸吊施工架、懸臂或突</w:t>
             </w:r>
@@ -4901,7 +4476,6 @@
             <w:r>
               <w:rPr>
                 <w:rFonts w:ascii="標楷體" w:eastAsia="標楷體" w:hAnsi="標楷體" w:cs="標楷體" w:hint="eastAsia"/>
-                <w:color w:val="000000" w:themeColor="text1"/>
               </w:rPr>
               <w:t>樑</w:t>
             </w:r>
@@ -4909,15 +4483,33 @@
             <w:r>
               <w:rPr>
                 <w:rFonts w:ascii="標楷體" w:eastAsia="標楷體" w:hAnsi="標楷體" w:cs="標楷體" w:hint="eastAsia"/>
-                <w:color w:val="000000" w:themeColor="text1"/>
-              </w:rPr>
-              <w:t>式施工架及高度五公尺以上施工架之構築、拆除及重組等組配作業主管負責監督指揮施工；高度二公尺以上之處進行作業，應以架設施工架等方法設置工作台，當工作台設置有困難時，應採取張掛安全網、使用安全帶</w:t>
+              </w:rPr>
+              <w:t>式施工架及高度五公尺以上施工架之構築、拆除及重組等組配作業主管負責監督指揮施工；高度二公尺以上之處進行作業，應以架設施工架等方法設置工作台，當工作台設置有困難時，應採取張掛安全網、使用</w:t>
+            </w:r>
+            <w:r>
+              <w:rPr>
+                <w:rFonts w:ascii="標楷體" w:eastAsia="標楷體" w:hAnsi="標楷體" w:cs="標楷體" w:hint="eastAsia"/>
+                <w:color w:val="FF0000"/>
+              </w:rPr>
+              <w:t>全身</w:t>
+            </w:r>
+            <w:r>
+              <w:rPr>
+                <w:rFonts w:ascii="標楷體" w:eastAsia="標楷體" w:hAnsi="標楷體" w:cs="標楷體" w:hint="eastAsia"/>
+                <w:color w:val="FF0000"/>
+              </w:rPr>
+              <w:t>背負式</w:t>
+            </w:r>
+            <w:r>
+              <w:rPr>
+                <w:rFonts w:ascii="標楷體" w:eastAsia="標楷體" w:hAnsi="標楷體" w:cs="標楷體" w:hint="eastAsia"/>
+              </w:rPr>
+              <w:t>安全帶</w:t>
             </w:r>
             <w:proofErr w:type="gramStart"/>
             <w:r>
               <w:rPr>
                 <w:rFonts w:ascii="標楷體" w:eastAsia="標楷體" w:hAnsi="標楷體" w:cs="標楷體" w:hint="eastAsia"/>
-                <w:color w:val="000000" w:themeColor="text1"/>
               </w:rPr>
               <w:t>等防墜措施</w:t>
             </w:r>
@@ -4925,7 +4517,6 @@
             <w:r>
               <w:rPr>
                 <w:rFonts w:ascii="標楷體" w:eastAsia="標楷體" w:hAnsi="標楷體" w:cs="標楷體" w:hint="eastAsia"/>
-                <w:color w:val="000000" w:themeColor="text1"/>
               </w:rPr>
               <w:t>。</w:t>
             </w:r>
@@ -4945,13 +4536,11 @@
             <w:pPr>
               <w:rPr>
                 <w:rFonts w:ascii="標楷體" w:eastAsia="標楷體" w:hAnsi="標楷體"/>
-                <w:color w:val="000000" w:themeColor="text1"/>
-              </w:rPr>
-            </w:pPr>
-            <w:r>
-              <w:rPr>
-                <w:rFonts w:ascii="標楷體" w:eastAsia="標楷體" w:hAnsi="標楷體"/>
-                <w:color w:val="000000" w:themeColor="text1"/>
+              </w:rPr>
+            </w:pPr>
+            <w:r>
+              <w:rPr>
+                <w:rFonts w:ascii="標楷體" w:eastAsia="標楷體" w:hAnsi="標楷體"/>
               </w:rPr>
               <w:t>(13)</w:t>
             </w:r>
@@ -4959,7 +4548,6 @@
             <w:r>
               <w:rPr>
                 <w:rFonts w:ascii="標楷體" w:eastAsia="標楷體" w:hAnsi="標楷體" w:cs="標楷體" w:hint="eastAsia"/>
-                <w:color w:val="000000" w:themeColor="text1"/>
               </w:rPr>
               <w:t>工作架台</w:t>
             </w:r>
@@ -4974,13 +4562,11 @@
             <w:pPr>
               <w:rPr>
                 <w:rFonts w:ascii="標楷體" w:eastAsia="標楷體" w:hAnsi="標楷體"/>
-                <w:color w:val="000000" w:themeColor="text1"/>
               </w:rPr>
             </w:pPr>
             <w:r>
               <w:rPr>
                 <w:rFonts w:ascii="標楷體" w:eastAsia="標楷體" w:hAnsi="標楷體" w:cs="標楷體" w:hint="eastAsia"/>
-                <w:color w:val="000000" w:themeColor="text1"/>
               </w:rPr>
               <w:t>承攬商自備，獨立使用，每日開工前應自行自動檢查。</w:t>
             </w:r>
@@ -5002,7 +4588,6 @@
                 <w:rFonts w:ascii="標楷體" w:eastAsia="標楷體" w:hAnsi="標楷體"/>
                 <w:b/>
                 <w:bCs/>
-                <w:color w:val="000000" w:themeColor="text1"/>
                 <w:sz w:val="28"/>
                 <w:szCs w:val="28"/>
               </w:rPr>
@@ -5012,7 +4597,6 @@
                 <w:rFonts w:ascii="標楷體" w:eastAsia="標楷體" w:hAnsi="標楷體"/>
                 <w:b/>
                 <w:bCs/>
-                <w:color w:val="000000" w:themeColor="text1"/>
                 <w:sz w:val="28"/>
                 <w:szCs w:val="28"/>
               </w:rPr>
@@ -5023,7 +4607,6 @@
                 <w:rFonts w:ascii="標楷體" w:eastAsia="標楷體" w:hAnsi="標楷體" w:cs="標楷體" w:hint="eastAsia"/>
                 <w:b/>
                 <w:bCs/>
-                <w:color w:val="000000" w:themeColor="text1"/>
                 <w:sz w:val="28"/>
                 <w:szCs w:val="28"/>
               </w:rPr>
@@ -5049,13 +4632,11 @@
               </w:numPr>
               <w:rPr>
                 <w:rFonts w:ascii="標楷體" w:eastAsia="標楷體" w:hAnsi="標楷體" w:cs="標楷體"/>
-                <w:color w:val="000000" w:themeColor="text1"/>
               </w:rPr>
             </w:pPr>
             <w:r>
               <w:rPr>
                 <w:rFonts w:ascii="標楷體" w:eastAsia="標楷體" w:hAnsi="標楷體" w:cs="標楷體" w:hint="eastAsia"/>
-                <w:color w:val="000000" w:themeColor="text1"/>
               </w:rPr>
               <w:t>承攬商所使用危險性機械或設備，應出具在有效期間內檢查合格證，並由訓練合格且</w:t>
             </w:r>
@@ -5063,7 +4644,6 @@
             <w:r>
               <w:rPr>
                 <w:rFonts w:ascii="標楷體" w:eastAsia="標楷體" w:hAnsi="標楷體" w:cs="標楷體" w:hint="eastAsia"/>
-                <w:color w:val="000000" w:themeColor="text1"/>
               </w:rPr>
               <w:t>於回訓期間</w:t>
             </w:r>
@@ -5071,7 +4651,6 @@
             <w:r>
               <w:rPr>
                 <w:rFonts w:ascii="標楷體" w:eastAsia="標楷體" w:hAnsi="標楷體" w:cs="標楷體" w:hint="eastAsia"/>
-                <w:color w:val="000000" w:themeColor="text1"/>
               </w:rPr>
               <w:t>內人員操作。</w:t>
             </w:r>
@@ -5081,13 +4660,11 @@
               <w:ind w:left="721" w:hanging="721"/>
               <w:rPr>
                 <w:rFonts w:ascii="標楷體" w:eastAsia="標楷體" w:hAnsi="標楷體" w:cs="標楷體"/>
-                <w:color w:val="000000" w:themeColor="text1"/>
               </w:rPr>
             </w:pPr>
             <w:r>
               <w:rPr>
                 <w:rFonts w:ascii="標楷體" w:eastAsia="標楷體" w:hAnsi="標楷體" w:cs="標楷體" w:hint="eastAsia"/>
-                <w:color w:val="000000" w:themeColor="text1"/>
               </w:rPr>
               <w:t>（二）勞工於高度二公尺以上之屋頂、開口部、階梯、樓梯、坡道、工作台、擋土牆等場所作業，應設置適當且足夠強度護欄、護蓋或安全網等防護設備。</w:t>
             </w:r>
@@ -5097,13 +4674,11 @@
               <w:ind w:left="721" w:hanging="721"/>
               <w:rPr>
                 <w:rFonts w:ascii="標楷體" w:eastAsia="標楷體" w:hAnsi="標楷體" w:cs="標楷體"/>
-                <w:color w:val="000000" w:themeColor="text1"/>
               </w:rPr>
             </w:pPr>
             <w:r>
               <w:rPr>
                 <w:rFonts w:ascii="標楷體" w:eastAsia="標楷體" w:hAnsi="標楷體" w:cs="標楷體" w:hint="eastAsia"/>
-                <w:color w:val="000000" w:themeColor="text1"/>
               </w:rPr>
               <w:t>（三）起重機具之吊</w:t>
             </w:r>
@@ -5111,7 +4686,6 @@
             <w:r>
               <w:rPr>
                 <w:rFonts w:ascii="標楷體" w:eastAsia="標楷體" w:hAnsi="標楷體" w:cs="標楷體" w:hint="eastAsia"/>
-                <w:color w:val="000000" w:themeColor="text1"/>
               </w:rPr>
               <w:t>鉤</w:t>
             </w:r>
@@ -5119,7 +4693,6 @@
             <w:r>
               <w:rPr>
                 <w:rFonts w:ascii="標楷體" w:eastAsia="標楷體" w:hAnsi="標楷體" w:cs="標楷體" w:hint="eastAsia"/>
-                <w:color w:val="000000" w:themeColor="text1"/>
               </w:rPr>
               <w:t>或吊具，應有防止</w:t>
             </w:r>
@@ -5127,7 +4700,6 @@
             <w:r>
               <w:rPr>
                 <w:rFonts w:ascii="標楷體" w:eastAsia="標楷體" w:hAnsi="標楷體" w:cs="標楷體" w:hint="eastAsia"/>
-                <w:color w:val="000000" w:themeColor="text1"/>
               </w:rPr>
               <w:t>吊舉中所吊</w:t>
             </w:r>
@@ -5135,7 +4707,6 @@
             <w:r>
               <w:rPr>
                 <w:rFonts w:ascii="標楷體" w:eastAsia="標楷體" w:hAnsi="標楷體" w:cs="標楷體" w:hint="eastAsia"/>
-                <w:color w:val="000000" w:themeColor="text1"/>
               </w:rPr>
               <w:t>物體脫落之裝置、過</w:t>
             </w:r>
@@ -5143,7 +4714,6 @@
             <w:r>
               <w:rPr>
                 <w:rFonts w:ascii="標楷體" w:eastAsia="標楷體" w:hAnsi="標楷體" w:cs="標楷體" w:hint="eastAsia"/>
-                <w:color w:val="000000" w:themeColor="text1"/>
               </w:rPr>
               <w:t>捲</w:t>
             </w:r>
@@ -5151,7 +4721,6 @@
             <w:r>
               <w:rPr>
                 <w:rFonts w:ascii="標楷體" w:eastAsia="標楷體" w:hAnsi="標楷體" w:cs="標楷體" w:hint="eastAsia"/>
-                <w:color w:val="000000" w:themeColor="text1"/>
               </w:rPr>
               <w:t>預防裝置及清楚標示可承受荷重。</w:t>
             </w:r>
@@ -5161,41 +4730,35 @@
               <w:ind w:left="721" w:hanging="721"/>
               <w:rPr>
                 <w:rFonts w:ascii="標楷體" w:eastAsia="標楷體" w:hAnsi="標楷體" w:cs="標楷體"/>
-                <w:color w:val="000000" w:themeColor="text1"/>
               </w:rPr>
             </w:pPr>
             <w:r>
               <w:rPr>
                 <w:rFonts w:ascii="標楷體" w:eastAsia="標楷體" w:hAnsi="標楷體" w:cs="標楷體" w:hint="eastAsia"/>
-                <w:color w:val="000000" w:themeColor="text1"/>
               </w:rPr>
               <w:t>（四）使用對地電壓</w:t>
             </w:r>
             <w:r>
               <w:rPr>
                 <w:rFonts w:ascii="標楷體" w:eastAsia="標楷體" w:hAnsi="標楷體"/>
-                <w:color w:val="000000" w:themeColor="text1"/>
               </w:rPr>
               <w:t>150</w:t>
             </w:r>
             <w:r>
               <w:rPr>
                 <w:rFonts w:ascii="標楷體" w:eastAsia="標楷體" w:hAnsi="標楷體" w:cs="標楷體" w:hint="eastAsia"/>
-                <w:color w:val="000000" w:themeColor="text1"/>
               </w:rPr>
               <w:t>伏特以上之電動機具，或於潮濕場所、鋼板上或鋼筋上等工作場所，使用電動機具及臨時用電設備、應於各該電路設置</w:t>
             </w:r>
             <w:r>
               <w:rPr>
                 <w:rFonts w:ascii="標楷體" w:eastAsia="標楷體" w:hAnsi="標楷體" w:cs="標楷體" w:hint="eastAsia"/>
-                <w:color w:val="000000" w:themeColor="text1"/>
               </w:rPr>
               <w:t>高敏感度及高速型</w:t>
             </w:r>
             <w:r>
               <w:rPr>
                 <w:rFonts w:ascii="標楷體" w:eastAsia="標楷體" w:hAnsi="標楷體" w:cs="標楷體" w:hint="eastAsia"/>
-                <w:color w:val="000000" w:themeColor="text1"/>
               </w:rPr>
               <w:t>漏電斷路器。</w:t>
             </w:r>
@@ -5205,13 +4768,11 @@
               <w:ind w:left="721" w:hanging="721"/>
               <w:rPr>
                 <w:rFonts w:ascii="標楷體" w:eastAsia="標楷體" w:hAnsi="標楷體" w:cs="標楷體"/>
-                <w:color w:val="000000" w:themeColor="text1"/>
               </w:rPr>
             </w:pPr>
             <w:r>
               <w:rPr>
                 <w:rFonts w:ascii="標楷體" w:eastAsia="標楷體" w:hAnsi="標楷體" w:cs="標楷體" w:hint="eastAsia"/>
-                <w:color w:val="000000" w:themeColor="text1"/>
               </w:rPr>
               <w:t>（五）從事良導體機器設備內之狹小空間</w:t>
             </w:r>
@@ -5219,7 +4780,6 @@
             <w:r>
               <w:rPr>
                 <w:rFonts w:ascii="標楷體" w:eastAsia="標楷體" w:hAnsi="標楷體" w:cs="標楷體" w:hint="eastAsia"/>
-                <w:color w:val="000000" w:themeColor="text1"/>
               </w:rPr>
               <w:t>或於鋼架</w:t>
             </w:r>
@@ -5227,7 +4787,6 @@
             <w:r>
               <w:rPr>
                 <w:rFonts w:ascii="標楷體" w:eastAsia="標楷體" w:hAnsi="標楷體" w:cs="標楷體" w:hint="eastAsia"/>
-                <w:color w:val="000000" w:themeColor="text1"/>
               </w:rPr>
               <w:t>等致有觸及高導電性接地物之虞之場所作業時所使用交流電焊機，應有自動電擊防止裝置。</w:t>
             </w:r>
@@ -5237,15 +4796,33 @@
               <w:ind w:left="721" w:hanging="721"/>
               <w:rPr>
                 <w:rFonts w:ascii="標楷體" w:eastAsia="標楷體" w:hAnsi="標楷體" w:cs="標楷體"/>
-                <w:color w:val="000000" w:themeColor="text1"/>
               </w:rPr>
             </w:pPr>
             <w:r>
               <w:rPr>
                 <w:rFonts w:ascii="標楷體" w:eastAsia="標楷體" w:hAnsi="標楷體" w:cs="標楷體" w:hint="eastAsia"/>
-                <w:color w:val="000000" w:themeColor="text1"/>
-              </w:rPr>
-              <w:t>（六）於高度二公尺以上之高處作業，應使勞工確實使用安全帽、安全帶及其他必要之防護具，或採用安全網等措施。</w:t>
+              </w:rPr>
+              <w:t>（六）於高度二公尺以上之高處作業，應使勞工確實使用安全帽、</w:t>
+            </w:r>
+            <w:r>
+              <w:rPr>
+                <w:rFonts w:ascii="標楷體" w:eastAsia="標楷體" w:hAnsi="標楷體" w:cs="標楷體" w:hint="eastAsia"/>
+                <w:color w:val="FF0000"/>
+              </w:rPr>
+              <w:t>全身</w:t>
+            </w:r>
+            <w:r>
+              <w:rPr>
+                <w:rFonts w:ascii="標楷體" w:eastAsia="標楷體" w:hAnsi="標楷體" w:cs="標楷體" w:hint="eastAsia"/>
+                <w:color w:val="FF0000"/>
+              </w:rPr>
+              <w:t>背負式</w:t>
+            </w:r>
+            <w:r>
+              <w:rPr>
+                <w:rFonts w:ascii="標楷體" w:eastAsia="標楷體" w:hAnsi="標楷體" w:cs="標楷體" w:hint="eastAsia"/>
+              </w:rPr>
+              <w:t>安全帶及其他必要之防護具，或採用安全網等措施。</w:t>
             </w:r>
           </w:p>
           <w:p>
@@ -5253,13 +4830,11 @@
               <w:ind w:left="721" w:hanging="721"/>
               <w:rPr>
                 <w:rFonts w:ascii="標楷體" w:eastAsia="標楷體" w:hAnsi="標楷體" w:cs="標楷體"/>
-                <w:color w:val="000000" w:themeColor="text1"/>
               </w:rPr>
             </w:pPr>
             <w:r>
               <w:rPr>
                 <w:rFonts w:ascii="標楷體" w:eastAsia="標楷體" w:hAnsi="標楷體" w:cs="標楷體" w:hint="eastAsia"/>
-                <w:color w:val="000000" w:themeColor="text1"/>
               </w:rPr>
               <w:t>（七）施工架組配、擋土支撐、隧道等挖掘、襯砌、模板支撐、</w:t>
             </w:r>
@@ -5267,7 +4842,6 @@
             <w:r>
               <w:rPr>
                 <w:rFonts w:ascii="標楷體" w:eastAsia="標楷體" w:hAnsi="標楷體" w:cs="標楷體" w:hint="eastAsia"/>
-                <w:color w:val="000000" w:themeColor="text1"/>
               </w:rPr>
               <w:t>鋼構組配</w:t>
             </w:r>
@@ -5275,7 +4849,6 @@
             <w:r>
               <w:rPr>
                 <w:rFonts w:ascii="標楷體" w:eastAsia="標楷體" w:hAnsi="標楷體" w:cs="標楷體" w:hint="eastAsia"/>
-                <w:color w:val="000000" w:themeColor="text1"/>
               </w:rPr>
               <w:t>及屋頂作業主管應於作業期間</w:t>
             </w:r>
@@ -5283,7 +4856,6 @@
             <w:r>
               <w:rPr>
                 <w:rFonts w:ascii="標楷體" w:eastAsia="標楷體" w:hAnsi="標楷體" w:cs="標楷體" w:hint="eastAsia"/>
-                <w:color w:val="000000" w:themeColor="text1"/>
               </w:rPr>
               <w:t>全程在場監督</w:t>
             </w:r>
@@ -5291,7 +4863,6 @@
             <w:r>
               <w:rPr>
                 <w:rFonts w:ascii="標楷體" w:eastAsia="標楷體" w:hAnsi="標楷體" w:cs="標楷體" w:hint="eastAsia"/>
-                <w:color w:val="000000" w:themeColor="text1"/>
               </w:rPr>
               <w:t>勞工作業。</w:t>
             </w:r>
@@ -5301,13 +4872,11 @@
               <w:ind w:left="721" w:hanging="721"/>
               <w:rPr>
                 <w:rFonts w:ascii="標楷體" w:eastAsia="標楷體" w:hAnsi="標楷體" w:cs="標楷體"/>
-                <w:color w:val="000000" w:themeColor="text1"/>
               </w:rPr>
             </w:pPr>
             <w:r>
               <w:rPr>
                 <w:rFonts w:ascii="標楷體" w:eastAsia="標楷體" w:hAnsi="標楷體" w:cs="標楷體" w:hint="eastAsia"/>
-                <w:color w:val="000000" w:themeColor="text1"/>
               </w:rPr>
               <w:t>（八）未協議事項，悉依</w:t>
             </w:r>
@@ -5316,14 +4885,12 @@
                 <w:rFonts w:ascii="標楷體" w:eastAsia="標楷體" w:hAnsi="標楷體" w:cs="標楷體" w:hint="eastAsia"/>
                 <w:b/>
                 <w:bCs/>
-                <w:color w:val="000000" w:themeColor="text1"/>
               </w:rPr>
               <w:t>職業</w:t>
             </w:r>
             <w:r>
               <w:rPr>
                 <w:rFonts w:ascii="標楷體" w:eastAsia="標楷體" w:hAnsi="標楷體" w:cs="標楷體" w:hint="eastAsia"/>
-                <w:color w:val="000000" w:themeColor="text1"/>
               </w:rPr>
               <w:t>安全衛生法規及本廠「承攬商工作安全衛生管理要點」規定辦理。</w:t>
             </w:r>
@@ -5333,41 +4900,35 @@
               <w:ind w:left="721" w:hanging="721"/>
               <w:rPr>
                 <w:rFonts w:ascii="標楷體" w:eastAsia="標楷體" w:hAnsi="標楷體" w:cs="標楷體"/>
-                <w:color w:val="000000" w:themeColor="text1"/>
               </w:rPr>
             </w:pPr>
             <w:r>
               <w:rPr>
                 <w:rFonts w:ascii="標楷體" w:eastAsia="標楷體" w:hAnsi="標楷體" w:cs="標楷體" w:hint="eastAsia"/>
-                <w:color w:val="000000" w:themeColor="text1"/>
               </w:rPr>
               <w:t>（九）工程（作）主辦部門向承攬商宣導本廠環境</w:t>
             </w:r>
             <w:r>
               <w:rPr>
                 <w:rFonts w:ascii="標楷體" w:eastAsia="標楷體" w:hAnsi="標楷體"/>
-                <w:color w:val="000000" w:themeColor="text1"/>
               </w:rPr>
               <w:t>/</w:t>
             </w:r>
             <w:r>
               <w:rPr>
                 <w:rFonts w:ascii="標楷體" w:eastAsia="標楷體" w:hAnsi="標楷體" w:cs="標楷體" w:hint="eastAsia"/>
-                <w:color w:val="000000" w:themeColor="text1"/>
               </w:rPr>
               <w:t>能源政策及該工程（作）所應注意之環保</w:t>
             </w:r>
             <w:r>
               <w:rPr>
                 <w:rFonts w:ascii="標楷體" w:eastAsia="標楷體" w:hAnsi="標楷體"/>
-                <w:color w:val="000000" w:themeColor="text1"/>
               </w:rPr>
               <w:t>/</w:t>
             </w:r>
             <w:r>
               <w:rPr>
                 <w:rFonts w:ascii="標楷體" w:eastAsia="標楷體" w:hAnsi="標楷體" w:cs="標楷體" w:hint="eastAsia"/>
-                <w:color w:val="000000" w:themeColor="text1"/>
               </w:rPr>
               <w:t>能源法規相關規定，做好預防污染及整理整頓之清潔與廢棄物分類回收工作，並落實重大能源使用設備管理工作。</w:t>
             </w:r>
@@ -5377,69 +4938,59 @@
               <w:ind w:left="721" w:hanging="721"/>
               <w:rPr>
                 <w:rFonts w:ascii="標楷體" w:eastAsia="標楷體" w:hAnsi="標楷體"/>
-                <w:color w:val="000000" w:themeColor="text1"/>
               </w:rPr>
             </w:pPr>
             <w:r>
               <w:rPr>
                 <w:rFonts w:ascii="標楷體" w:eastAsia="標楷體" w:hAnsi="標楷體" w:cs="標楷體" w:hint="eastAsia"/>
-                <w:color w:val="000000" w:themeColor="text1"/>
               </w:rPr>
               <w:t>（十）工程</w:t>
             </w:r>
             <w:r>
               <w:rPr>
                 <w:rFonts w:ascii="標楷體" w:eastAsia="標楷體" w:hAnsi="標楷體"/>
-                <w:color w:val="000000" w:themeColor="text1"/>
               </w:rPr>
               <w:t>(</w:t>
             </w:r>
             <w:r>
               <w:rPr>
                 <w:rFonts w:ascii="標楷體" w:eastAsia="標楷體" w:hAnsi="標楷體" w:cs="標楷體" w:hint="eastAsia"/>
-                <w:color w:val="000000" w:themeColor="text1"/>
               </w:rPr>
               <w:t>作</w:t>
             </w:r>
             <w:r>
               <w:rPr>
                 <w:rFonts w:ascii="標楷體" w:eastAsia="標楷體" w:hAnsi="標楷體"/>
-                <w:color w:val="000000" w:themeColor="text1"/>
               </w:rPr>
               <w:t>)</w:t>
             </w:r>
             <w:r>
               <w:rPr>
                 <w:rFonts w:ascii="標楷體" w:eastAsia="標楷體" w:hAnsi="標楷體" w:cs="標楷體" w:hint="eastAsia"/>
-                <w:color w:val="000000" w:themeColor="text1"/>
               </w:rPr>
               <w:t>主辦部門向承攬商宣導本廠職安衛管理政策及該工程</w:t>
             </w:r>
             <w:r>
               <w:rPr>
                 <w:rFonts w:ascii="標楷體" w:eastAsia="標楷體" w:hAnsi="標楷體"/>
-                <w:color w:val="000000" w:themeColor="text1"/>
               </w:rPr>
               <w:t>(</w:t>
             </w:r>
             <w:r>
               <w:rPr>
                 <w:rFonts w:ascii="標楷體" w:eastAsia="標楷體" w:hAnsi="標楷體" w:cs="標楷體" w:hint="eastAsia"/>
-                <w:color w:val="000000" w:themeColor="text1"/>
               </w:rPr>
               <w:t>作</w:t>
             </w:r>
             <w:r>
               <w:rPr>
                 <w:rFonts w:ascii="標楷體" w:eastAsia="標楷體" w:hAnsi="標楷體"/>
-                <w:color w:val="000000" w:themeColor="text1"/>
               </w:rPr>
               <w:t>)</w:t>
             </w:r>
             <w:r>
               <w:rPr>
                 <w:rFonts w:ascii="標楷體" w:eastAsia="標楷體" w:hAnsi="標楷體" w:cs="標楷體" w:hint="eastAsia"/>
-                <w:color w:val="000000" w:themeColor="text1"/>
               </w:rPr>
               <w:t>所應注意之安衛法規相關規定，落實各項工安措施，以防止職業災害。</w:t>
             </w:r>
@@ -5449,34 +5000,29 @@
               <w:ind w:firstLineChars="59" w:firstLine="142"/>
               <w:rPr>
                 <w:rFonts w:ascii="標楷體" w:eastAsia="標楷體" w:hAnsi="標楷體" w:cs="標楷體"/>
-                <w:color w:val="000000" w:themeColor="text1"/>
-              </w:rPr>
-            </w:pPr>
-            <w:r>
-              <w:rPr>
-                <w:rFonts w:ascii="標楷體" w:eastAsia="標楷體" w:hAnsi="標楷體"/>
-                <w:color w:val="000000" w:themeColor="text1"/>
+              </w:rPr>
+            </w:pPr>
+            <w:r>
+              <w:rPr>
+                <w:rFonts w:ascii="標楷體" w:eastAsia="標楷體" w:hAnsi="標楷體"/>
               </w:rPr>
               <w:t>(</w:t>
             </w:r>
             <w:r>
               <w:rPr>
                 <w:rFonts w:ascii="標楷體" w:eastAsia="標楷體" w:hAnsi="標楷體" w:cs="標楷體" w:hint="eastAsia"/>
-                <w:color w:val="000000" w:themeColor="text1"/>
               </w:rPr>
               <w:t>十一</w:t>
             </w:r>
             <w:r>
               <w:rPr>
                 <w:rFonts w:ascii="標楷體" w:eastAsia="標楷體" w:hAnsi="標楷體"/>
-                <w:color w:val="000000" w:themeColor="text1"/>
               </w:rPr>
               <w:t>)</w:t>
             </w:r>
             <w:r>
               <w:rPr>
                 <w:rFonts w:ascii="標楷體" w:eastAsia="標楷體" w:hAnsi="標楷體" w:cs="標楷體" w:hint="eastAsia"/>
-                <w:color w:val="000000" w:themeColor="text1"/>
               </w:rPr>
               <w:t>其他：</w:t>
             </w:r>
@@ -5486,27 +5032,23 @@
               <w:ind w:firstLineChars="59" w:firstLine="142"/>
               <w:rPr>
                 <w:rFonts w:ascii="標楷體" w:eastAsia="標楷體" w:hAnsi="標楷體" w:cs="標楷體"/>
-                <w:color w:val="000000" w:themeColor="text1"/>
               </w:rPr>
             </w:pPr>
             <w:r>
               <w:rPr>
                 <w:rFonts w:ascii="標楷體" w:eastAsia="標楷體" w:hAnsi="標楷體" w:cs="標楷體" w:hint="eastAsia"/>
-                <w:color w:val="000000" w:themeColor="text1"/>
               </w:rPr>
               <w:t>(十</w:t>
             </w:r>
             <w:r>
               <w:rPr>
                 <w:rFonts w:ascii="標楷體" w:eastAsia="標楷體" w:hAnsi="標楷體" w:cs="標楷體"/>
-                <w:color w:val="000000" w:themeColor="text1"/>
               </w:rPr>
               <w:t>二</w:t>
             </w:r>
             <w:r>
               <w:rPr>
                 <w:rFonts w:ascii="標楷體" w:eastAsia="標楷體" w:hAnsi="標楷體" w:cs="標楷體" w:hint="eastAsia"/>
-                <w:color w:val="000000" w:themeColor="text1"/>
               </w:rPr>
               <w:t xml:space="preserve">) </w:t>
             </w:r>
@@ -5514,7 +5056,6 @@
             <w:r>
               <w:rPr>
                 <w:rFonts w:ascii="標楷體" w:eastAsia="標楷體" w:hAnsi="標楷體" w:cs="標楷體"/>
-                <w:color w:val="000000" w:themeColor="text1"/>
               </w:rPr>
               <w:t>風控宣導</w:t>
             </w:r>
@@ -5522,21 +5063,18 @@
             <w:r>
               <w:rPr>
                 <w:rFonts w:ascii="標楷體" w:eastAsia="標楷體" w:hAnsi="標楷體" w:cs="標楷體"/>
-                <w:color w:val="000000" w:themeColor="text1"/>
               </w:rPr>
               <w:t>事</w:t>
             </w:r>
             <w:r>
               <w:rPr>
                 <w:rFonts w:ascii="標楷體" w:eastAsia="標楷體" w:hAnsi="標楷體" w:cs="標楷體" w:hint="eastAsia"/>
-                <w:color w:val="000000" w:themeColor="text1"/>
               </w:rPr>
               <w:t>項</w:t>
             </w:r>
             <w:r>
               <w:rPr>
                 <w:rFonts w:ascii="標楷體" w:eastAsia="標楷體" w:hAnsi="標楷體" w:cs="標楷體"/>
-                <w:color w:val="000000" w:themeColor="text1"/>
               </w:rPr>
               <w:t>：</w:t>
             </w:r>
@@ -5545,7 +5083,34 @@
             <w:pPr>
               <w:rPr>
                 <w:rFonts w:ascii="標楷體" w:eastAsia="標楷體" w:hAnsi="標楷體"/>
-                <w:color w:val="000000" w:themeColor="text1"/>
+              </w:rPr>
+            </w:pPr>
+          </w:p>
+          <w:p>
+            <w:pPr>
+              <w:rPr>
+                <w:rFonts w:ascii="標楷體" w:eastAsia="標楷體" w:hAnsi="標楷體"/>
+              </w:rPr>
+            </w:pPr>
+          </w:p>
+          <w:p>
+            <w:pPr>
+              <w:rPr>
+                <w:rFonts w:ascii="標楷體" w:eastAsia="標楷體" w:hAnsi="標楷體"/>
+              </w:rPr>
+            </w:pPr>
+          </w:p>
+          <w:p>
+            <w:pPr>
+              <w:rPr>
+                <w:rFonts w:ascii="標楷體" w:eastAsia="標楷體" w:hAnsi="標楷體"/>
+              </w:rPr>
+            </w:pPr>
+          </w:p>
+          <w:p>
+            <w:pPr>
+              <w:rPr>
+                <w:rFonts w:ascii="標楷體" w:eastAsia="標楷體" w:hAnsi="標楷體"/>
               </w:rPr>
             </w:pPr>
           </w:p>
@@ -5557,13 +5122,11 @@
         <w:ind w:hanging="360"/>
         <w:rPr>
           <w:rFonts w:ascii="標楷體" w:eastAsia="標楷體" w:hAnsi="標楷體"/>
-          <w:color w:val="000000" w:themeColor="text1"/>
         </w:rPr>
       </w:pPr>
       <w:r>
         <w:rPr>
           <w:rFonts w:ascii="標楷體" w:eastAsia="標楷體" w:hAnsi="標楷體" w:cs="標楷體" w:hint="eastAsia"/>
-          <w:color w:val="000000" w:themeColor="text1"/>
         </w:rPr>
         <w:t>備註：</w:t>
       </w:r>
@@ -5581,20 +5144,17 @@
         <w:ind w:left="540" w:right="357"/>
         <w:rPr>
           <w:rFonts w:ascii="標楷體" w:eastAsia="標楷體" w:hAnsi="標楷體"/>
-          <w:color w:val="000000" w:themeColor="text1"/>
         </w:rPr>
       </w:pPr>
       <w:r>
         <w:rPr>
           <w:rFonts w:ascii="標楷體" w:eastAsia="標楷體" w:hAnsi="標楷體" w:cs="標楷體" w:hint="eastAsia"/>
-          <w:color w:val="000000" w:themeColor="text1"/>
         </w:rPr>
         <w:t>本協議事項依據</w:t>
       </w:r>
       <w:r>
         <w:rPr>
           <w:rFonts w:ascii="標楷體" w:eastAsia="標楷體" w:hAnsi="標楷體" w:cs="標楷體" w:hint="eastAsia"/>
-          <w:color w:val="000000" w:themeColor="text1"/>
           <w:kern w:val="0"/>
         </w:rPr>
         <w:t>職業</w:t>
@@ -5602,49 +5162,42 @@
       <w:r>
         <w:rPr>
           <w:rFonts w:ascii="標楷體" w:eastAsia="標楷體" w:hAnsi="標楷體" w:cs="標楷體" w:hint="eastAsia"/>
-          <w:color w:val="000000" w:themeColor="text1"/>
         </w:rPr>
         <w:t>安全衛生法第</w:t>
       </w:r>
       <w:r>
         <w:rPr>
           <w:rFonts w:ascii="標楷體" w:eastAsia="標楷體" w:hAnsi="標楷體"/>
-          <w:color w:val="000000" w:themeColor="text1"/>
         </w:rPr>
         <w:t>27</w:t>
       </w:r>
       <w:r>
         <w:rPr>
           <w:rFonts w:ascii="標楷體" w:eastAsia="標楷體" w:hAnsi="標楷體" w:cs="標楷體" w:hint="eastAsia"/>
-          <w:color w:val="000000" w:themeColor="text1"/>
         </w:rPr>
         <w:t>條，暨施行細則第</w:t>
       </w:r>
       <w:r>
         <w:rPr>
           <w:rFonts w:ascii="標楷體" w:eastAsia="標楷體" w:hAnsi="標楷體"/>
-          <w:color w:val="000000" w:themeColor="text1"/>
         </w:rPr>
         <w:t>37</w:t>
       </w:r>
       <w:r>
         <w:rPr>
           <w:rFonts w:ascii="標楷體" w:eastAsia="標楷體" w:hAnsi="標楷體" w:cs="標楷體" w:hint="eastAsia"/>
-          <w:color w:val="000000" w:themeColor="text1"/>
         </w:rPr>
         <w:t>、</w:t>
       </w:r>
       <w:r>
         <w:rPr>
           <w:rFonts w:ascii="標楷體" w:eastAsia="標楷體" w:hAnsi="標楷體"/>
-          <w:color w:val="000000" w:themeColor="text1"/>
         </w:rPr>
         <w:t>38</w:t>
       </w:r>
       <w:r>
         <w:rPr>
           <w:rFonts w:ascii="標楷體" w:eastAsia="標楷體" w:hAnsi="標楷體" w:cs="標楷體" w:hint="eastAsia"/>
-          <w:color w:val="000000" w:themeColor="text1"/>
         </w:rPr>
         <w:t>條規定辦理，</w:t>
       </w:r>
@@ -5655,13 +5208,11 @@
         <w:ind w:leftChars="-25" w:left="-60" w:right="357" w:firstLineChars="250" w:firstLine="600"/>
         <w:rPr>
           <w:rFonts w:ascii="標楷體" w:eastAsia="標楷體" w:hAnsi="標楷體"/>
-          <w:color w:val="000000" w:themeColor="text1"/>
         </w:rPr>
       </w:pPr>
       <w:r>
         <w:rPr>
           <w:rFonts w:ascii="標楷體" w:eastAsia="標楷體" w:hAnsi="標楷體" w:cs="標楷體" w:hint="eastAsia"/>
-          <w:color w:val="000000" w:themeColor="text1"/>
         </w:rPr>
         <w:t>未協議事項</w:t>
       </w:r>
@@ -5669,7 +5220,6 @@
       <w:r>
         <w:rPr>
           <w:rFonts w:ascii="標楷體" w:eastAsia="標楷體" w:hAnsi="標楷體" w:cs="標楷體" w:hint="eastAsia"/>
-          <w:color w:val="000000" w:themeColor="text1"/>
         </w:rPr>
         <w:t>悉</w:t>
       </w:r>
@@ -5677,7 +5227,6 @@
       <w:r>
         <w:rPr>
           <w:rFonts w:ascii="標楷體" w:eastAsia="標楷體" w:hAnsi="標楷體" w:cs="標楷體" w:hint="eastAsia"/>
-          <w:color w:val="000000" w:themeColor="text1"/>
         </w:rPr>
         <w:t>依照有關職業安全衛生法規辦理。</w:t>
       </w:r>
@@ -5695,13 +5244,11 @@
         <w:ind w:left="540" w:right="357"/>
         <w:rPr>
           <w:rFonts w:ascii="標楷體" w:eastAsia="標楷體" w:hAnsi="標楷體"/>
-          <w:color w:val="000000" w:themeColor="text1"/>
         </w:rPr>
       </w:pPr>
       <w:r>
         <w:rPr>
           <w:rFonts w:ascii="標楷體" w:eastAsia="標楷體" w:hAnsi="標楷體" w:cs="標楷體" w:hint="eastAsia"/>
-          <w:color w:val="000000" w:themeColor="text1"/>
         </w:rPr>
         <w:t>協議單位對協議事項應徹底做好各項安全衛生設施。</w:t>
       </w:r>
@@ -5719,7 +5266,6 @@
         <w:ind w:left="540" w:right="357"/>
         <w:rPr>
           <w:rFonts w:ascii="標楷體" w:eastAsia="標楷體" w:hAnsi="標楷體"/>
-          <w:color w:val="000000" w:themeColor="text1"/>
           <w:sz w:val="22"/>
           <w:szCs w:val="22"/>
         </w:rPr>
@@ -5727,14 +5273,12 @@
       <w:r>
         <w:rPr>
           <w:rFonts w:ascii="標楷體" w:eastAsia="標楷體" w:hAnsi="標楷體" w:cs="標楷體" w:hint="eastAsia"/>
-          <w:color w:val="000000" w:themeColor="text1"/>
         </w:rPr>
         <w:t>本協議書由管轄部門負責填寫，分送參與部門</w:t>
       </w:r>
       <w:r>
         <w:rPr>
           <w:rFonts w:ascii="標楷體" w:eastAsia="標楷體" w:hAnsi="標楷體" w:cs="標楷體" w:hint="eastAsia"/>
-          <w:color w:val="000000" w:themeColor="text1"/>
         </w:rPr>
         <w:t>及工安組各一份。</w:t>
       </w:r>
@@ -5745,19 +5289,6 @@
         <w:jc w:val="center"/>
         <w:rPr>
           <w:rFonts w:ascii="標楷體" w:eastAsia="標楷體" w:hAnsi="標楷體" w:cs="標楷體"/>
-          <w:color w:val="000000" w:themeColor="text1"/>
-          <w:sz w:val="20"/>
-          <w:szCs w:val="20"/>
-        </w:rPr>
-      </w:pPr>
-    </w:p>
-    <w:p>
-      <w:pPr>
-        <w:ind w:right="360"/>
-        <w:jc w:val="center"/>
-        <w:rPr>
-          <w:rFonts w:ascii="標楷體" w:eastAsia="標楷體" w:hAnsi="標楷體" w:cs="標楷體"/>
-          <w:color w:val="000000" w:themeColor="text1"/>
           <w:sz w:val="20"/>
           <w:szCs w:val="20"/>
         </w:rPr>
@@ -5769,13 +5300,11 @@
         <w:jc w:val="center"/>
         <w:rPr>
           <w:rFonts w:ascii="標楷體" w:eastAsia="標楷體" w:hAnsi="標楷體"/>
-          <w:color w:val="000000" w:themeColor="text1"/>
         </w:rPr>
       </w:pPr>
       <w:r>
         <w:rPr>
           <w:rFonts w:ascii="標楷體" w:eastAsia="標楷體" w:hAnsi="標楷體" w:cs="標楷體" w:hint="eastAsia"/>
-          <w:color w:val="000000" w:themeColor="text1"/>
           <w:sz w:val="20"/>
           <w:szCs w:val="20"/>
         </w:rPr>
@@ -5784,7 +5313,6 @@
       <w:r>
         <w:rPr>
           <w:rFonts w:ascii="標楷體" w:eastAsia="標楷體" w:hAnsi="標楷體"/>
-          <w:color w:val="000000" w:themeColor="text1"/>
           <w:sz w:val="20"/>
           <w:szCs w:val="20"/>
         </w:rPr>
@@ -5793,7 +5321,6 @@
       <w:r>
         <w:rPr>
           <w:rFonts w:ascii="標楷體" w:eastAsia="標楷體" w:hAnsi="標楷體" w:cs="標楷體" w:hint="eastAsia"/>
-          <w:color w:val="000000" w:themeColor="text1"/>
           <w:sz w:val="20"/>
           <w:szCs w:val="20"/>
         </w:rPr>
@@ -5802,7 +5329,6 @@
       <w:r>
         <w:rPr>
           <w:rFonts w:ascii="標楷體" w:eastAsia="標楷體" w:hAnsi="標楷體" w:hint="eastAsia"/>
-          <w:color w:val="FF0000"/>
           <w:sz w:val="20"/>
           <w:szCs w:val="20"/>
         </w:rPr>
@@ -5812,7 +5338,7 @@
     <w:sectPr>
       <w:headerReference w:type="default" r:id="rId8"/>
       <w:pgSz w:w="11907" w:h="16840" w:code="9"/>
-      <w:pgMar w:top="709" w:right="851" w:bottom="680" w:left="595" w:header="284" w:footer="284" w:gutter="397"/>
+      <w:pgMar w:top="510" w:right="851" w:bottom="510" w:left="595" w:header="284" w:footer="340" w:gutter="397"/>
       <w:pgNumType w:start="1"/>
       <w:cols w:space="425"/>
       <w:docGrid w:type="lines" w:linePitch="360"/>
@@ -5892,7 +5418,7 @@
         <v:path o:extrusionok="f" gradientshapeok="t" o:connecttype="rect"/>
         <o:lock v:ext="edit" aspectratio="t"/>
       </v:shapetype>
-      <v:shape id="_x0000_i1035" type="#_x0000_t75" style="width:11.25pt;height:11.25pt" o:bullet="t">
+      <v:shape id="_x0000_i1033" type="#_x0000_t75" style="width:11.4pt;height:11.4pt" o:bullet="t">
         <v:imagedata r:id="rId1" o:title="msoE1C5"/>
       </v:shape>
     </w:pict>
@@ -7624,6 +7150,96 @@
     </w:lvl>
   </w:abstractNum>
   <w:abstractNum w:abstractNumId="19" w15:restartNumberingAfterBreak="0">
+    <w:nsid w:val="22C3443D"/>
+    <w:multiLevelType w:val="hybridMultilevel"/>
+    <w:tmpl w:val="494A1FFA"/>
+    <w:lvl w:ilvl="0" w:tplc="5ED0A95C">
+      <w:start w:val="1"/>
+      <w:numFmt w:val="decimal"/>
+      <w:lvlText w:val="%1."/>
+      <w:lvlJc w:val="left"/>
+      <w:pPr>
+        <w:ind w:left="600" w:hanging="600"/>
+      </w:pPr>
+      <w:rPr>
+        <w:rFonts w:hint="eastAsia"/>
+        <w:b/>
+      </w:rPr>
+    </w:lvl>
+    <w:lvl w:ilvl="1" w:tplc="04090019" w:tentative="1">
+      <w:start w:val="1"/>
+      <w:numFmt w:val="ideographTraditional"/>
+      <w:lvlText w:val="%2、"/>
+      <w:lvlJc w:val="left"/>
+      <w:pPr>
+        <w:ind w:left="960" w:hanging="480"/>
+      </w:pPr>
+    </w:lvl>
+    <w:lvl w:ilvl="2" w:tplc="0409001B" w:tentative="1">
+      <w:start w:val="1"/>
+      <w:numFmt w:val="lowerRoman"/>
+      <w:lvlText w:val="%3."/>
+      <w:lvlJc w:val="right"/>
+      <w:pPr>
+        <w:ind w:left="1440" w:hanging="480"/>
+      </w:pPr>
+    </w:lvl>
+    <w:lvl w:ilvl="3" w:tplc="0409000F" w:tentative="1">
+      <w:start w:val="1"/>
+      <w:numFmt w:val="decimal"/>
+      <w:lvlText w:val="%4."/>
+      <w:lvlJc w:val="left"/>
+      <w:pPr>
+        <w:ind w:left="1920" w:hanging="480"/>
+      </w:pPr>
+    </w:lvl>
+    <w:lvl w:ilvl="4" w:tplc="04090019" w:tentative="1">
+      <w:start w:val="1"/>
+      <w:numFmt w:val="ideographTraditional"/>
+      <w:lvlText w:val="%5、"/>
+      <w:lvlJc w:val="left"/>
+      <w:pPr>
+        <w:ind w:left="2400" w:hanging="480"/>
+      </w:pPr>
+    </w:lvl>
+    <w:lvl w:ilvl="5" w:tplc="0409001B" w:tentative="1">
+      <w:start w:val="1"/>
+      <w:numFmt w:val="lowerRoman"/>
+      <w:lvlText w:val="%6."/>
+      <w:lvlJc w:val="right"/>
+      <w:pPr>
+        <w:ind w:left="2880" w:hanging="480"/>
+      </w:pPr>
+    </w:lvl>
+    <w:lvl w:ilvl="6" w:tplc="0409000F" w:tentative="1">
+      <w:start w:val="1"/>
+      <w:numFmt w:val="decimal"/>
+      <w:lvlText w:val="%7."/>
+      <w:lvlJc w:val="left"/>
+      <w:pPr>
+        <w:ind w:left="3360" w:hanging="480"/>
+      </w:pPr>
+    </w:lvl>
+    <w:lvl w:ilvl="7" w:tplc="04090019" w:tentative="1">
+      <w:start w:val="1"/>
+      <w:numFmt w:val="ideographTraditional"/>
+      <w:lvlText w:val="%8、"/>
+      <w:lvlJc w:val="left"/>
+      <w:pPr>
+        <w:ind w:left="3840" w:hanging="480"/>
+      </w:pPr>
+    </w:lvl>
+    <w:lvl w:ilvl="8" w:tplc="0409001B" w:tentative="1">
+      <w:start w:val="1"/>
+      <w:numFmt w:val="lowerRoman"/>
+      <w:lvlText w:val="%9."/>
+      <w:lvlJc w:val="right"/>
+      <w:pPr>
+        <w:ind w:left="4320" w:hanging="480"/>
+      </w:pPr>
+    </w:lvl>
+  </w:abstractNum>
+  <w:abstractNum w:abstractNumId="20" w15:restartNumberingAfterBreak="0">
     <w:nsid w:val="24E52728"/>
     <w:multiLevelType w:val="singleLevel"/>
     <w:tmpl w:val="74DA451A"/>
@@ -7643,7 +7259,7 @@
       </w:rPr>
     </w:lvl>
   </w:abstractNum>
-  <w:abstractNum w:abstractNumId="20" w15:restartNumberingAfterBreak="0">
+  <w:abstractNum w:abstractNumId="21" w15:restartNumberingAfterBreak="0">
     <w:nsid w:val="251265D8"/>
     <w:multiLevelType w:val="hybridMultilevel"/>
     <w:tmpl w:val="399692A4"/>
@@ -7759,7 +7375,7 @@
       </w:pPr>
     </w:lvl>
   </w:abstractNum>
-  <w:abstractNum w:abstractNumId="21" w15:restartNumberingAfterBreak="0">
+  <w:abstractNum w:abstractNumId="22" w15:restartNumberingAfterBreak="0">
     <w:nsid w:val="2983433A"/>
     <w:multiLevelType w:val="hybridMultilevel"/>
     <w:tmpl w:val="B05C2B22"/>
@@ -7845,7 +7461,7 @@
       </w:pPr>
     </w:lvl>
   </w:abstractNum>
-  <w:abstractNum w:abstractNumId="22" w15:restartNumberingAfterBreak="0">
+  <w:abstractNum w:abstractNumId="23" w15:restartNumberingAfterBreak="0">
     <w:nsid w:val="2B383B12"/>
     <w:multiLevelType w:val="hybridMultilevel"/>
     <w:tmpl w:val="7592FA44"/>
@@ -7961,7 +7577,7 @@
       </w:pPr>
     </w:lvl>
   </w:abstractNum>
-  <w:abstractNum w:abstractNumId="23" w15:restartNumberingAfterBreak="0">
+  <w:abstractNum w:abstractNumId="24" w15:restartNumberingAfterBreak="0">
     <w:nsid w:val="2F382E66"/>
     <w:multiLevelType w:val="hybridMultilevel"/>
     <w:tmpl w:val="00587956"/>
@@ -8051,7 +7667,7 @@
       </w:pPr>
     </w:lvl>
   </w:abstractNum>
-  <w:abstractNum w:abstractNumId="24" w15:restartNumberingAfterBreak="0">
+  <w:abstractNum w:abstractNumId="25" w15:restartNumberingAfterBreak="0">
     <w:nsid w:val="301419CE"/>
     <w:multiLevelType w:val="hybridMultilevel"/>
     <w:tmpl w:val="A13E6368"/>
@@ -8175,7 +7791,7 @@
       </w:pPr>
     </w:lvl>
   </w:abstractNum>
-  <w:abstractNum w:abstractNumId="25" w15:restartNumberingAfterBreak="0">
+  <w:abstractNum w:abstractNumId="26" w15:restartNumberingAfterBreak="0">
     <w:nsid w:val="321B6533"/>
     <w:multiLevelType w:val="hybridMultilevel"/>
     <w:tmpl w:val="1B944A46"/>
@@ -8291,7 +7907,7 @@
       </w:pPr>
     </w:lvl>
   </w:abstractNum>
-  <w:abstractNum w:abstractNumId="26" w15:restartNumberingAfterBreak="0">
+  <w:abstractNum w:abstractNumId="27" w15:restartNumberingAfterBreak="0">
     <w:nsid w:val="386B24C9"/>
     <w:multiLevelType w:val="hybridMultilevel"/>
     <w:tmpl w:val="7C6CC628"/>
@@ -8382,7 +7998,7 @@
       </w:pPr>
     </w:lvl>
   </w:abstractNum>
-  <w:abstractNum w:abstractNumId="27" w15:restartNumberingAfterBreak="0">
+  <w:abstractNum w:abstractNumId="28" w15:restartNumberingAfterBreak="0">
     <w:nsid w:val="388A4EF6"/>
     <w:multiLevelType w:val="multilevel"/>
     <w:tmpl w:val="1848E9DE"/>
@@ -8475,7 +8091,7 @@
       </w:pPr>
     </w:lvl>
   </w:abstractNum>
-  <w:abstractNum w:abstractNumId="28" w15:restartNumberingAfterBreak="0">
+  <w:abstractNum w:abstractNumId="29" w15:restartNumberingAfterBreak="0">
     <w:nsid w:val="38EC624C"/>
     <w:multiLevelType w:val="hybridMultilevel"/>
     <w:tmpl w:val="8CFE7C86"/>
@@ -8564,7 +8180,7 @@
       </w:pPr>
     </w:lvl>
   </w:abstractNum>
-  <w:abstractNum w:abstractNumId="29" w15:restartNumberingAfterBreak="0">
+  <w:abstractNum w:abstractNumId="30" w15:restartNumberingAfterBreak="0">
     <w:nsid w:val="3B211B80"/>
     <w:multiLevelType w:val="hybridMultilevel"/>
     <w:tmpl w:val="6B704878"/>
@@ -8653,7 +8269,7 @@
       </w:pPr>
     </w:lvl>
   </w:abstractNum>
-  <w:abstractNum w:abstractNumId="30" w15:restartNumberingAfterBreak="0">
+  <w:abstractNum w:abstractNumId="31" w15:restartNumberingAfterBreak="0">
     <w:nsid w:val="3BED37F4"/>
     <w:multiLevelType w:val="hybridMultilevel"/>
     <w:tmpl w:val="982AF3EC"/>
@@ -8742,7 +8358,7 @@
       </w:pPr>
     </w:lvl>
   </w:abstractNum>
-  <w:abstractNum w:abstractNumId="31" w15:restartNumberingAfterBreak="0">
+  <w:abstractNum w:abstractNumId="32" w15:restartNumberingAfterBreak="0">
     <w:nsid w:val="3CA36BCB"/>
     <w:multiLevelType w:val="hybridMultilevel"/>
     <w:tmpl w:val="65F62CC8"/>
@@ -8834,7 +8450,7 @@
       </w:pPr>
     </w:lvl>
   </w:abstractNum>
-  <w:abstractNum w:abstractNumId="32" w15:restartNumberingAfterBreak="0">
+  <w:abstractNum w:abstractNumId="33" w15:restartNumberingAfterBreak="0">
     <w:nsid w:val="3F14197C"/>
     <w:multiLevelType w:val="hybridMultilevel"/>
     <w:tmpl w:val="15E68AF8"/>
@@ -8948,7 +8564,7 @@
       </w:rPr>
     </w:lvl>
   </w:abstractNum>
-  <w:abstractNum w:abstractNumId="33" w15:restartNumberingAfterBreak="0">
+  <w:abstractNum w:abstractNumId="34" w15:restartNumberingAfterBreak="0">
     <w:nsid w:val="40ED7E36"/>
     <w:multiLevelType w:val="hybridMultilevel"/>
     <w:tmpl w:val="4878B304"/>
@@ -9037,7 +8653,7 @@
       </w:pPr>
     </w:lvl>
   </w:abstractNum>
-  <w:abstractNum w:abstractNumId="34" w15:restartNumberingAfterBreak="0">
+  <w:abstractNum w:abstractNumId="35" w15:restartNumberingAfterBreak="0">
     <w:nsid w:val="41935A4F"/>
     <w:multiLevelType w:val="hybridMultilevel"/>
     <w:tmpl w:val="DCF689F4"/>
@@ -9126,7 +8742,7 @@
       </w:pPr>
     </w:lvl>
   </w:abstractNum>
-  <w:abstractNum w:abstractNumId="35" w15:restartNumberingAfterBreak="0">
+  <w:abstractNum w:abstractNumId="36" w15:restartNumberingAfterBreak="0">
     <w:nsid w:val="455D37DA"/>
     <w:multiLevelType w:val="hybridMultilevel"/>
     <w:tmpl w:val="8182F490"/>
@@ -9217,7 +8833,7 @@
       </w:pPr>
     </w:lvl>
   </w:abstractNum>
-  <w:abstractNum w:abstractNumId="36" w15:restartNumberingAfterBreak="0">
+  <w:abstractNum w:abstractNumId="37" w15:restartNumberingAfterBreak="0">
     <w:nsid w:val="489E131F"/>
     <w:multiLevelType w:val="singleLevel"/>
     <w:tmpl w:val="5ED0A95C"/>
@@ -9237,7 +8853,7 @@
       </w:rPr>
     </w:lvl>
   </w:abstractNum>
-  <w:abstractNum w:abstractNumId="37" w15:restartNumberingAfterBreak="0">
+  <w:abstractNum w:abstractNumId="38" w15:restartNumberingAfterBreak="0">
     <w:nsid w:val="48BD50CB"/>
     <w:multiLevelType w:val="hybridMultilevel"/>
     <w:tmpl w:val="7EF4FE28"/>
@@ -9326,7 +8942,7 @@
       </w:pPr>
     </w:lvl>
   </w:abstractNum>
-  <w:abstractNum w:abstractNumId="38" w15:restartNumberingAfterBreak="0">
+  <w:abstractNum w:abstractNumId="39" w15:restartNumberingAfterBreak="0">
     <w:nsid w:val="4AD22E57"/>
     <w:multiLevelType w:val="hybridMultilevel"/>
     <w:tmpl w:val="65F62CC8"/>
@@ -9418,7 +9034,7 @@
       </w:pPr>
     </w:lvl>
   </w:abstractNum>
-  <w:abstractNum w:abstractNumId="39" w15:restartNumberingAfterBreak="0">
+  <w:abstractNum w:abstractNumId="40" w15:restartNumberingAfterBreak="0">
     <w:nsid w:val="4B360CB3"/>
     <w:multiLevelType w:val="hybridMultilevel"/>
     <w:tmpl w:val="DCF689F4"/>
@@ -9507,7 +9123,7 @@
       </w:pPr>
     </w:lvl>
   </w:abstractNum>
-  <w:abstractNum w:abstractNumId="40" w15:restartNumberingAfterBreak="0">
+  <w:abstractNum w:abstractNumId="41" w15:restartNumberingAfterBreak="0">
     <w:nsid w:val="4D3531D8"/>
     <w:multiLevelType w:val="hybridMultilevel"/>
     <w:tmpl w:val="76FE925E"/>
@@ -9648,7 +9264,7 @@
       </w:rPr>
     </w:lvl>
   </w:abstractNum>
-  <w:abstractNum w:abstractNumId="41" w15:restartNumberingAfterBreak="0">
+  <w:abstractNum w:abstractNumId="42" w15:restartNumberingAfterBreak="0">
     <w:nsid w:val="4F801EAD"/>
     <w:multiLevelType w:val="hybridMultilevel"/>
     <w:tmpl w:val="072ED336"/>
@@ -9734,11 +9350,11 @@
       </w:pPr>
     </w:lvl>
   </w:abstractNum>
-  <w:abstractNum w:abstractNumId="42" w15:restartNumberingAfterBreak="0">
+  <w:abstractNum w:abstractNumId="43" w15:restartNumberingAfterBreak="0">
     <w:nsid w:val="515D2019"/>
     <w:multiLevelType w:val="hybridMultilevel"/>
-    <w:tmpl w:val="8BBC24B4"/>
-    <w:lvl w:ilvl="0" w:tplc="807ECC26">
+    <w:tmpl w:val="C36453A6"/>
+    <w:lvl w:ilvl="0" w:tplc="955A0530">
       <w:start w:val="1"/>
       <w:numFmt w:val="decimal"/>
       <w:lvlText w:val="%1."/>
@@ -9748,7 +9364,7 @@
       </w:pPr>
       <w:rPr>
         <w:rFonts w:hint="default"/>
-        <w:color w:val="FF0000"/>
+        <w:color w:val="auto"/>
       </w:rPr>
     </w:lvl>
     <w:lvl w:ilvl="1" w:tplc="04090019" w:tentative="1">
@@ -9824,7 +9440,7 @@
       </w:pPr>
     </w:lvl>
   </w:abstractNum>
-  <w:abstractNum w:abstractNumId="43" w15:restartNumberingAfterBreak="0">
+  <w:abstractNum w:abstractNumId="44" w15:restartNumberingAfterBreak="0">
     <w:nsid w:val="532504FF"/>
     <w:multiLevelType w:val="hybridMultilevel"/>
     <w:tmpl w:val="DCF689F4"/>
@@ -9913,7 +9529,7 @@
       </w:pPr>
     </w:lvl>
   </w:abstractNum>
-  <w:abstractNum w:abstractNumId="44" w15:restartNumberingAfterBreak="0">
+  <w:abstractNum w:abstractNumId="45" w15:restartNumberingAfterBreak="0">
     <w:nsid w:val="536811BF"/>
     <w:multiLevelType w:val="hybridMultilevel"/>
     <w:tmpl w:val="6F58FE96"/>
@@ -10002,7 +9618,7 @@
       </w:pPr>
     </w:lvl>
   </w:abstractNum>
-  <w:abstractNum w:abstractNumId="45" w15:restartNumberingAfterBreak="0">
+  <w:abstractNum w:abstractNumId="46" w15:restartNumberingAfterBreak="0">
     <w:nsid w:val="536F0229"/>
     <w:multiLevelType w:val="hybridMultilevel"/>
     <w:tmpl w:val="BDB2F76E"/>
@@ -10118,7 +9734,7 @@
       </w:pPr>
     </w:lvl>
   </w:abstractNum>
-  <w:abstractNum w:abstractNumId="46" w15:restartNumberingAfterBreak="0">
+  <w:abstractNum w:abstractNumId="47" w15:restartNumberingAfterBreak="0">
     <w:nsid w:val="537447CD"/>
     <w:multiLevelType w:val="hybridMultilevel"/>
     <w:tmpl w:val="DCF689F4"/>
@@ -10207,7 +9823,7 @@
       </w:pPr>
     </w:lvl>
   </w:abstractNum>
-  <w:abstractNum w:abstractNumId="47" w15:restartNumberingAfterBreak="0">
+  <w:abstractNum w:abstractNumId="48" w15:restartNumberingAfterBreak="0">
     <w:nsid w:val="541E4EF2"/>
     <w:multiLevelType w:val="singleLevel"/>
     <w:tmpl w:val="E56CFA1A"/>
@@ -10227,7 +9843,7 @@
       </w:rPr>
     </w:lvl>
   </w:abstractNum>
-  <w:abstractNum w:abstractNumId="48" w15:restartNumberingAfterBreak="0">
+  <w:abstractNum w:abstractNumId="49" w15:restartNumberingAfterBreak="0">
     <w:nsid w:val="55607F23"/>
     <w:multiLevelType w:val="hybridMultilevel"/>
     <w:tmpl w:val="C144C364"/>
@@ -10316,7 +9932,7 @@
       </w:pPr>
     </w:lvl>
   </w:abstractNum>
-  <w:abstractNum w:abstractNumId="49" w15:restartNumberingAfterBreak="0">
+  <w:abstractNum w:abstractNumId="50" w15:restartNumberingAfterBreak="0">
     <w:nsid w:val="57F10696"/>
     <w:multiLevelType w:val="hybridMultilevel"/>
     <w:tmpl w:val="1B944A46"/>
@@ -10432,7 +10048,7 @@
       </w:pPr>
     </w:lvl>
   </w:abstractNum>
-  <w:abstractNum w:abstractNumId="50" w15:restartNumberingAfterBreak="0">
+  <w:abstractNum w:abstractNumId="51" w15:restartNumberingAfterBreak="0">
     <w:nsid w:val="5AA23888"/>
     <w:multiLevelType w:val="hybridMultilevel"/>
     <w:tmpl w:val="03C63550"/>
@@ -10518,7 +10134,7 @@
       </w:pPr>
     </w:lvl>
   </w:abstractNum>
-  <w:abstractNum w:abstractNumId="51" w15:restartNumberingAfterBreak="0">
+  <w:abstractNum w:abstractNumId="52" w15:restartNumberingAfterBreak="0">
     <w:nsid w:val="5BCA2E40"/>
     <w:multiLevelType w:val="hybridMultilevel"/>
     <w:tmpl w:val="2E8C052C"/>
@@ -10607,7 +10223,7 @@
       </w:pPr>
     </w:lvl>
   </w:abstractNum>
-  <w:abstractNum w:abstractNumId="52" w15:restartNumberingAfterBreak="0">
+  <w:abstractNum w:abstractNumId="53" w15:restartNumberingAfterBreak="0">
     <w:nsid w:val="5CB6761F"/>
     <w:multiLevelType w:val="hybridMultilevel"/>
     <w:tmpl w:val="3E56FDB0"/>
@@ -10697,7 +10313,7 @@
       </w:pPr>
     </w:lvl>
   </w:abstractNum>
-  <w:abstractNum w:abstractNumId="53" w15:restartNumberingAfterBreak="0">
+  <w:abstractNum w:abstractNumId="54" w15:restartNumberingAfterBreak="0">
     <w:nsid w:val="5D8B5BB4"/>
     <w:multiLevelType w:val="hybridMultilevel"/>
     <w:tmpl w:val="B3265FA2"/>
@@ -10812,7 +10428,7 @@
       </w:rPr>
     </w:lvl>
   </w:abstractNum>
-  <w:abstractNum w:abstractNumId="54" w15:restartNumberingAfterBreak="0">
+  <w:abstractNum w:abstractNumId="55" w15:restartNumberingAfterBreak="0">
     <w:nsid w:val="5F4D5249"/>
     <w:multiLevelType w:val="hybridMultilevel"/>
     <w:tmpl w:val="DF9A9100"/>
@@ -10929,7 +10545,7 @@
       </w:pPr>
     </w:lvl>
   </w:abstractNum>
-  <w:abstractNum w:abstractNumId="55" w15:restartNumberingAfterBreak="0">
+  <w:abstractNum w:abstractNumId="56" w15:restartNumberingAfterBreak="0">
     <w:nsid w:val="5F644DB1"/>
     <w:multiLevelType w:val="hybridMultilevel"/>
     <w:tmpl w:val="A6906EDE"/>
@@ -11044,7 +10660,7 @@
       </w:rPr>
     </w:lvl>
   </w:abstractNum>
-  <w:abstractNum w:abstractNumId="56" w15:restartNumberingAfterBreak="0">
+  <w:abstractNum w:abstractNumId="57" w15:restartNumberingAfterBreak="0">
     <w:nsid w:val="61CB62B5"/>
     <w:multiLevelType w:val="hybridMultilevel"/>
     <w:tmpl w:val="DCF689F4"/>
@@ -11133,7 +10749,7 @@
       </w:pPr>
     </w:lvl>
   </w:abstractNum>
-  <w:abstractNum w:abstractNumId="57" w15:restartNumberingAfterBreak="0">
+  <w:abstractNum w:abstractNumId="58" w15:restartNumberingAfterBreak="0">
     <w:nsid w:val="67C95A70"/>
     <w:multiLevelType w:val="multilevel"/>
     <w:tmpl w:val="870A2A9A"/>
@@ -11222,7 +10838,7 @@
       </w:pPr>
     </w:lvl>
   </w:abstractNum>
-  <w:abstractNum w:abstractNumId="58" w15:restartNumberingAfterBreak="0">
+  <w:abstractNum w:abstractNumId="59" w15:restartNumberingAfterBreak="0">
     <w:nsid w:val="68BA67E2"/>
     <w:multiLevelType w:val="hybridMultilevel"/>
     <w:tmpl w:val="244E2C38"/>
@@ -11311,7 +10927,7 @@
       </w:pPr>
     </w:lvl>
   </w:abstractNum>
-  <w:abstractNum w:abstractNumId="59" w15:restartNumberingAfterBreak="0">
+  <w:abstractNum w:abstractNumId="60" w15:restartNumberingAfterBreak="0">
     <w:nsid w:val="6A865A0D"/>
     <w:multiLevelType w:val="hybridMultilevel"/>
     <w:tmpl w:val="7442675E"/>
@@ -11400,7 +11016,7 @@
       </w:pPr>
     </w:lvl>
   </w:abstractNum>
-  <w:abstractNum w:abstractNumId="60" w15:restartNumberingAfterBreak="0">
+  <w:abstractNum w:abstractNumId="61" w15:restartNumberingAfterBreak="0">
     <w:nsid w:val="6B0571AA"/>
     <w:multiLevelType w:val="hybridMultilevel"/>
     <w:tmpl w:val="79EE36BC"/>
@@ -11516,7 +11132,7 @@
       </w:pPr>
     </w:lvl>
   </w:abstractNum>
-  <w:abstractNum w:abstractNumId="61" w15:restartNumberingAfterBreak="0">
+  <w:abstractNum w:abstractNumId="62" w15:restartNumberingAfterBreak="0">
     <w:nsid w:val="6C1F3FD5"/>
     <w:multiLevelType w:val="hybridMultilevel"/>
     <w:tmpl w:val="C692485C"/>
@@ -11632,7 +11248,7 @@
       </w:pPr>
     </w:lvl>
   </w:abstractNum>
-  <w:abstractNum w:abstractNumId="62" w15:restartNumberingAfterBreak="0">
+  <w:abstractNum w:abstractNumId="63" w15:restartNumberingAfterBreak="0">
     <w:nsid w:val="6C9D0E84"/>
     <w:multiLevelType w:val="hybridMultilevel"/>
     <w:tmpl w:val="B05C2B22"/>
@@ -11718,7 +11334,7 @@
       </w:pPr>
     </w:lvl>
   </w:abstractNum>
-  <w:abstractNum w:abstractNumId="63" w15:restartNumberingAfterBreak="0">
+  <w:abstractNum w:abstractNumId="64" w15:restartNumberingAfterBreak="0">
     <w:nsid w:val="70E4294E"/>
     <w:multiLevelType w:val="hybridMultilevel"/>
     <w:tmpl w:val="21CA86EC"/>
@@ -11834,7 +11450,7 @@
       </w:pPr>
     </w:lvl>
   </w:abstractNum>
-  <w:abstractNum w:abstractNumId="64" w15:restartNumberingAfterBreak="0">
+  <w:abstractNum w:abstractNumId="65" w15:restartNumberingAfterBreak="0">
     <w:nsid w:val="73042D5E"/>
     <w:multiLevelType w:val="hybridMultilevel"/>
     <w:tmpl w:val="1B944A46"/>
@@ -11950,7 +11566,7 @@
       </w:pPr>
     </w:lvl>
   </w:abstractNum>
-  <w:abstractNum w:abstractNumId="65" w15:restartNumberingAfterBreak="0">
+  <w:abstractNum w:abstractNumId="66" w15:restartNumberingAfterBreak="0">
     <w:nsid w:val="76BB2B30"/>
     <w:multiLevelType w:val="hybridMultilevel"/>
     <w:tmpl w:val="165AC012"/>
@@ -12063,7 +11679,7 @@
       </w:rPr>
     </w:lvl>
   </w:abstractNum>
-  <w:abstractNum w:abstractNumId="66" w15:restartNumberingAfterBreak="0">
+  <w:abstractNum w:abstractNumId="67" w15:restartNumberingAfterBreak="0">
     <w:nsid w:val="77670589"/>
     <w:multiLevelType w:val="hybridMultilevel"/>
     <w:tmpl w:val="3EDA81A0"/>
@@ -12152,7 +11768,7 @@
       </w:pPr>
     </w:lvl>
   </w:abstractNum>
-  <w:abstractNum w:abstractNumId="67" w15:restartNumberingAfterBreak="0">
+  <w:abstractNum w:abstractNumId="68" w15:restartNumberingAfterBreak="0">
     <w:nsid w:val="7D920C24"/>
     <w:multiLevelType w:val="hybridMultilevel"/>
     <w:tmpl w:val="F560009A"/>
@@ -12239,40 +11855,40 @@
     </w:lvl>
   </w:abstractNum>
   <w:num w:numId="1" w16cid:durableId="175653044">
-    <w:abstractNumId w:val="47"/>
+    <w:abstractNumId w:val="48"/>
   </w:num>
   <w:num w:numId="2" w16cid:durableId="1193373969">
     <w:abstractNumId w:val="10"/>
   </w:num>
   <w:num w:numId="3" w16cid:durableId="507256770">
-    <w:abstractNumId w:val="19"/>
+    <w:abstractNumId w:val="20"/>
   </w:num>
   <w:num w:numId="4" w16cid:durableId="2037727094">
-    <w:abstractNumId w:val="36"/>
+    <w:abstractNumId w:val="37"/>
   </w:num>
   <w:num w:numId="5" w16cid:durableId="2048723498">
-    <w:abstractNumId w:val="49"/>
+    <w:abstractNumId w:val="50"/>
   </w:num>
   <w:num w:numId="6" w16cid:durableId="591671294">
-    <w:abstractNumId w:val="60"/>
+    <w:abstractNumId w:val="61"/>
   </w:num>
   <w:num w:numId="7" w16cid:durableId="1147629086">
-    <w:abstractNumId w:val="22"/>
+    <w:abstractNumId w:val="23"/>
   </w:num>
   <w:num w:numId="8" w16cid:durableId="610164983">
-    <w:abstractNumId w:val="54"/>
+    <w:abstractNumId w:val="55"/>
   </w:num>
   <w:num w:numId="9" w16cid:durableId="242955285">
     <w:abstractNumId w:val="18"/>
   </w:num>
   <w:num w:numId="10" w16cid:durableId="1082988873">
-    <w:abstractNumId w:val="45"/>
+    <w:abstractNumId w:val="46"/>
   </w:num>
   <w:num w:numId="11" w16cid:durableId="1802380794">
-    <w:abstractNumId w:val="61"/>
+    <w:abstractNumId w:val="62"/>
   </w:num>
   <w:num w:numId="12" w16cid:durableId="149953142">
-    <w:abstractNumId w:val="24"/>
+    <w:abstractNumId w:val="25"/>
     <w:lvlOverride w:ilvl="0">
       <w:startOverride w:val="1"/>
     </w:lvlOverride>
@@ -12298,19 +11914,19 @@
     </w:lvlOverride>
   </w:num>
   <w:num w:numId="13" w16cid:durableId="1295253846">
-    <w:abstractNumId w:val="55"/>
+    <w:abstractNumId w:val="56"/>
   </w:num>
   <w:num w:numId="14" w16cid:durableId="1737824327">
-    <w:abstractNumId w:val="53"/>
+    <w:abstractNumId w:val="54"/>
   </w:num>
   <w:num w:numId="15" w16cid:durableId="193924544">
-    <w:abstractNumId w:val="40"/>
+    <w:abstractNumId w:val="41"/>
   </w:num>
   <w:num w:numId="16" w16cid:durableId="2117943530">
     <w:abstractNumId w:val="13"/>
   </w:num>
   <w:num w:numId="17" w16cid:durableId="490872939">
-    <w:abstractNumId w:val="34"/>
+    <w:abstractNumId w:val="35"/>
   </w:num>
   <w:num w:numId="18" w16cid:durableId="1539705565">
     <w:abstractNumId w:val="3"/>
@@ -12319,43 +11935,43 @@
     <w:abstractNumId w:val="6"/>
   </w:num>
   <w:num w:numId="20" w16cid:durableId="2133591484">
+    <w:abstractNumId w:val="40"/>
+  </w:num>
+  <w:num w:numId="21" w16cid:durableId="1755931734">
+    <w:abstractNumId w:val="47"/>
+  </w:num>
+  <w:num w:numId="22" w16cid:durableId="870918023">
+    <w:abstractNumId w:val="44"/>
+  </w:num>
+  <w:num w:numId="23" w16cid:durableId="2020085105">
+    <w:abstractNumId w:val="57"/>
+  </w:num>
+  <w:num w:numId="24" w16cid:durableId="416365350">
+    <w:abstractNumId w:val="29"/>
+  </w:num>
+  <w:num w:numId="25" w16cid:durableId="669717176">
+    <w:abstractNumId w:val="43"/>
+  </w:num>
+  <w:num w:numId="26" w16cid:durableId="1266303625">
+    <w:abstractNumId w:val="30"/>
+  </w:num>
+  <w:num w:numId="27" w16cid:durableId="1475102072">
+    <w:abstractNumId w:val="21"/>
+  </w:num>
+  <w:num w:numId="28" w16cid:durableId="1146124917">
+    <w:abstractNumId w:val="42"/>
+  </w:num>
+  <w:num w:numId="29" w16cid:durableId="1954089041">
+    <w:abstractNumId w:val="58"/>
+  </w:num>
+  <w:num w:numId="30" w16cid:durableId="224801921">
+    <w:abstractNumId w:val="63"/>
+  </w:num>
+  <w:num w:numId="31" w16cid:durableId="1776053006">
     <w:abstractNumId w:val="39"/>
   </w:num>
-  <w:num w:numId="21" w16cid:durableId="1755931734">
-    <w:abstractNumId w:val="46"/>
-  </w:num>
-  <w:num w:numId="22" w16cid:durableId="870918023">
-    <w:abstractNumId w:val="43"/>
-  </w:num>
-  <w:num w:numId="23" w16cid:durableId="2020085105">
-    <w:abstractNumId w:val="56"/>
-  </w:num>
-  <w:num w:numId="24" w16cid:durableId="416365350">
-    <w:abstractNumId w:val="28"/>
-  </w:num>
-  <w:num w:numId="25" w16cid:durableId="669717176">
-    <w:abstractNumId w:val="42"/>
-  </w:num>
-  <w:num w:numId="26" w16cid:durableId="1266303625">
-    <w:abstractNumId w:val="29"/>
-  </w:num>
-  <w:num w:numId="27" w16cid:durableId="1475102072">
-    <w:abstractNumId w:val="20"/>
-  </w:num>
-  <w:num w:numId="28" w16cid:durableId="1146124917">
-    <w:abstractNumId w:val="41"/>
-  </w:num>
-  <w:num w:numId="29" w16cid:durableId="1954089041">
-    <w:abstractNumId w:val="57"/>
-  </w:num>
-  <w:num w:numId="30" w16cid:durableId="224801921">
-    <w:abstractNumId w:val="62"/>
-  </w:num>
-  <w:num w:numId="31" w16cid:durableId="1776053006">
-    <w:abstractNumId w:val="38"/>
-  </w:num>
   <w:num w:numId="32" w16cid:durableId="1133058853">
-    <w:abstractNumId w:val="66"/>
+    <w:abstractNumId w:val="67"/>
   </w:num>
   <w:num w:numId="33" w16cid:durableId="1636448663">
     <w:abstractNumId w:val="7"/>
@@ -12373,37 +11989,37 @@
     <w:abstractNumId w:val="0"/>
   </w:num>
   <w:num w:numId="38" w16cid:durableId="1856308743">
-    <w:abstractNumId w:val="67"/>
+    <w:abstractNumId w:val="68"/>
   </w:num>
   <w:num w:numId="39" w16cid:durableId="133255702">
     <w:abstractNumId w:val="9"/>
   </w:num>
   <w:num w:numId="40" w16cid:durableId="1057627295">
-    <w:abstractNumId w:val="48"/>
+    <w:abstractNumId w:val="49"/>
   </w:num>
   <w:num w:numId="41" w16cid:durableId="1422676808">
-    <w:abstractNumId w:val="21"/>
+    <w:abstractNumId w:val="22"/>
   </w:num>
   <w:num w:numId="42" w16cid:durableId="513616112">
-    <w:abstractNumId w:val="51"/>
+    <w:abstractNumId w:val="52"/>
   </w:num>
   <w:num w:numId="43" w16cid:durableId="1527408862">
-    <w:abstractNumId w:val="31"/>
+    <w:abstractNumId w:val="32"/>
   </w:num>
   <w:num w:numId="44" w16cid:durableId="1031422146">
-    <w:abstractNumId w:val="35"/>
+    <w:abstractNumId w:val="36"/>
   </w:num>
   <w:num w:numId="45" w16cid:durableId="86269860">
     <w:abstractNumId w:val="14"/>
   </w:num>
   <w:num w:numId="46" w16cid:durableId="1094593007">
-    <w:abstractNumId w:val="26"/>
+    <w:abstractNumId w:val="27"/>
   </w:num>
   <w:num w:numId="47" w16cid:durableId="756172649">
-    <w:abstractNumId w:val="23"/>
+    <w:abstractNumId w:val="24"/>
   </w:num>
   <w:num w:numId="48" w16cid:durableId="1992902560">
-    <w:abstractNumId w:val="44"/>
+    <w:abstractNumId w:val="45"/>
   </w:num>
   <w:num w:numId="49" w16cid:durableId="1970168133">
     <w:abstractNumId w:val="4"/>
@@ -12418,7 +12034,7 @@
     <w:abstractNumId w:val="16"/>
   </w:num>
   <w:num w:numId="53" w16cid:durableId="1180041987">
-    <w:abstractNumId w:val="27"/>
+    <w:abstractNumId w:val="28"/>
   </w:num>
   <w:num w:numId="54" w16cid:durableId="1095251859">
     <w:abstractNumId w:val="17"/>
@@ -12433,13 +12049,13 @@
     </w:lvlOverride>
   </w:num>
   <w:num w:numId="56" w16cid:durableId="1094935886">
-    <w:abstractNumId w:val="27"/>
+    <w:abstractNumId w:val="28"/>
     <w:lvlOverride w:ilvl="0">
       <w:startOverride w:val="1"/>
     </w:lvlOverride>
   </w:num>
   <w:num w:numId="57" w16cid:durableId="358900644">
-    <w:abstractNumId w:val="50"/>
+    <w:abstractNumId w:val="51"/>
   </w:num>
   <w:num w:numId="58" w16cid:durableId="744298289">
     <w:abstractNumId w:val="5"/>
@@ -12448,40 +12064,43 @@
     <w:abstractNumId w:val="1"/>
   </w:num>
   <w:num w:numId="60" w16cid:durableId="855267421">
-    <w:abstractNumId w:val="25"/>
+    <w:abstractNumId w:val="26"/>
   </w:num>
   <w:num w:numId="61" w16cid:durableId="827090063">
+    <w:abstractNumId w:val="65"/>
+  </w:num>
+  <w:num w:numId="62" w16cid:durableId="198906490">
     <w:abstractNumId w:val="64"/>
   </w:num>
-  <w:num w:numId="62" w16cid:durableId="198906490">
-    <w:abstractNumId w:val="63"/>
-  </w:num>
   <w:num w:numId="63" w16cid:durableId="72548656">
-    <w:abstractNumId w:val="52"/>
+    <w:abstractNumId w:val="53"/>
   </w:num>
   <w:num w:numId="64" w16cid:durableId="18819939">
-    <w:abstractNumId w:val="32"/>
+    <w:abstractNumId w:val="33"/>
   </w:num>
   <w:num w:numId="65" w16cid:durableId="1658220592">
-    <w:abstractNumId w:val="33"/>
+    <w:abstractNumId w:val="34"/>
   </w:num>
   <w:num w:numId="66" w16cid:durableId="240264181">
     <w:abstractNumId w:val="12"/>
   </w:num>
   <w:num w:numId="67" w16cid:durableId="1537234060">
+    <w:abstractNumId w:val="60"/>
+  </w:num>
+  <w:num w:numId="68" w16cid:durableId="1758936540">
+    <w:abstractNumId w:val="31"/>
+  </w:num>
+  <w:num w:numId="69" w16cid:durableId="1873028174">
+    <w:abstractNumId w:val="66"/>
+  </w:num>
+  <w:num w:numId="70" w16cid:durableId="1418137412">
+    <w:abstractNumId w:val="38"/>
+  </w:num>
+  <w:num w:numId="71" w16cid:durableId="434054275">
     <w:abstractNumId w:val="59"/>
   </w:num>
-  <w:num w:numId="68" w16cid:durableId="1758936540">
-    <w:abstractNumId w:val="30"/>
-  </w:num>
-  <w:num w:numId="69" w16cid:durableId="1873028174">
-    <w:abstractNumId w:val="65"/>
-  </w:num>
-  <w:num w:numId="70" w16cid:durableId="1418137412">
-    <w:abstractNumId w:val="37"/>
-  </w:num>
-  <w:num w:numId="71" w16cid:durableId="434054275">
-    <w:abstractNumId w:val="58"/>
+  <w:num w:numId="72" w16cid:durableId="1221937143">
+    <w:abstractNumId w:val="19"/>
   </w:num>
   <w:numIdMacAtCleanup w:val="64"/>
 </w:numbering>
